--- a/projects/29_sees_your_last_day/마지막 날이 보이는 남자_작가 무료회차 1차_한중 대조본.docx
+++ b/projects/29_sees_your_last_day/마지막 날이 보이는 남자_작가 무료회차 1차_한중 대조본.docx
@@ -93,22 +93,22 @@
                 <w:color w:val="595959"/>
                 <w:sz w:val="19"/>
               </w:rPr>
-              <w:t>人物：杰克、兰斯、克洛伊、医生、安保人员</w:t>
-            </w:r>
-          </w:p>
-        </w:tc>
-        <w:tc>
-          <w:tcPr>
-            <w:tcW w:type="dxa" w:w="4819"/>
-          </w:tcPr>
-          <w:p>
-            <w:r>
-              <w:rPr>
-                <w:rFonts w:ascii="맑은 고딕" w:hAnsi="맑은 고딕" w:eastAsia="맑은 고딕"/>
-                <w:b w:val="0"/>
-                <w:sz w:val="19"/>
-              </w:rPr>
-              <w:t>인물: 잭, 랜스, 클로이, 의사, 경비원</w:t>
+              <w:t>人物：杰克、德里克、妮可、医生、安保人员</w:t>
+            </w:r>
+          </w:p>
+        </w:tc>
+        <w:tc>
+          <w:tcPr>
+            <w:tcW w:type="dxa" w:w="4819"/>
+          </w:tcPr>
+          <w:p>
+            <w:r>
+              <w:rPr>
+                <w:rFonts w:ascii="맑은 고딕" w:hAnsi="맑은 고딕" w:eastAsia="맑은 고딕"/>
+                <w:b w:val="0"/>
+                <w:sz w:val="19"/>
+              </w:rPr>
+              <w:t>인물: 잭, 데릭, 니콜, 의사, 경비원</w:t>
             </w:r>
           </w:p>
         </w:tc>
@@ -126,22 +126,22 @@
                 <w:color w:val="595959"/>
                 <w:sz w:val="19"/>
               </w:rPr>
-              <w:t>△杰克【字幕：Jack Reed/Waiter/餐厅服务员】穿着一身褶皱的餐厅服务员制服，用力拍打着前台的桌面。</w:t>
-            </w:r>
-          </w:p>
-        </w:tc>
-        <w:tc>
-          <w:tcPr>
-            <w:tcW w:type="dxa" w:w="4819"/>
-          </w:tcPr>
-          <w:p>
-            <w:r>
-              <w:rPr>
-                <w:rFonts w:ascii="맑은 고딕" w:hAnsi="맑은 고딕" w:eastAsia="맑은 고딕"/>
-                <w:b w:val="0"/>
-                <w:sz w:val="19"/>
-              </w:rPr>
-              <w:t>△ 잭【자막: Jack Reed / Waiter / 레스토랑 종업원】이 구겨진 레스토랑 종업원 제복을 입은 채, 접수대 위를 세게 내리친다.</w:t>
+              <w:t>△杰克【字幕：Jack Sullivan/Waiter/餐厅服务员】穿着一身褶皱的餐厅服务员制服，用力拍打着前台的桌面。</w:t>
+            </w:r>
+          </w:p>
+        </w:tc>
+        <w:tc>
+          <w:tcPr>
+            <w:tcW w:type="dxa" w:w="4819"/>
+          </w:tcPr>
+          <w:p>
+            <w:r>
+              <w:rPr>
+                <w:rFonts w:ascii="맑은 고딕" w:hAnsi="맑은 고딕" w:eastAsia="맑은 고딕"/>
+                <w:b w:val="0"/>
+                <w:sz w:val="19"/>
+              </w:rPr>
+              <w:t>△ 잭【자막: Jack Sullivan / Waiter / 레스토랑 종업원】이 구겨진 레스토랑 종업원 제복을 입은 채, 접수대 위를 세게 내리친다.</w:t>
             </w:r>
           </w:p>
         </w:tc>
@@ -192,22 +192,22 @@
                 <w:color w:val="595959"/>
                 <w:sz w:val="19"/>
               </w:rPr>
-              <w:t>△兰斯【字幕：Lance Cromwell/Executive of the Carter Group/卡特集团高管】走了过来。</w:t>
-            </w:r>
-          </w:p>
-        </w:tc>
-        <w:tc>
-          <w:tcPr>
-            <w:tcW w:type="dxa" w:w="4819"/>
-          </w:tcPr>
-          <w:p>
-            <w:r>
-              <w:rPr>
-                <w:rFonts w:ascii="맑은 고딕" w:hAnsi="맑은 고딕" w:eastAsia="맑은 고딕"/>
-                <w:b w:val="0"/>
-                <w:sz w:val="19"/>
-              </w:rPr>
-              <w:t>△ 랜스【자막: Lance Cromwell / Executive of the Carter Group / 카터 그룹 고위 임원】가 다가온다.</w:t>
+              <w:t>△德里克【字幕：Derek Whitmore/Executive of the Carter Group/卡特集团高管】走了过来。</w:t>
+            </w:r>
+          </w:p>
+        </w:tc>
+        <w:tc>
+          <w:tcPr>
+            <w:tcW w:type="dxa" w:w="4819"/>
+          </w:tcPr>
+          <w:p>
+            <w:r>
+              <w:rPr>
+                <w:rFonts w:ascii="맑은 고딕" w:hAnsi="맑은 고딕" w:eastAsia="맑은 고딕"/>
+                <w:b w:val="0"/>
+                <w:sz w:val="19"/>
+              </w:rPr>
+              <w:t>△ 데릭【자막: Derek Whitmore / Executive of the Carter Group / 카터 그룹 고위 임원】가 다가온다.</w:t>
             </w:r>
           </w:p>
         </w:tc>
@@ -225,22 +225,22 @@
                 <w:color w:val="595959"/>
                 <w:sz w:val="19"/>
               </w:rPr>
-              <w:t>兰斯（指责）：杰克，别在这大吼大叫！</w:t>
-            </w:r>
-          </w:p>
-        </w:tc>
-        <w:tc>
-          <w:tcPr>
-            <w:tcW w:type="dxa" w:w="4819"/>
-          </w:tcPr>
-          <w:p>
-            <w:r>
-              <w:rPr>
-                <w:rFonts w:ascii="맑은 고딕" w:hAnsi="맑은 고딕" w:eastAsia="맑은 고딕"/>
-                <w:b w:val="0"/>
-                <w:sz w:val="19"/>
-              </w:rPr>
-              <w:t>랜스(질책): 잭, 여기서 소리 지르지 마!</w:t>
+              <w:t>德里克（指责）：杰克，别在这大吼大叫！</w:t>
+            </w:r>
+          </w:p>
+        </w:tc>
+        <w:tc>
+          <w:tcPr>
+            <w:tcW w:type="dxa" w:w="4819"/>
+          </w:tcPr>
+          <w:p>
+            <w:r>
+              <w:rPr>
+                <w:rFonts w:ascii="맑은 고딕" w:hAnsi="맑은 고딕" w:eastAsia="맑은 고딕"/>
+                <w:b w:val="0"/>
+                <w:sz w:val="19"/>
+              </w:rPr>
+              <w:t>데릭(질책): 잭, 여기서 소리 지르지 마!</w:t>
             </w:r>
           </w:p>
         </w:tc>
@@ -258,22 +258,22 @@
                 <w:color w:val="595959"/>
                 <w:sz w:val="19"/>
               </w:rPr>
-              <w:t>△杰克上前抓住兰斯的手。</w:t>
-            </w:r>
-          </w:p>
-        </w:tc>
-        <w:tc>
-          <w:tcPr>
-            <w:tcW w:type="dxa" w:w="4819"/>
-          </w:tcPr>
-          <w:p>
-            <w:r>
-              <w:rPr>
-                <w:rFonts w:ascii="맑은 고딕" w:hAnsi="맑은 고딕" w:eastAsia="맑은 고딕"/>
-                <w:b w:val="0"/>
-                <w:sz w:val="19"/>
-              </w:rPr>
-              <w:t>△ 잭이 다가가 랜스의 손을 붙잡는다.</w:t>
+              <w:t>△杰克上前抓住德里克的手。</w:t>
+            </w:r>
+          </w:p>
+        </w:tc>
+        <w:tc>
+          <w:tcPr>
+            <w:tcW w:type="dxa" w:w="4819"/>
+          </w:tcPr>
+          <w:p>
+            <w:r>
+              <w:rPr>
+                <w:rFonts w:ascii="맑은 고딕" w:hAnsi="맑은 고딕" w:eastAsia="맑은 고딕"/>
+                <w:b w:val="0"/>
+                <w:sz w:val="19"/>
+              </w:rPr>
+              <w:t>△ 잭이 다가가 데릭의 손을 붙잡는다.</w:t>
             </w:r>
           </w:p>
         </w:tc>
@@ -291,22 +291,22 @@
                 <w:color w:val="595959"/>
                 <w:sz w:val="19"/>
               </w:rPr>
-              <w:t>杰克（焦急）：兰斯！你不是说在你这买的保险绝对没问题吗？！</w:t>
-            </w:r>
-          </w:p>
-        </w:tc>
-        <w:tc>
-          <w:tcPr>
-            <w:tcW w:type="dxa" w:w="4819"/>
-          </w:tcPr>
-          <w:p>
-            <w:r>
-              <w:rPr>
-                <w:rFonts w:ascii="맑은 고딕" w:hAnsi="맑은 고딕" w:eastAsia="맑은 고딕"/>
-                <w:b w:val="0"/>
-                <w:sz w:val="19"/>
-              </w:rPr>
-              <w:t>잭(다급): 랜스! 너한테 든 보험은 절대 문제없다고 했잖아?!</w:t>
+              <w:t>杰克（焦急）：德里克！你不是说在你这买的保险绝对没问题吗？！</w:t>
+            </w:r>
+          </w:p>
+        </w:tc>
+        <w:tc>
+          <w:tcPr>
+            <w:tcW w:type="dxa" w:w="4819"/>
+          </w:tcPr>
+          <w:p>
+            <w:r>
+              <w:rPr>
+                <w:rFonts w:ascii="맑은 고딕" w:hAnsi="맑은 고딕" w:eastAsia="맑은 고딕"/>
+                <w:b w:val="0"/>
+                <w:sz w:val="19"/>
+              </w:rPr>
+              <w:t>잭(다급): 데릭! 너한테 든 보험은 절대 문제없다고 했잖아?!</w:t>
             </w:r>
           </w:p>
         </w:tc>
@@ -324,22 +324,22 @@
                 <w:color w:val="595959"/>
                 <w:sz w:val="19"/>
               </w:rPr>
-              <w:t>△兰斯冷笑着甩开杰克的手。</w:t>
-            </w:r>
-          </w:p>
-        </w:tc>
-        <w:tc>
-          <w:tcPr>
-            <w:tcW w:type="dxa" w:w="4819"/>
-          </w:tcPr>
-          <w:p>
-            <w:r>
-              <w:rPr>
-                <w:rFonts w:ascii="맑은 고딕" w:hAnsi="맑은 고딕" w:eastAsia="맑은 고딕"/>
-                <w:b w:val="0"/>
-                <w:sz w:val="19"/>
-              </w:rPr>
-              <w:t>△ 랜스가 냉소를 지으며 잭의 손을 뿌리친다.</w:t>
+              <w:t>△德里克冷笑着甩开杰克的手。</w:t>
+            </w:r>
+          </w:p>
+        </w:tc>
+        <w:tc>
+          <w:tcPr>
+            <w:tcW w:type="dxa" w:w="4819"/>
+          </w:tcPr>
+          <w:p>
+            <w:r>
+              <w:rPr>
+                <w:rFonts w:ascii="맑은 고딕" w:hAnsi="맑은 고딕" w:eastAsia="맑은 고딕"/>
+                <w:b w:val="0"/>
+                <w:sz w:val="19"/>
+              </w:rPr>
+              <w:t>△ 데릭이 냉소를 지으며 잭의 손을 뿌리친다.</w:t>
             </w:r>
           </w:p>
         </w:tc>
@@ -357,22 +357,22 @@
                 <w:color w:val="595959"/>
                 <w:sz w:val="19"/>
               </w:rPr>
-              <w:t>兰斯：我想怎么样就怎么样，不需要给你这个无能的下等人解释。</w:t>
-            </w:r>
-          </w:p>
-        </w:tc>
-        <w:tc>
-          <w:tcPr>
-            <w:tcW w:type="dxa" w:w="4819"/>
-          </w:tcPr>
-          <w:p>
-            <w:r>
-              <w:rPr>
-                <w:rFonts w:ascii="맑은 고딕" w:hAnsi="맑은 고딕" w:eastAsia="맑은 고딕"/>
-                <w:b w:val="0"/>
-                <w:sz w:val="19"/>
-              </w:rPr>
-              <w:t>랜스: 내 마음대로 하는 거야. 너 같은 무능한 하등 인간한테 설명할 필요 없어.</w:t>
+              <w:t>德里克：我想怎么样就怎么样，不需要给你这个无能的下等人解释。</w:t>
+            </w:r>
+          </w:p>
+        </w:tc>
+        <w:tc>
+          <w:tcPr>
+            <w:tcW w:type="dxa" w:w="4819"/>
+          </w:tcPr>
+          <w:p>
+            <w:r>
+              <w:rPr>
+                <w:rFonts w:ascii="맑은 고딕" w:hAnsi="맑은 고딕" w:eastAsia="맑은 고딕"/>
+                <w:b w:val="0"/>
+                <w:sz w:val="19"/>
+              </w:rPr>
+              <w:t>데릭: 내 마음대로 하는 거야. 너 같은 무능한 하등 인간한테 설명할 필요 없어.</w:t>
             </w:r>
           </w:p>
         </w:tc>
@@ -390,22 +390,22 @@
                 <w:color w:val="595959"/>
                 <w:sz w:val="19"/>
               </w:rPr>
-              <w:t>杰克（愤怒）：兰斯，我可是一直把你当最好的兄弟！</w:t>
-            </w:r>
-          </w:p>
-        </w:tc>
-        <w:tc>
-          <w:tcPr>
-            <w:tcW w:type="dxa" w:w="4819"/>
-          </w:tcPr>
-          <w:p>
-            <w:r>
-              <w:rPr>
-                <w:rFonts w:ascii="맑은 고딕" w:hAnsi="맑은 고딕" w:eastAsia="맑은 고딕"/>
-                <w:b w:val="0"/>
-                <w:sz w:val="19"/>
-              </w:rPr>
-              <w:t>잭(분노): 랜스, 난 계속 널 최고의 형제로 생각했다고!</w:t>
+              <w:t>杰克（愤怒）：德里克，我可是一直把你当最好的兄弟！</w:t>
+            </w:r>
+          </w:p>
+        </w:tc>
+        <w:tc>
+          <w:tcPr>
+            <w:tcW w:type="dxa" w:w="4819"/>
+          </w:tcPr>
+          <w:p>
+            <w:r>
+              <w:rPr>
+                <w:rFonts w:ascii="맑은 고딕" w:hAnsi="맑은 고딕" w:eastAsia="맑은 고딕"/>
+                <w:b w:val="0"/>
+                <w:sz w:val="19"/>
+              </w:rPr>
+              <w:t>잭(분노): 데릭, 난 계속 널 최고의 형제로 생각했다고!</w:t>
             </w:r>
           </w:p>
         </w:tc>
@@ -423,22 +423,22 @@
                 <w:color w:val="595959"/>
                 <w:sz w:val="19"/>
               </w:rPr>
-              <w:t>△兰斯不屑地打量着杰克。</w:t>
-            </w:r>
-          </w:p>
-        </w:tc>
-        <w:tc>
-          <w:tcPr>
-            <w:tcW w:type="dxa" w:w="4819"/>
-          </w:tcPr>
-          <w:p>
-            <w:r>
-              <w:rPr>
-                <w:rFonts w:ascii="맑은 고딕" w:hAnsi="맑은 고딕" w:eastAsia="맑은 고딕"/>
-                <w:b w:val="0"/>
-                <w:sz w:val="19"/>
-              </w:rPr>
-              <w:t>△ 랜스가 경멸하는 눈빛으로 잭을 훑어본다.</w:t>
+              <w:t>△德里克不屑地打量着杰克。</w:t>
+            </w:r>
+          </w:p>
+        </w:tc>
+        <w:tc>
+          <w:tcPr>
+            <w:tcW w:type="dxa" w:w="4819"/>
+          </w:tcPr>
+          <w:p>
+            <w:r>
+              <w:rPr>
+                <w:rFonts w:ascii="맑은 고딕" w:hAnsi="맑은 고딕" w:eastAsia="맑은 고딕"/>
+                <w:b w:val="0"/>
+                <w:sz w:val="19"/>
+              </w:rPr>
+              <w:t>△ 데릭이 경멸하는 눈빛으로 잭을 훑어본다.</w:t>
             </w:r>
           </w:p>
         </w:tc>
@@ -456,22 +456,22 @@
                 <w:color w:val="595959"/>
                 <w:sz w:val="19"/>
               </w:rPr>
-              <w:t>兰斯：你不过是一个服务员，也配当我的兄弟？别忘了，我现在可是卡特集团的高管。</w:t>
-            </w:r>
-          </w:p>
-        </w:tc>
-        <w:tc>
-          <w:tcPr>
-            <w:tcW w:type="dxa" w:w="4819"/>
-          </w:tcPr>
-          <w:p>
-            <w:r>
-              <w:rPr>
-                <w:rFonts w:ascii="맑은 고딕" w:hAnsi="맑은 고딕" w:eastAsia="맑은 고딕"/>
-                <w:b w:val="0"/>
-                <w:sz w:val="19"/>
-              </w:rPr>
-              <w:t>랜스: 넌 그냥 종업원 주제에, 내 형제가 될 자격이 있다고 생각해? 잊지 마, 난 지금 카터 그룹의 고위 임원이야.</w:t>
+              <w:t>德里克：你不过是一个服务员，也配当我的兄弟？别忘了，我现在可是卡特集团的高管。</w:t>
+            </w:r>
+          </w:p>
+        </w:tc>
+        <w:tc>
+          <w:tcPr>
+            <w:tcW w:type="dxa" w:w="4819"/>
+          </w:tcPr>
+          <w:p>
+            <w:r>
+              <w:rPr>
+                <w:rFonts w:ascii="맑은 고딕" w:hAnsi="맑은 고딕" w:eastAsia="맑은 고딕"/>
+                <w:b w:val="0"/>
+                <w:sz w:val="19"/>
+              </w:rPr>
+              <w:t>데릭: 넌 그냥 종업원 주제에, 내 형제가 될 자격이 있다고 생각해? 잊지 마, 난 지금 카터 그룹의 고위 임원이야.</w:t>
             </w:r>
           </w:p>
         </w:tc>
@@ -489,22 +489,22 @@
                 <w:color w:val="595959"/>
                 <w:sz w:val="19"/>
               </w:rPr>
-              <w:t>△克洛伊【字幕：Chloe/Jack's Ex-wife/杰克前妻】走了过来，挽住兰斯，在他脸上轻轻吻了一下。</w:t>
-            </w:r>
-          </w:p>
-        </w:tc>
-        <w:tc>
-          <w:tcPr>
-            <w:tcW w:type="dxa" w:w="4819"/>
-          </w:tcPr>
-          <w:p>
-            <w:r>
-              <w:rPr>
-                <w:rFonts w:ascii="맑은 고딕" w:hAnsi="맑은 고딕" w:eastAsia="맑은 고딕"/>
-                <w:b w:val="0"/>
-                <w:sz w:val="19"/>
-              </w:rPr>
-              <w:t>△ 클로이【자막: Chloe / Jack's Ex-wife / 잭의 전처】가 다가와 랜스의 팔짱을 끼고, 그의 얼굴에 가볍게 입 맞춘다.</w:t>
+              <w:t>△妮可【字幕：Nicole/Jack's Ex-wife/杰克前妻】走了过来，挽住德里克，在他脸上轻轻吻了一下。</w:t>
+            </w:r>
+          </w:p>
+        </w:tc>
+        <w:tc>
+          <w:tcPr>
+            <w:tcW w:type="dxa" w:w="4819"/>
+          </w:tcPr>
+          <w:p>
+            <w:r>
+              <w:rPr>
+                <w:rFonts w:ascii="맑은 고딕" w:hAnsi="맑은 고딕" w:eastAsia="맑은 고딕"/>
+                <w:b w:val="0"/>
+                <w:sz w:val="19"/>
+              </w:rPr>
+              <w:t>△ 니콜【자막: Nicole / Jack's Ex-wife / 잭의 전처】가 다가와 데릭의 팔짱을 끼고, 그의 얼굴에 가볍게 입 맞춘다.</w:t>
             </w:r>
           </w:p>
         </w:tc>
@@ -522,22 +522,22 @@
                 <w:color w:val="595959"/>
                 <w:sz w:val="19"/>
               </w:rPr>
-              <w:t>△杰克震惊地看着克洛伊。</w:t>
-            </w:r>
-          </w:p>
-        </w:tc>
-        <w:tc>
-          <w:tcPr>
-            <w:tcW w:type="dxa" w:w="4819"/>
-          </w:tcPr>
-          <w:p>
-            <w:r>
-              <w:rPr>
-                <w:rFonts w:ascii="맑은 고딕" w:hAnsi="맑은 고딕" w:eastAsia="맑은 고딕"/>
-                <w:b w:val="0"/>
-                <w:sz w:val="19"/>
-              </w:rPr>
-              <w:t>△ 잭이 충격받은 얼굴로 클로이를 바라본다.</w:t>
+              <w:t>△杰克震惊地看着妮可。</w:t>
+            </w:r>
+          </w:p>
+        </w:tc>
+        <w:tc>
+          <w:tcPr>
+            <w:tcW w:type="dxa" w:w="4819"/>
+          </w:tcPr>
+          <w:p>
+            <w:r>
+              <w:rPr>
+                <w:rFonts w:ascii="맑은 고딕" w:hAnsi="맑은 고딕" w:eastAsia="맑은 고딕"/>
+                <w:b w:val="0"/>
+                <w:sz w:val="19"/>
+              </w:rPr>
+              <w:t>△ 잭이 충격받은 얼굴로 니콜을 바라본다.</w:t>
             </w:r>
           </w:p>
         </w:tc>
@@ -555,22 +555,22 @@
                 <w:color w:val="595959"/>
                 <w:sz w:val="19"/>
               </w:rPr>
-              <w:t>杰克（惊怒）：克洛伊？！你们什么时候搞在了一起？！</w:t>
-            </w:r>
-          </w:p>
-        </w:tc>
-        <w:tc>
-          <w:tcPr>
-            <w:tcW w:type="dxa" w:w="4819"/>
-          </w:tcPr>
-          <w:p>
-            <w:r>
-              <w:rPr>
-                <w:rFonts w:ascii="맑은 고딕" w:hAnsi="맑은 고딕" w:eastAsia="맑은 고딕"/>
-                <w:b w:val="0"/>
-                <w:sz w:val="19"/>
-              </w:rPr>
-              <w:t>잭(경악): 클로이?! 너희 언제부터 이런 사이였어?!</w:t>
+              <w:t>杰克（惊怒）：妮可？！你们什么时候搞在了一起？！</w:t>
+            </w:r>
+          </w:p>
+        </w:tc>
+        <w:tc>
+          <w:tcPr>
+            <w:tcW w:type="dxa" w:w="4819"/>
+          </w:tcPr>
+          <w:p>
+            <w:r>
+              <w:rPr>
+                <w:rFonts w:ascii="맑은 고딕" w:hAnsi="맑은 고딕" w:eastAsia="맑은 고딕"/>
+                <w:b w:val="0"/>
+                <w:sz w:val="19"/>
+              </w:rPr>
+              <w:t>잭(경악): 니콜?! 너희 언제부터 이런 사이였어?!</w:t>
             </w:r>
           </w:p>
         </w:tc>
@@ -588,22 +588,22 @@
                 <w:color w:val="595959"/>
                 <w:sz w:val="19"/>
               </w:rPr>
-              <w:t>克洛伊（嗤笑）：我跟兰斯在一起五年了，很多时候，就在你那张床上做。</w:t>
-            </w:r>
-          </w:p>
-        </w:tc>
-        <w:tc>
-          <w:tcPr>
-            <w:tcW w:type="dxa" w:w="4819"/>
-          </w:tcPr>
-          <w:p>
-            <w:r>
-              <w:rPr>
-                <w:rFonts w:ascii="맑은 고딕" w:hAnsi="맑은 고딕" w:eastAsia="맑은 고딕"/>
-                <w:b w:val="0"/>
-                <w:sz w:val="19"/>
-              </w:rPr>
-              <w:t>클로이(비웃음): 나 랜스랑 사귄 지 5년 됐어. 많은 경우, 바로 네 침대 위에서 했지.</w:t>
+              <w:t>妮可（嗤笑）：我跟德里克在一起五年了，很多时候，就在你那张床上做。</w:t>
+            </w:r>
+          </w:p>
+        </w:tc>
+        <w:tc>
+          <w:tcPr>
+            <w:tcW w:type="dxa" w:w="4819"/>
+          </w:tcPr>
+          <w:p>
+            <w:r>
+              <w:rPr>
+                <w:rFonts w:ascii="맑은 고딕" w:hAnsi="맑은 고딕" w:eastAsia="맑은 고딕"/>
+                <w:b w:val="0"/>
+                <w:sz w:val="19"/>
+              </w:rPr>
+              <w:t>니콜(비웃음): 나 데릭이랑 사귄 지 5년 됐어. 많은 경우, 바로 네 침대 위에서 했지.</w:t>
             </w:r>
           </w:p>
         </w:tc>
@@ -621,22 +621,22 @@
                 <w:color w:val="595959"/>
                 <w:sz w:val="19"/>
               </w:rPr>
-              <w:t>△杰克愤恨地看着兰斯和克洛伊，手紧紧握成拳。</w:t>
-            </w:r>
-          </w:p>
-        </w:tc>
-        <w:tc>
-          <w:tcPr>
-            <w:tcW w:type="dxa" w:w="4819"/>
-          </w:tcPr>
-          <w:p>
-            <w:r>
-              <w:rPr>
-                <w:rFonts w:ascii="맑은 고딕" w:hAnsi="맑은 고딕" w:eastAsia="맑은 고딕"/>
-                <w:b w:val="0"/>
-                <w:sz w:val="19"/>
-              </w:rPr>
-              <w:t>△ 잭이 분한 얼굴로 랜스와 클로이를 바라보며, 두 손을 꽉 쥐어 주먹을 만든다.</w:t>
+              <w:t>△杰克愤恨地看着德里克和妮可，手紧紧握成拳。</w:t>
+            </w:r>
+          </w:p>
+        </w:tc>
+        <w:tc>
+          <w:tcPr>
+            <w:tcW w:type="dxa" w:w="4819"/>
+          </w:tcPr>
+          <w:p>
+            <w:r>
+              <w:rPr>
+                <w:rFonts w:ascii="맑은 고딕" w:hAnsi="맑은 고딕" w:eastAsia="맑은 고딕"/>
+                <w:b w:val="0"/>
+                <w:sz w:val="19"/>
+              </w:rPr>
+              <w:t>△ 잭이 분한 얼굴로 데릭과 니콜을 바라보며, 두 손을 꽉 쥐어 주먹을 만든다.</w:t>
             </w:r>
           </w:p>
         </w:tc>
@@ -687,22 +687,22 @@
                 <w:color w:val="595959"/>
                 <w:sz w:val="19"/>
               </w:rPr>
-              <w:t>克洛伊（鄙夷）：别说的那么难听，我只是选择了更优秀的男人。像你这种底层的垃圾，给兰斯擦鞋都不配。</w:t>
-            </w:r>
-          </w:p>
-        </w:tc>
-        <w:tc>
-          <w:tcPr>
-            <w:tcW w:type="dxa" w:w="4819"/>
-          </w:tcPr>
-          <w:p>
-            <w:r>
-              <w:rPr>
-                <w:rFonts w:ascii="맑은 고딕" w:hAnsi="맑은 고딕" w:eastAsia="맑은 고딕"/>
-                <w:b w:val="0"/>
-                <w:sz w:val="19"/>
-              </w:rPr>
-              <w:t>클로이(멸시): 그렇게 듣기 싫게 말하지 마, 난 그냥 더 뛰어난 남자를 선택한 거야. 너 같은 밑바닥 쓰레기는 랜스 구두 닦을 자격도 없어.</w:t>
+              <w:t>妮可（鄙夷）：别说的那么难听，我只是选择了更优秀的男人。像你这种底层的垃圾，给德里克擦鞋都不配。</w:t>
+            </w:r>
+          </w:p>
+        </w:tc>
+        <w:tc>
+          <w:tcPr>
+            <w:tcW w:type="dxa" w:w="4819"/>
+          </w:tcPr>
+          <w:p>
+            <w:r>
+              <w:rPr>
+                <w:rFonts w:ascii="맑은 고딕" w:hAnsi="맑은 고딕" w:eastAsia="맑은 고딕"/>
+                <w:b w:val="0"/>
+                <w:sz w:val="19"/>
+              </w:rPr>
+              <w:t>니콜(멸시): 그렇게 듣기 싫게 말하지 마, 난 그냥 더 뛰어난 남자를 선택한 거야. 너 같은 밑바닥 쓰레기는 데릭 구두 닦을 자격도 없어.</w:t>
             </w:r>
           </w:p>
         </w:tc>
@@ -720,22 +720,22 @@
                 <w:color w:val="595959"/>
                 <w:sz w:val="19"/>
               </w:rPr>
-              <w:t>△克洛伊拿起柜台上的病历本看了一眼。</w:t>
-            </w:r>
-          </w:p>
-        </w:tc>
-        <w:tc>
-          <w:tcPr>
-            <w:tcW w:type="dxa" w:w="4819"/>
-          </w:tcPr>
-          <w:p>
-            <w:r>
-              <w:rPr>
-                <w:rFonts w:ascii="맑은 고딕" w:hAnsi="맑은 고딕" w:eastAsia="맑은 고딕"/>
-                <w:b w:val="0"/>
-                <w:sz w:val="19"/>
-              </w:rPr>
-              <w:t>△ 클로이가 카운터 위의 진료 기록부를 집어 들어 흘끗 본다.</w:t>
+              <w:t>△妮可拿起柜台上的病历本看了一眼。</w:t>
+            </w:r>
+          </w:p>
+        </w:tc>
+        <w:tc>
+          <w:tcPr>
+            <w:tcW w:type="dxa" w:w="4819"/>
+          </w:tcPr>
+          <w:p>
+            <w:r>
+              <w:rPr>
+                <w:rFonts w:ascii="맑은 고딕" w:hAnsi="맑은 고딕" w:eastAsia="맑은 고딕"/>
+                <w:b w:val="0"/>
+                <w:sz w:val="19"/>
+              </w:rPr>
+              <w:t>△ 니콜이 카운터 위의 진료 기록부를 집어 들어 흘끗 본다.</w:t>
             </w:r>
           </w:p>
         </w:tc>
@@ -786,22 +786,22 @@
                 <w:color w:val="595959"/>
                 <w:sz w:val="19"/>
               </w:rPr>
-              <w:t>克洛伊（轻笑）：杰克，你不会还是连十万美元都拿不出来吧？真是个没用的废物，幸好我跟你离婚了！</w:t>
-            </w:r>
-          </w:p>
-        </w:tc>
-        <w:tc>
-          <w:tcPr>
-            <w:tcW w:type="dxa" w:w="4819"/>
-          </w:tcPr>
-          <w:p>
-            <w:r>
-              <w:rPr>
-                <w:rFonts w:ascii="맑은 고딕" w:hAnsi="맑은 고딕" w:eastAsia="맑은 고딕"/>
-                <w:b w:val="0"/>
-                <w:sz w:val="19"/>
-              </w:rPr>
-              <w:t>클로이(피식): 잭, 설마 아직도 10만 달러조차 못 마련하는 건 아니겠지? 진짜 쓸모없는 폐물이네, 다행히 너랑 이혼했어!</w:t>
+              <w:t>妮可（轻笑）：杰克，你不会还是连十万美元都拿不出来吧？真是个没用的废物，幸好我跟你离婚了！</w:t>
+            </w:r>
+          </w:p>
+        </w:tc>
+        <w:tc>
+          <w:tcPr>
+            <w:tcW w:type="dxa" w:w="4819"/>
+          </w:tcPr>
+          <w:p>
+            <w:r>
+              <w:rPr>
+                <w:rFonts w:ascii="맑은 고딕" w:hAnsi="맑은 고딕" w:eastAsia="맑은 고딕"/>
+                <w:b w:val="0"/>
+                <w:sz w:val="19"/>
+              </w:rPr>
+              <w:t>니콜(피식): 잭, 설마 아직도 10만 달러조차 못 마련하는 건 아니겠지? 진짜 쓸모없는 폐물이네, 다행히 너랑 이혼했어!</w:t>
             </w:r>
           </w:p>
         </w:tc>
@@ -819,22 +819,22 @@
                 <w:color w:val="595959"/>
                 <w:sz w:val="19"/>
               </w:rPr>
-              <w:t>△杰克难以置信地看着克洛伊，双眼通红。</w:t>
-            </w:r>
-          </w:p>
-        </w:tc>
-        <w:tc>
-          <w:tcPr>
-            <w:tcW w:type="dxa" w:w="4819"/>
-          </w:tcPr>
-          <w:p>
-            <w:r>
-              <w:rPr>
-                <w:rFonts w:ascii="맑은 고딕" w:hAnsi="맑은 고딕" w:eastAsia="맑은 고딕"/>
-                <w:b w:val="0"/>
-                <w:sz w:val="19"/>
-              </w:rPr>
-              <w:t>△ 잭이 믿기지 않는다는 얼굴로 클로이를 바라본다, 두 눈이 새빨갛다.</w:t>
+              <w:t>△杰克难以置信地看着妮可，双眼通红。</w:t>
+            </w:r>
+          </w:p>
+        </w:tc>
+        <w:tc>
+          <w:tcPr>
+            <w:tcW w:type="dxa" w:w="4819"/>
+          </w:tcPr>
+          <w:p>
+            <w:r>
+              <w:rPr>
+                <w:rFonts w:ascii="맑은 고딕" w:hAnsi="맑은 고딕" w:eastAsia="맑은 고딕"/>
+                <w:b w:val="0"/>
+                <w:sz w:val="19"/>
+              </w:rPr>
+              <w:t>△ 잭이 믿기지 않는다는 얼굴로 니콜을 바라본다, 두 눈이 새빨갛다.</w:t>
             </w:r>
           </w:p>
         </w:tc>
@@ -852,22 +852,22 @@
                 <w:color w:val="595959"/>
                 <w:sz w:val="19"/>
               </w:rPr>
-              <w:t>杰克（眼眶泛红）：克洛伊，那是因为离婚的时候，我把房子、车子，还有我父亲留下的那笔一百万美元遗产全给了你！</w:t>
-            </w:r>
-          </w:p>
-        </w:tc>
-        <w:tc>
-          <w:tcPr>
-            <w:tcW w:type="dxa" w:w="4819"/>
-          </w:tcPr>
-          <w:p>
-            <w:r>
-              <w:rPr>
-                <w:rFonts w:ascii="맑은 고딕" w:hAnsi="맑은 고딕" w:eastAsia="맑은 고딕"/>
-                <w:b w:val="0"/>
-                <w:sz w:val="19"/>
-              </w:rPr>
-              <w:t>잭(눈시울이 붉어짐): 클로이, 그건 이혼할 때 내가 집이랑 차, 게다가 우리 아버지가 남긴 100만 달러 유산까지 전부 너한테 줬기 때문이잖아!</w:t>
+              <w:t>杰克（眼眶泛红）：妮可，那是因为离婚的时候，我把房子、车子，还有我父亲留下的那笔一百万美元遗产全给了你！</w:t>
+            </w:r>
+          </w:p>
+        </w:tc>
+        <w:tc>
+          <w:tcPr>
+            <w:tcW w:type="dxa" w:w="4819"/>
+          </w:tcPr>
+          <w:p>
+            <w:r>
+              <w:rPr>
+                <w:rFonts w:ascii="맑은 고딕" w:hAnsi="맑은 고딕" w:eastAsia="맑은 고딕"/>
+                <w:b w:val="0"/>
+                <w:sz w:val="19"/>
+              </w:rPr>
+              <w:t>잭(눈시울이 붉어짐): 니콜, 그건 이혼할 때 내가 집이랑 차, 게다가 우리 아버지가 남긴 100만 달러 유산까지 전부 너한테 줬기 때문이잖아!</w:t>
             </w:r>
           </w:p>
         </w:tc>
@@ -885,22 +885,22 @@
                 <w:color w:val="595959"/>
                 <w:sz w:val="19"/>
               </w:rPr>
-              <w:t>克洛伊（气愤）：这些只不过是我付出青春的补偿！你竟然这么在意？真让人恶心！</w:t>
-            </w:r>
-          </w:p>
-        </w:tc>
-        <w:tc>
-          <w:tcPr>
-            <w:tcW w:type="dxa" w:w="4819"/>
-          </w:tcPr>
-          <w:p>
-            <w:r>
-              <w:rPr>
-                <w:rFonts w:ascii="맑은 고딕" w:hAnsi="맑은 고딕" w:eastAsia="맑은 고딕"/>
-                <w:b w:val="0"/>
-                <w:sz w:val="19"/>
-              </w:rPr>
-              <w:t>클로이(화남): 그건 그냥 내가 바친 청춘에 대한 보상일 뿐이야! 네가 그걸 이렇게 신경 쓴다고? 진짜 역겹네!</w:t>
+              <w:t>妮可（气愤）：这些只不过是我付出青春的补偿！你竟然这么在意？真让人恶心！</w:t>
+            </w:r>
+          </w:p>
+        </w:tc>
+        <w:tc>
+          <w:tcPr>
+            <w:tcW w:type="dxa" w:w="4819"/>
+          </w:tcPr>
+          <w:p>
+            <w:r>
+              <w:rPr>
+                <w:rFonts w:ascii="맑은 고딕" w:hAnsi="맑은 고딕" w:eastAsia="맑은 고딕"/>
+                <w:b w:val="0"/>
+                <w:sz w:val="19"/>
+              </w:rPr>
+              <w:t>니콜(화남): 그건 그냥 내가 바친 청춘에 대한 보상일 뿐이야! 네가 그걸 이렇게 신경 쓴다고? 진짜 역겹네!</w:t>
             </w:r>
           </w:p>
         </w:tc>
@@ -984,22 +984,22 @@
                 <w:color w:val="595959"/>
                 <w:sz w:val="19"/>
               </w:rPr>
-              <w:t>克洛伊（刻薄）：你妈死就死了，跟我有什么关系？再说了，借给你这么多钱，你还得起吗？！</w:t>
-            </w:r>
-          </w:p>
-        </w:tc>
-        <w:tc>
-          <w:tcPr>
-            <w:tcW w:type="dxa" w:w="4819"/>
-          </w:tcPr>
-          <w:p>
-            <w:r>
-              <w:rPr>
-                <w:rFonts w:ascii="맑은 고딕" w:hAnsi="맑은 고딕" w:eastAsia="맑은 고딕"/>
-                <w:b w:val="0"/>
-                <w:sz w:val="19"/>
-              </w:rPr>
-              <w:t>클로이(모질게): 네 엄마 죽으면 죽는 거지, 나랑 무슨 상관이야? 게다가, 그렇게 많은 돈을 빌려주면, 네가 갚을 수나 있겠어?!</w:t>
+              <w:t>妮可（刻薄）：你妈死就死了，跟我有什么关系？再说了，借给你这么多钱，你还得起吗？！</w:t>
+            </w:r>
+          </w:p>
+        </w:tc>
+        <w:tc>
+          <w:tcPr>
+            <w:tcW w:type="dxa" w:w="4819"/>
+          </w:tcPr>
+          <w:p>
+            <w:r>
+              <w:rPr>
+                <w:rFonts w:ascii="맑은 고딕" w:hAnsi="맑은 고딕" w:eastAsia="맑은 고딕"/>
+                <w:b w:val="0"/>
+                <w:sz w:val="19"/>
+              </w:rPr>
+              <w:t>니콜(모질게): 네 엄마 죽으면 죽는 거지, 나랑 무슨 상관이야? 게다가, 그렇게 많은 돈을 빌려주면, 네가 갚을 수나 있겠어?!</w:t>
             </w:r>
           </w:p>
         </w:tc>
@@ -1017,22 +1017,22 @@
                 <w:color w:val="595959"/>
                 <w:sz w:val="19"/>
               </w:rPr>
-              <w:t>△兰斯上前一步，玩味地看着杰克。</w:t>
-            </w:r>
-          </w:p>
-        </w:tc>
-        <w:tc>
-          <w:tcPr>
-            <w:tcW w:type="dxa" w:w="4819"/>
-          </w:tcPr>
-          <w:p>
-            <w:r>
-              <w:rPr>
-                <w:rFonts w:ascii="맑은 고딕" w:hAnsi="맑은 고딕" w:eastAsia="맑은 고딕"/>
-                <w:b w:val="0"/>
-                <w:sz w:val="19"/>
-              </w:rPr>
-              <w:t>△ 랜스가 한 걸음 다가서서, 재미있다는 듯 잭을 바라본다.</w:t>
+              <w:t>△德里克上前一步，玩味地看着杰克。</w:t>
+            </w:r>
+          </w:p>
+        </w:tc>
+        <w:tc>
+          <w:tcPr>
+            <w:tcW w:type="dxa" w:w="4819"/>
+          </w:tcPr>
+          <w:p>
+            <w:r>
+              <w:rPr>
+                <w:rFonts w:ascii="맑은 고딕" w:hAnsi="맑은 고딕" w:eastAsia="맑은 고딕"/>
+                <w:b w:val="0"/>
+                <w:sz w:val="19"/>
+              </w:rPr>
+              <w:t>△ 데릭이 한 걸음 다가서서, 재미있다는 듯 잭을 바라본다.</w:t>
             </w:r>
           </w:p>
         </w:tc>
@@ -1050,22 +1050,22 @@
                 <w:color w:val="595959"/>
                 <w:sz w:val="19"/>
               </w:rPr>
-              <w:t>兰斯：看在你这些年帮我养着克洛伊的份上，我可以帮你，不过有个条件。</w:t>
-            </w:r>
-          </w:p>
-        </w:tc>
-        <w:tc>
-          <w:tcPr>
-            <w:tcW w:type="dxa" w:w="4819"/>
-          </w:tcPr>
-          <w:p>
-            <w:r>
-              <w:rPr>
-                <w:rFonts w:ascii="맑은 고딕" w:hAnsi="맑은 고딕" w:eastAsia="맑은 고딕"/>
-                <w:b w:val="0"/>
-                <w:sz w:val="19"/>
-              </w:rPr>
-              <w:t>랜스: 네가 그동안 클로이를 대신 먹여 살려준 걸 봐서, 내가 도와줄 수 있어, 대신 조건이 하나 있어.</w:t>
+              <w:t>德里克：看在你这些年帮我养着妮可的份上，我可以帮你，不过有个条件。</w:t>
+            </w:r>
+          </w:p>
+        </w:tc>
+        <w:tc>
+          <w:tcPr>
+            <w:tcW w:type="dxa" w:w="4819"/>
+          </w:tcPr>
+          <w:p>
+            <w:r>
+              <w:rPr>
+                <w:rFonts w:ascii="맑은 고딕" w:hAnsi="맑은 고딕" w:eastAsia="맑은 고딕"/>
+                <w:b w:val="0"/>
+                <w:sz w:val="19"/>
+              </w:rPr>
+              <w:t>데릭: 네가 그동안 니콜을 대신 먹여 살려준 걸 봐서, 내가 도와줄 수 있어, 대신 조건이 하나 있어.</w:t>
             </w:r>
           </w:p>
         </w:tc>
@@ -1116,22 +1116,22 @@
                 <w:color w:val="595959"/>
                 <w:sz w:val="19"/>
               </w:rPr>
-              <w:t>△兰斯笑着伸出自己一只脚。</w:t>
-            </w:r>
-          </w:p>
-        </w:tc>
-        <w:tc>
-          <w:tcPr>
-            <w:tcW w:type="dxa" w:w="4819"/>
-          </w:tcPr>
-          <w:p>
-            <w:r>
-              <w:rPr>
-                <w:rFonts w:ascii="맑은 고딕" w:hAnsi="맑은 고딕" w:eastAsia="맑은 고딕"/>
-                <w:b w:val="0"/>
-                <w:sz w:val="19"/>
-              </w:rPr>
-              <w:t>△ 랜스가 웃으며 자기 발 한쪽을 내민다.</w:t>
+              <w:t>△德里克笑着伸出自己一只脚。</w:t>
+            </w:r>
+          </w:p>
+        </w:tc>
+        <w:tc>
+          <w:tcPr>
+            <w:tcW w:type="dxa" w:w="4819"/>
+          </w:tcPr>
+          <w:p>
+            <w:r>
+              <w:rPr>
+                <w:rFonts w:ascii="맑은 고딕" w:hAnsi="맑은 고딕" w:eastAsia="맑은 고딕"/>
+                <w:b w:val="0"/>
+                <w:sz w:val="19"/>
+              </w:rPr>
+              <w:t>△ 데릭이 웃으며 자기 발 한쪽을 내민다.</w:t>
             </w:r>
           </w:p>
         </w:tc>
@@ -1149,22 +1149,22 @@
                 <w:color w:val="595959"/>
                 <w:sz w:val="19"/>
               </w:rPr>
-              <w:t>△【特写】兰斯的鞋上满是污垢。</w:t>
-            </w:r>
-          </w:p>
-        </w:tc>
-        <w:tc>
-          <w:tcPr>
-            <w:tcW w:type="dxa" w:w="4819"/>
-          </w:tcPr>
-          <w:p>
-            <w:r>
-              <w:rPr>
-                <w:rFonts w:ascii="맑은 고딕" w:hAnsi="맑은 고딕" w:eastAsia="맑은 고딕"/>
-                <w:b w:val="0"/>
-                <w:sz w:val="19"/>
-              </w:rPr>
-              <w:t>△ 【클로즈업】 랜스의 구두 위에 오물이 잔뜩 묻어 있다.</w:t>
+              <w:t>△【特写】德里克的鞋上满是污垢。</w:t>
+            </w:r>
+          </w:p>
+        </w:tc>
+        <w:tc>
+          <w:tcPr>
+            <w:tcW w:type="dxa" w:w="4819"/>
+          </w:tcPr>
+          <w:p>
+            <w:r>
+              <w:rPr>
+                <w:rFonts w:ascii="맑은 고딕" w:hAnsi="맑은 고딕" w:eastAsia="맑은 고딕"/>
+                <w:b w:val="0"/>
+                <w:sz w:val="19"/>
+              </w:rPr>
+              <w:t>△ 【클로즈업】 데릭의 구두 위에 오물이 잔뜩 묻어 있다.</w:t>
             </w:r>
           </w:p>
         </w:tc>
@@ -1182,22 +1182,22 @@
                 <w:color w:val="595959"/>
                 <w:sz w:val="19"/>
               </w:rPr>
-              <w:t>兰斯（调笑）：如果你把我的皮鞋舔干净，我可以施舍你几百块钱，让你可以好好给她办个葬礼。毕竟，办一场廉价的葬礼可比做手术省钱多了。</w:t>
-            </w:r>
-          </w:p>
-        </w:tc>
-        <w:tc>
-          <w:tcPr>
-            <w:tcW w:type="dxa" w:w="4819"/>
-          </w:tcPr>
-          <w:p>
-            <w:r>
-              <w:rPr>
-                <w:rFonts w:ascii="맑은 고딕" w:hAnsi="맑은 고딕" w:eastAsia="맑은 고딕"/>
-                <w:b w:val="0"/>
-                <w:sz w:val="19"/>
-              </w:rPr>
-              <w:t>랜스(놀리듯): 네가 내 구두를 깨끗이 핥아준다면, 내가 몇백 달러 적선해서, 그 여자 장례식 제대로 치를 수 있게 해줄게. 어쨌든, 싸구려 장례식 하나 치르는 게 수술하는 것보다 훨씬 돈이 덜 드니까.</w:t>
+              <w:t>德里克（调笑）：如果你把我的皮鞋舔干净，我可以施舍你几百块钱，让你可以好好给她办个葬礼。毕竟，办一场廉价的葬礼可比做手术省钱多了。</w:t>
+            </w:r>
+          </w:p>
+        </w:tc>
+        <w:tc>
+          <w:tcPr>
+            <w:tcW w:type="dxa" w:w="4819"/>
+          </w:tcPr>
+          <w:p>
+            <w:r>
+              <w:rPr>
+                <w:rFonts w:ascii="맑은 고딕" w:hAnsi="맑은 고딕" w:eastAsia="맑은 고딕"/>
+                <w:b w:val="0"/>
+                <w:sz w:val="19"/>
+              </w:rPr>
+              <w:t>데릭(놀리듯): 네가 내 구두를 깨끗이 핥아준다면, 내가 몇백 달러 적선해서, 그 여자 장례식 제대로 치를 수 있게 해줄게. 어쨌든, 싸구려 장례식 하나 치르는 게 수술하는 것보다 훨씬 돈이 덜 드니까.</w:t>
             </w:r>
           </w:p>
         </w:tc>
@@ -1215,22 +1215,22 @@
                 <w:color w:val="595959"/>
                 <w:sz w:val="19"/>
               </w:rPr>
-              <w:t>△杰克脸色大变，猛地冲上前伸手去抓兰斯的衣领。</w:t>
-            </w:r>
-          </w:p>
-        </w:tc>
-        <w:tc>
-          <w:tcPr>
-            <w:tcW w:type="dxa" w:w="4819"/>
-          </w:tcPr>
-          <w:p>
-            <w:r>
-              <w:rPr>
-                <w:rFonts w:ascii="맑은 고딕" w:hAnsi="맑은 고딕" w:eastAsia="맑은 고딕"/>
-                <w:b w:val="0"/>
-                <w:sz w:val="19"/>
-              </w:rPr>
-              <w:t>△ 잭의 얼굴빛이 확 변하더니, 벌컥 달려들어 랜스의 옷깃을 붙잡으려 손을 뻗는다.</w:t>
+              <w:t>△杰克脸色大变，猛地冲上前伸手去抓德里克的衣领。</w:t>
+            </w:r>
+          </w:p>
+        </w:tc>
+        <w:tc>
+          <w:tcPr>
+            <w:tcW w:type="dxa" w:w="4819"/>
+          </w:tcPr>
+          <w:p>
+            <w:r>
+              <w:rPr>
+                <w:rFonts w:ascii="맑은 고딕" w:hAnsi="맑은 고딕" w:eastAsia="맑은 고딕"/>
+                <w:b w:val="0"/>
+                <w:sz w:val="19"/>
+              </w:rPr>
+              <w:t>△ 잭의 얼굴빛이 확 변하더니, 벌컥 달려들어 데릭의 옷깃을 붙잡으려 손을 뻗는다.</w:t>
             </w:r>
           </w:p>
         </w:tc>
@@ -1314,22 +1314,22 @@
                 <w:color w:val="595959"/>
                 <w:sz w:val="19"/>
               </w:rPr>
-              <w:t>△兰斯居高临下地看着被按在地上动弹不得的杰克，一口痰吐在杰克的脸上。</w:t>
-            </w:r>
-          </w:p>
-        </w:tc>
-        <w:tc>
-          <w:tcPr>
-            <w:tcW w:type="dxa" w:w="4819"/>
-          </w:tcPr>
-          <w:p>
-            <w:r>
-              <w:rPr>
-                <w:rFonts w:ascii="맑은 고딕" w:hAnsi="맑은 고딕" w:eastAsia="맑은 고딕"/>
-                <w:b w:val="0"/>
-                <w:sz w:val="19"/>
-              </w:rPr>
-              <w:t>△ 랜스가 위에서 내려다보듯 바닥에 눌려 꼼짝 못 하는 잭을 바라보다가, 침을 한 번 잭의 얼굴에 뱉는다.</w:t>
+              <w:t>△德里克居高临下地看着被按在地上动弹不得的杰克，一口痰吐在杰克的脸上。</w:t>
+            </w:r>
+          </w:p>
+        </w:tc>
+        <w:tc>
+          <w:tcPr>
+            <w:tcW w:type="dxa" w:w="4819"/>
+          </w:tcPr>
+          <w:p>
+            <w:r>
+              <w:rPr>
+                <w:rFonts w:ascii="맑은 고딕" w:hAnsi="맑은 고딕" w:eastAsia="맑은 고딕"/>
+                <w:b w:val="0"/>
+                <w:sz w:val="19"/>
+              </w:rPr>
+              <w:t>△ 데릭이 위에서 내려다보듯 바닥에 눌려 꼼짝 못 하는 잭을 바라보다가, 침을 한 번 잭의 얼굴에 뱉는다.</w:t>
             </w:r>
           </w:p>
         </w:tc>
@@ -1347,22 +1347,22 @@
                 <w:color w:val="595959"/>
                 <w:sz w:val="19"/>
               </w:rPr>
-              <w:t>兰斯（搂紧克洛伊，轻笑）：你永远都只能被我踩在脚下，这就是现实。</w:t>
-            </w:r>
-          </w:p>
-        </w:tc>
-        <w:tc>
-          <w:tcPr>
-            <w:tcW w:type="dxa" w:w="4819"/>
-          </w:tcPr>
-          <w:p>
-            <w:r>
-              <w:rPr>
-                <w:rFonts w:ascii="맑은 고딕" w:hAnsi="맑은 고딕" w:eastAsia="맑은 고딕"/>
-                <w:b w:val="0"/>
-                <w:sz w:val="19"/>
-              </w:rPr>
-              <w:t>랜스(클로이를 꽉 끌어안으며, 피식): 넌 영원히 내 발밑에 밟혀 있을 수밖에 없어, 이게 현실이야.</w:t>
+              <w:t>德里克（搂紧妮可，轻笑）：你永远都只能被我踩在脚下，这就是现实。</w:t>
+            </w:r>
+          </w:p>
+        </w:tc>
+        <w:tc>
+          <w:tcPr>
+            <w:tcW w:type="dxa" w:w="4819"/>
+          </w:tcPr>
+          <w:p>
+            <w:r>
+              <w:rPr>
+                <w:rFonts w:ascii="맑은 고딕" w:hAnsi="맑은 고딕" w:eastAsia="맑은 고딕"/>
+                <w:b w:val="0"/>
+                <w:sz w:val="19"/>
+              </w:rPr>
+              <w:t>데릭(니콜을 꽉 끌어안으며, 피식): 넌 영원히 내 발밑에 밟혀 있을 수밖에 없어, 이게 현실이야.</w:t>
             </w:r>
           </w:p>
         </w:tc>
@@ -1380,22 +1380,22 @@
                 <w:color w:val="595959"/>
                 <w:sz w:val="19"/>
               </w:rPr>
-              <w:t>△兰斯挥了挥手。</w:t>
-            </w:r>
-          </w:p>
-        </w:tc>
-        <w:tc>
-          <w:tcPr>
-            <w:tcW w:type="dxa" w:w="4819"/>
-          </w:tcPr>
-          <w:p>
-            <w:r>
-              <w:rPr>
-                <w:rFonts w:ascii="맑은 고딕" w:hAnsi="맑은 고딕" w:eastAsia="맑은 고딕"/>
-                <w:b w:val="0"/>
-                <w:sz w:val="19"/>
-              </w:rPr>
-              <w:t>△ 랜스가 손을 휘휘 젓는다.</w:t>
+              <w:t>△德里克挥了挥手。</w:t>
+            </w:r>
+          </w:p>
+        </w:tc>
+        <w:tc>
+          <w:tcPr>
+            <w:tcW w:type="dxa" w:w="4819"/>
+          </w:tcPr>
+          <w:p>
+            <w:r>
+              <w:rPr>
+                <w:rFonts w:ascii="맑은 고딕" w:hAnsi="맑은 고딕" w:eastAsia="맑은 고딕"/>
+                <w:b w:val="0"/>
+                <w:sz w:val="19"/>
+              </w:rPr>
+              <w:t>△ 데릭이 손을 휘휘 젓는다.</w:t>
             </w:r>
           </w:p>
         </w:tc>
@@ -1413,22 +1413,22 @@
                 <w:color w:val="595959"/>
                 <w:sz w:val="19"/>
               </w:rPr>
-              <w:t>兰斯（命令）：把这个垃圾给我丢出去！</w:t>
-            </w:r>
-          </w:p>
-        </w:tc>
-        <w:tc>
-          <w:tcPr>
-            <w:tcW w:type="dxa" w:w="4819"/>
-          </w:tcPr>
-          <w:p>
-            <w:r>
-              <w:rPr>
-                <w:rFonts w:ascii="맑은 고딕" w:hAnsi="맑은 고딕" w:eastAsia="맑은 고딕"/>
-                <w:b w:val="0"/>
-                <w:sz w:val="19"/>
-              </w:rPr>
-              <w:t>랜스(명령): 이 쓰레기 당장 갖다 버려!</w:t>
+              <w:t>德里克（命令）：把这个垃圾给我丢出去！</w:t>
+            </w:r>
+          </w:p>
+        </w:tc>
+        <w:tc>
+          <w:tcPr>
+            <w:tcW w:type="dxa" w:w="4819"/>
+          </w:tcPr>
+          <w:p>
+            <w:r>
+              <w:rPr>
+                <w:rFonts w:ascii="맑은 고딕" w:hAnsi="맑은 고딕" w:eastAsia="맑은 고딕"/>
+                <w:b w:val="0"/>
+                <w:sz w:val="19"/>
+              </w:rPr>
+              <w:t>데릭(명령): 이 쓰레기 당장 갖다 버려!</w:t>
             </w:r>
           </w:p>
         </w:tc>
@@ -1579,22 +1579,22 @@
                 <w:color w:val="595959"/>
                 <w:sz w:val="19"/>
               </w:rPr>
-              <w:t>杰克（咬牙切齿）：妈的！兰斯！克洛伊！我一定会让你们付出代价！</w:t>
-            </w:r>
-          </w:p>
-        </w:tc>
-        <w:tc>
-          <w:tcPr>
-            <w:tcW w:type="dxa" w:w="4819"/>
-          </w:tcPr>
-          <w:p>
-            <w:r>
-              <w:rPr>
-                <w:rFonts w:ascii="맑은 고딕" w:hAnsi="맑은 고딕" w:eastAsia="맑은 고딕"/>
-                <w:b w:val="0"/>
-                <w:sz w:val="19"/>
-              </w:rPr>
-              <w:t>잭(이를 악물고): 젠장! 랜스! 클로이! 반드시 너희가 대가를 치르게 만들 거야!</w:t>
+              <w:t>杰克（咬牙切齿）：妈的！德里克！妮可！我一定会让你们付出代价！</w:t>
+            </w:r>
+          </w:p>
+        </w:tc>
+        <w:tc>
+          <w:tcPr>
+            <w:tcW w:type="dxa" w:w="4819"/>
+          </w:tcPr>
+          <w:p>
+            <w:r>
+              <w:rPr>
+                <w:rFonts w:ascii="맑은 고딕" w:hAnsi="맑은 고딕" w:eastAsia="맑은 고딕"/>
+                <w:b w:val="0"/>
+                <w:sz w:val="19"/>
+              </w:rPr>
+              <w:t>잭(이를 악물고): 젠장! 데릭! 니콜! 반드시 너희가 대가를 치르게 만들 거야!</w:t>
             </w:r>
           </w:p>
         </w:tc>
@@ -5223,22 +5223,22 @@
                 <w:color w:val="595959"/>
                 <w:sz w:val="19"/>
               </w:rPr>
-              <w:t>人物：杰克、杰克母亲、兰斯、克洛伊、医生</w:t>
-            </w:r>
-          </w:p>
-        </w:tc>
-        <w:tc>
-          <w:tcPr>
-            <w:tcW w:type="dxa" w:w="4819"/>
-          </w:tcPr>
-          <w:p>
-            <w:r>
-              <w:rPr>
-                <w:rFonts w:ascii="맑은 고딕" w:hAnsi="맑은 고딕" w:eastAsia="맑은 고딕"/>
-                <w:b w:val="0"/>
-                <w:sz w:val="19"/>
-              </w:rPr>
-              <w:t>인물: 잭, 잭의 어머니, 랜스, 클로이, 의사</w:t>
+              <w:t>人物：杰克、杰克母亲、德里克、妮可、医生</w:t>
+            </w:r>
+          </w:p>
+        </w:tc>
+        <w:tc>
+          <w:tcPr>
+            <w:tcW w:type="dxa" w:w="4819"/>
+          </w:tcPr>
+          <w:p>
+            <w:r>
+              <w:rPr>
+                <w:rFonts w:ascii="맑은 고딕" w:hAnsi="맑은 고딕" w:eastAsia="맑은 고딕"/>
+                <w:b w:val="0"/>
+                <w:sz w:val="19"/>
+              </w:rPr>
+              <w:t>인물: 잭, 잭의 어머니, 데릭, 니콜, 의사</w:t>
             </w:r>
           </w:p>
         </w:tc>
@@ -5256,22 +5256,22 @@
                 <w:color w:val="595959"/>
                 <w:sz w:val="19"/>
               </w:rPr>
-              <w:t>△兰斯冷漠地看着病床上的杰克母亲。克洛伊在一旁百无聊赖地补着口红。</w:t>
-            </w:r>
-          </w:p>
-        </w:tc>
-        <w:tc>
-          <w:tcPr>
-            <w:tcW w:type="dxa" w:w="4819"/>
-          </w:tcPr>
-          <w:p>
-            <w:r>
-              <w:rPr>
-                <w:rFonts w:ascii="맑은 고딕" w:hAnsi="맑은 고딕" w:eastAsia="맑은 고딕"/>
-                <w:b w:val="0"/>
-                <w:sz w:val="19"/>
-              </w:rPr>
-              <w:t>△ 랜스가 무심하게 병상 위의 잭의 어머니를 바라본다. 클로이는 옆에서 무료한 듯 립스틱을 고쳐 바르고 있다.</w:t>
+              <w:t>△德里克冷漠地看着病床上的杰克母亲。妮可在一旁百无聊赖地补着口红。</w:t>
+            </w:r>
+          </w:p>
+        </w:tc>
+        <w:tc>
+          <w:tcPr>
+            <w:tcW w:type="dxa" w:w="4819"/>
+          </w:tcPr>
+          <w:p>
+            <w:r>
+              <w:rPr>
+                <w:rFonts w:ascii="맑은 고딕" w:hAnsi="맑은 고딕" w:eastAsia="맑은 고딕"/>
+                <w:b w:val="0"/>
+                <w:sz w:val="19"/>
+              </w:rPr>
+              <w:t>△ 데릭이 무심하게 병상 위의 잭의 어머니를 바라본다. 니콜은 옆에서 무료한 듯 립스틱을 고쳐 바르고 있다.</w:t>
             </w:r>
           </w:p>
         </w:tc>
@@ -5289,22 +5289,22 @@
                 <w:color w:val="595959"/>
                 <w:sz w:val="19"/>
               </w:rPr>
-              <w:t>兰斯（命令）：赶紧把她的管子拔了！杰克那个废物交不起医疗费，就把床位空出来给真正有钱的人用！</w:t>
-            </w:r>
-          </w:p>
-        </w:tc>
-        <w:tc>
-          <w:tcPr>
-            <w:tcW w:type="dxa" w:w="4819"/>
-          </w:tcPr>
-          <w:p>
-            <w:r>
-              <w:rPr>
-                <w:rFonts w:ascii="맑은 고딕" w:hAnsi="맑은 고딕" w:eastAsia="맑은 고딕"/>
-                <w:b w:val="0"/>
-                <w:sz w:val="19"/>
-              </w:rPr>
-              <w:t>랜스(명령조로): 빨리 저 관 뽑아버려! 잭 그 쓸모없는 놈이 치료비도 못 내는데, 침대는 비워서 진짜 돈 있는 사람한테 줘!</w:t>
+              <w:t>德里克（命令）：赶紧把她的管子拔了！杰克那个废物交不起医疗费，就把床位空出来给真正有钱的人用！</w:t>
+            </w:r>
+          </w:p>
+        </w:tc>
+        <w:tc>
+          <w:tcPr>
+            <w:tcW w:type="dxa" w:w="4819"/>
+          </w:tcPr>
+          <w:p>
+            <w:r>
+              <w:rPr>
+                <w:rFonts w:ascii="맑은 고딕" w:hAnsi="맑은 고딕" w:eastAsia="맑은 고딕"/>
+                <w:b w:val="0"/>
+                <w:sz w:val="19"/>
+              </w:rPr>
+              <w:t>데릭(명령조로): 빨리 저 관 뽑아버려! 잭 그 쓸모없는 놈이 치료비도 못 내는데, 침대는 비워서 진짜 돈 있는 사람한테 줘!</w:t>
             </w:r>
           </w:p>
         </w:tc>
@@ -5355,22 +5355,22 @@
                 <w:color w:val="595959"/>
                 <w:sz w:val="19"/>
               </w:rPr>
-              <w:t>兰斯：在卡特集团投资的医院里，我说的话就是规定！</w:t>
-            </w:r>
-          </w:p>
-        </w:tc>
-        <w:tc>
-          <w:tcPr>
-            <w:tcW w:type="dxa" w:w="4819"/>
-          </w:tcPr>
-          <w:p>
-            <w:r>
-              <w:rPr>
-                <w:rFonts w:ascii="맑은 고딕" w:hAnsi="맑은 고딕" w:eastAsia="맑은 고딕"/>
-                <w:b w:val="0"/>
-                <w:sz w:val="19"/>
-              </w:rPr>
-              <w:t>랜스: 카터 그룹이 투자한 병원에서는, 내 말이 곧 규정이야!</w:t>
+              <w:t>德里克：在卡特集团投资的医院里，我说的话就是规定！</w:t>
+            </w:r>
+          </w:p>
+        </w:tc>
+        <w:tc>
+          <w:tcPr>
+            <w:tcW w:type="dxa" w:w="4819"/>
+          </w:tcPr>
+          <w:p>
+            <w:r>
+              <w:rPr>
+                <w:rFonts w:ascii="맑은 고딕" w:hAnsi="맑은 고딕" w:eastAsia="맑은 고딕"/>
+                <w:b w:val="0"/>
+                <w:sz w:val="19"/>
+              </w:rPr>
+              <w:t>데릭: 카터 그룹이 투자한 병원에서는, 내 말이 곧 규정이야!</w:t>
             </w:r>
           </w:p>
         </w:tc>
@@ -5388,22 +5388,22 @@
                 <w:color w:val="595959"/>
                 <w:sz w:val="19"/>
               </w:rPr>
-              <w:t>△兰斯粗暴地把手伸向氧气管。</w:t>
-            </w:r>
-          </w:p>
-        </w:tc>
-        <w:tc>
-          <w:tcPr>
-            <w:tcW w:type="dxa" w:w="4819"/>
-          </w:tcPr>
-          <w:p>
-            <w:r>
-              <w:rPr>
-                <w:rFonts w:ascii="맑은 고딕" w:hAnsi="맑은 고딕" w:eastAsia="맑은 고딕"/>
-                <w:b w:val="0"/>
-                <w:sz w:val="19"/>
-              </w:rPr>
-              <w:t>△ 랜스가 거칠게 손을 뻗어 산소 호스를 잡으려 한다.</w:t>
+              <w:t>△德里克粗暴地把手伸向氧气管。</w:t>
+            </w:r>
+          </w:p>
+        </w:tc>
+        <w:tc>
+          <w:tcPr>
+            <w:tcW w:type="dxa" w:w="4819"/>
+          </w:tcPr>
+          <w:p>
+            <w:r>
+              <w:rPr>
+                <w:rFonts w:ascii="맑은 고딕" w:hAnsi="맑은 고딕" w:eastAsia="맑은 고딕"/>
+                <w:b w:val="0"/>
+                <w:sz w:val="19"/>
+              </w:rPr>
+              <w:t>△ 데릭이 거칠게 손을 뻗어 산소 호스를 잡으려 한다.</w:t>
             </w:r>
           </w:p>
         </w:tc>
@@ -5454,22 +5454,22 @@
                 <w:color w:val="595959"/>
                 <w:sz w:val="19"/>
               </w:rPr>
-              <w:t>△杰克冲进病房，一把狠狠推开了兰斯。</w:t>
-            </w:r>
-          </w:p>
-        </w:tc>
-        <w:tc>
-          <w:tcPr>
-            <w:tcW w:type="dxa" w:w="4819"/>
-          </w:tcPr>
-          <w:p>
-            <w:r>
-              <w:rPr>
-                <w:rFonts w:ascii="맑은 고딕" w:hAnsi="맑은 고딕" w:eastAsia="맑은 고딕"/>
-                <w:b w:val="0"/>
-                <w:sz w:val="19"/>
-              </w:rPr>
-              <w:t>△ 잭이 병실로 뛰어 들어와 랜스를 힘껏 밀쳐낸다.</w:t>
+              <w:t>△杰克冲进病房，一把狠狠推开了德里克。</w:t>
+            </w:r>
+          </w:p>
+        </w:tc>
+        <w:tc>
+          <w:tcPr>
+            <w:tcW w:type="dxa" w:w="4819"/>
+          </w:tcPr>
+          <w:p>
+            <w:r>
+              <w:rPr>
+                <w:rFonts w:ascii="맑은 고딕" w:hAnsi="맑은 고딕" w:eastAsia="맑은 고딕"/>
+                <w:b w:val="0"/>
+                <w:sz w:val="19"/>
+              </w:rPr>
+              <w:t>△ 잭이 병실로 뛰어 들어와 데릭을 힘껏 밀쳐낸다.</w:t>
             </w:r>
           </w:p>
         </w:tc>
@@ -5487,22 +5487,22 @@
                 <w:color w:val="595959"/>
                 <w:sz w:val="19"/>
               </w:rPr>
-              <w:t>杰克（暴怒）：兰斯！你想干什么？！</w:t>
-            </w:r>
-          </w:p>
-        </w:tc>
-        <w:tc>
-          <w:tcPr>
-            <w:tcW w:type="dxa" w:w="4819"/>
-          </w:tcPr>
-          <w:p>
-            <w:r>
-              <w:rPr>
-                <w:rFonts w:ascii="맑은 고딕" w:hAnsi="맑은 고딕" w:eastAsia="맑은 고딕"/>
-                <w:b w:val="0"/>
-                <w:sz w:val="19"/>
-              </w:rPr>
-              <w:t>잭(격노하며): 랜스! 뭐 하는 짓이야?!</w:t>
+              <w:t>杰克（暴怒）：德里克！你想干什么？！</w:t>
+            </w:r>
+          </w:p>
+        </w:tc>
+        <w:tc>
+          <w:tcPr>
+            <w:tcW w:type="dxa" w:w="4819"/>
+          </w:tcPr>
+          <w:p>
+            <w:r>
+              <w:rPr>
+                <w:rFonts w:ascii="맑은 고딕" w:hAnsi="맑은 고딕" w:eastAsia="맑은 고딕"/>
+                <w:b w:val="0"/>
+                <w:sz w:val="19"/>
+              </w:rPr>
+              <w:t>잭(격노하며): 데릭! 뭐 하는 짓이야?!</w:t>
             </w:r>
           </w:p>
         </w:tc>
@@ -5520,22 +5520,22 @@
                 <w:color w:val="595959"/>
                 <w:sz w:val="19"/>
               </w:rPr>
-              <w:t>△兰斯站定，整理了一下自己的衣领。</w:t>
-            </w:r>
-          </w:p>
-        </w:tc>
-        <w:tc>
-          <w:tcPr>
-            <w:tcW w:type="dxa" w:w="4819"/>
-          </w:tcPr>
-          <w:p>
-            <w:r>
-              <w:rPr>
-                <w:rFonts w:ascii="맑은 고딕" w:hAnsi="맑은 고딕" w:eastAsia="맑은 고딕"/>
-                <w:b w:val="0"/>
-                <w:sz w:val="19"/>
-              </w:rPr>
-              <w:t>△ 랜스가 자리에 서서 자기 옷깃을 매만진다.</w:t>
+              <w:t>△德里克站定，整理了一下自己的衣领。</w:t>
+            </w:r>
+          </w:p>
+        </w:tc>
+        <w:tc>
+          <w:tcPr>
+            <w:tcW w:type="dxa" w:w="4819"/>
+          </w:tcPr>
+          <w:p>
+            <w:r>
+              <w:rPr>
+                <w:rFonts w:ascii="맑은 고딕" w:hAnsi="맑은 고딕" w:eastAsia="맑은 고딕"/>
+                <w:b w:val="0"/>
+                <w:sz w:val="19"/>
+              </w:rPr>
+              <w:t>△ 데릭이 자리에 서서 자기 옷깃을 매만진다.</w:t>
             </w:r>
           </w:p>
         </w:tc>
@@ -5553,22 +5553,22 @@
                 <w:color w:val="595959"/>
                 <w:sz w:val="19"/>
               </w:rPr>
-              <w:t>兰斯（嗤笑）：你又拿不出钱，这个老女人早死晚死有什么差别吗？</w:t>
-            </w:r>
-          </w:p>
-        </w:tc>
-        <w:tc>
-          <w:tcPr>
-            <w:tcW w:type="dxa" w:w="4819"/>
-          </w:tcPr>
-          <w:p>
-            <w:r>
-              <w:rPr>
-                <w:rFonts w:ascii="맑은 고딕" w:hAnsi="맑은 고딕" w:eastAsia="맑은 고딕"/>
-                <w:b w:val="0"/>
-                <w:sz w:val="19"/>
-              </w:rPr>
-              <w:t>랜스(코웃음): 너 또 돈도 못 내잖아, 이 늙은 여자가 일찍 죽으나 늦게 죽으나 뭐가 다른데?</w:t>
+              <w:t>德里克（嗤笑）：你又拿不出钱，这个老女人早死晚死有什么差别吗？</w:t>
+            </w:r>
+          </w:p>
+        </w:tc>
+        <w:tc>
+          <w:tcPr>
+            <w:tcW w:type="dxa" w:w="4819"/>
+          </w:tcPr>
+          <w:p>
+            <w:r>
+              <w:rPr>
+                <w:rFonts w:ascii="맑은 고딕" w:hAnsi="맑은 고딕" w:eastAsia="맑은 고딕"/>
+                <w:b w:val="0"/>
+                <w:sz w:val="19"/>
+              </w:rPr>
+              <w:t>데릭(코웃음): 너 또 돈도 못 내잖아, 이 늙은 여자가 일찍 죽으나 늦게 죽으나 뭐가 다른데?</w:t>
             </w:r>
           </w:p>
         </w:tc>
@@ -5652,22 +5652,22 @@
                 <w:color w:val="595959"/>
                 <w:sz w:val="19"/>
               </w:rPr>
-              <w:t>△克洛伊难以置信地盯着满地的钞票，贪婪地咽了口唾沫。</w:t>
-            </w:r>
-          </w:p>
-        </w:tc>
-        <w:tc>
-          <w:tcPr>
-            <w:tcW w:type="dxa" w:w="4819"/>
-          </w:tcPr>
-          <w:p>
-            <w:r>
-              <w:rPr>
-                <w:rFonts w:ascii="맑은 고딕" w:hAnsi="맑은 고딕" w:eastAsia="맑은 고딕"/>
-                <w:b w:val="0"/>
-                <w:sz w:val="19"/>
-              </w:rPr>
-              <w:t>△ 클로이가 믿기지 않는다는 듯 바닥에 가득한 지폐를 응시하며, 탐욕스럽게 침을 꿀꺽 삼킨다.</w:t>
+              <w:t>△妮可难以置信地盯着满地的钞票，贪婪地咽了口唾沫。</w:t>
+            </w:r>
+          </w:p>
+        </w:tc>
+        <w:tc>
+          <w:tcPr>
+            <w:tcW w:type="dxa" w:w="4819"/>
+          </w:tcPr>
+          <w:p>
+            <w:r>
+              <w:rPr>
+                <w:rFonts w:ascii="맑은 고딕" w:hAnsi="맑은 고딕" w:eastAsia="맑은 고딕"/>
+                <w:b w:val="0"/>
+                <w:sz w:val="19"/>
+              </w:rPr>
+              <w:t>△ 니콜이 믿기지 않는다는 듯 바닥에 가득한 지폐를 응시하며, 탐욕스럽게 침을 꿀꺽 삼킨다.</w:t>
             </w:r>
           </w:p>
         </w:tc>
@@ -5685,22 +5685,22 @@
                 <w:color w:val="595959"/>
                 <w:sz w:val="19"/>
               </w:rPr>
-              <w:t>克洛伊（震惊，拔高音量）：你这个没用的废物难道去抢劫银行了吗？！</w:t>
-            </w:r>
-          </w:p>
-        </w:tc>
-        <w:tc>
-          <w:tcPr>
-            <w:tcW w:type="dxa" w:w="4819"/>
-          </w:tcPr>
-          <w:p>
-            <w:r>
-              <w:rPr>
-                <w:rFonts w:ascii="맑은 고딕" w:hAnsi="맑은 고딕" w:eastAsia="맑은 고딕"/>
-                <w:b w:val="0"/>
-                <w:sz w:val="19"/>
-              </w:rPr>
-              <w:t>클로이(놀라며, 목소리를 높여): 너 이 쓸모없는 놈이 설마 은행이라도 턴 거야?!</w:t>
+              <w:t>妮可（震惊，拔高音量）：你这个没用的废物难道去抢劫银行了吗？！</w:t>
+            </w:r>
+          </w:p>
+        </w:tc>
+        <w:tc>
+          <w:tcPr>
+            <w:tcW w:type="dxa" w:w="4819"/>
+          </w:tcPr>
+          <w:p>
+            <w:r>
+              <w:rPr>
+                <w:rFonts w:ascii="맑은 고딕" w:hAnsi="맑은 고딕" w:eastAsia="맑은 고딕"/>
+                <w:b w:val="0"/>
+                <w:sz w:val="19"/>
+              </w:rPr>
+              <w:t>니콜(놀라며, 목소리를 높여): 너 이 쓸모없는 놈이 설마 은행이라도 턴 거야?!</w:t>
             </w:r>
           </w:p>
         </w:tc>
@@ -5751,22 +5751,22 @@
                 <w:color w:val="595959"/>
                 <w:sz w:val="19"/>
               </w:rPr>
-              <w:t>△兰斯收起惊讶的表情，露出冷笑。</w:t>
-            </w:r>
-          </w:p>
-        </w:tc>
-        <w:tc>
-          <w:tcPr>
-            <w:tcW w:type="dxa" w:w="4819"/>
-          </w:tcPr>
-          <w:p>
-            <w:r>
-              <w:rPr>
-                <w:rFonts w:ascii="맑은 고딕" w:hAnsi="맑은 고딕" w:eastAsia="맑은 고딕"/>
-                <w:b w:val="0"/>
-                <w:sz w:val="19"/>
-              </w:rPr>
-              <w:t>△ 랜스가 놀란 표정을 거두고 차가운 웃음을 짓는다.</w:t>
+              <w:t>△德里克收起惊讶的表情，露出冷笑。</w:t>
+            </w:r>
+          </w:p>
+        </w:tc>
+        <w:tc>
+          <w:tcPr>
+            <w:tcW w:type="dxa" w:w="4819"/>
+          </w:tcPr>
+          <w:p>
+            <w:r>
+              <w:rPr>
+                <w:rFonts w:ascii="맑은 고딕" w:hAnsi="맑은 고딕" w:eastAsia="맑은 고딕"/>
+                <w:b w:val="0"/>
+                <w:sz w:val="19"/>
+              </w:rPr>
+              <w:t>△ 데릭이 놀란 표정을 거두고 차가운 웃음을 짓는다.</w:t>
             </w:r>
           </w:p>
         </w:tc>
@@ -5784,22 +5784,22 @@
                 <w:color w:val="595959"/>
                 <w:sz w:val="19"/>
               </w:rPr>
-              <w:t>兰斯（讥讽）：就算你偷到了手术的钱，可还有每天一千美金的康复费用，你一个端盘子的穷鬼，拿得出来吗？</w:t>
-            </w:r>
-          </w:p>
-        </w:tc>
-        <w:tc>
-          <w:tcPr>
-            <w:tcW w:type="dxa" w:w="4819"/>
-          </w:tcPr>
-          <w:p>
-            <w:r>
-              <w:rPr>
-                <w:rFonts w:ascii="맑은 고딕" w:hAnsi="맑은 고딕" w:eastAsia="맑은 고딕"/>
-                <w:b w:val="0"/>
-                <w:sz w:val="19"/>
-              </w:rPr>
-              <w:t>랜스(비아냥거리며): 설령 네가 수술비를 훔쳤다 쳐도, 하루에 천 달러씩 드는 회복비는 어쩔 건데, 접시나 나르는 거지 주제에 그걸 낼 수 있겠어?</w:t>
+              <w:t>德里克（讥讽）：就算你偷到了手术的钱，可还有每天一千美金的康复费用，你一个端盘子的穷鬼，拿得出来吗？</w:t>
+            </w:r>
+          </w:p>
+        </w:tc>
+        <w:tc>
+          <w:tcPr>
+            <w:tcW w:type="dxa" w:w="4819"/>
+          </w:tcPr>
+          <w:p>
+            <w:r>
+              <w:rPr>
+                <w:rFonts w:ascii="맑은 고딕" w:hAnsi="맑은 고딕" w:eastAsia="맑은 고딕"/>
+                <w:b w:val="0"/>
+                <w:sz w:val="19"/>
+              </w:rPr>
+              <w:t>데릭(비아냥거리며): 설령 네가 수술비를 훔쳤다 쳐도, 하루에 천 달러씩 드는 회복비는 어쩔 건데, 접시나 나르는 거지 주제에 그걸 낼 수 있겠어?</w:t>
             </w:r>
           </w:p>
         </w:tc>
@@ -6836,22 +6836,22 @@
                 <w:color w:val="595959"/>
                 <w:sz w:val="19"/>
               </w:rPr>
-              <w:t>人物：杰克、兰斯、克洛伊、蕾切尔、秘书、医生、安保人员</w:t>
-            </w:r>
-          </w:p>
-        </w:tc>
-        <w:tc>
-          <w:tcPr>
-            <w:tcW w:type="dxa" w:w="4819"/>
-          </w:tcPr>
-          <w:p>
-            <w:r>
-              <w:rPr>
-                <w:rFonts w:ascii="맑은 고딕" w:hAnsi="맑은 고딕" w:eastAsia="맑은 고딕"/>
-                <w:b w:val="0"/>
-                <w:sz w:val="19"/>
-              </w:rPr>
-              <w:t>인물: 잭, 랜스, 클로이, 레이첼, 비서, 의사, 경비원</w:t>
+              <w:t>人物：杰克、德里克、妮可、蕾切尔、秘书、医生、安保人员</w:t>
+            </w:r>
+          </w:p>
+        </w:tc>
+        <w:tc>
+          <w:tcPr>
+            <w:tcW w:type="dxa" w:w="4819"/>
+          </w:tcPr>
+          <w:p>
+            <w:r>
+              <w:rPr>
+                <w:rFonts w:ascii="맑은 고딕" w:hAnsi="맑은 고딕" w:eastAsia="맑은 고딕"/>
+                <w:b w:val="0"/>
+                <w:sz w:val="19"/>
+              </w:rPr>
+              <w:t>인물: 잭, 데릭, 니콜, 레이첼, 비서, 의사, 경비원</w:t>
             </w:r>
           </w:p>
         </w:tc>
@@ -6869,22 +6869,22 @@
                 <w:color w:val="595959"/>
                 <w:sz w:val="19"/>
               </w:rPr>
-              <w:t>△杰克冷漠地盯着兰斯。</w:t>
-            </w:r>
-          </w:p>
-        </w:tc>
-        <w:tc>
-          <w:tcPr>
-            <w:tcW w:type="dxa" w:w="4819"/>
-          </w:tcPr>
-          <w:p>
-            <w:r>
-              <w:rPr>
-                <w:rFonts w:ascii="맑은 고딕" w:hAnsi="맑은 고딕" w:eastAsia="맑은 고딕"/>
-                <w:b w:val="0"/>
-                <w:sz w:val="19"/>
-              </w:rPr>
-              <w:t>△ 잭이 냉담하게 랜스를 노려본다.</w:t>
+              <w:t>△杰克冷漠地盯着德里克。</w:t>
+            </w:r>
+          </w:p>
+        </w:tc>
+        <w:tc>
+          <w:tcPr>
+            <w:tcW w:type="dxa" w:w="4819"/>
+          </w:tcPr>
+          <w:p>
+            <w:r>
+              <w:rPr>
+                <w:rFonts w:ascii="맑은 고딕" w:hAnsi="맑은 고딕" w:eastAsia="맑은 고딕"/>
+                <w:b w:val="0"/>
+                <w:sz w:val="19"/>
+              </w:rPr>
+              <w:t>△ 잭이 냉담하게 데릭을 노려본다.</w:t>
             </w:r>
           </w:p>
         </w:tc>
@@ -6935,22 +6935,22 @@
                 <w:color w:val="595959"/>
                 <w:sz w:val="19"/>
               </w:rPr>
-              <w:t>克洛伊（嗤笑）：省省吧杰克，少在这里吹牛了。你连买件像样衬衫的钱都没有！</w:t>
-            </w:r>
-          </w:p>
-        </w:tc>
-        <w:tc>
-          <w:tcPr>
-            <w:tcW w:type="dxa" w:w="4819"/>
-          </w:tcPr>
-          <w:p>
-            <w:r>
-              <w:rPr>
-                <w:rFonts w:ascii="맑은 고딕" w:hAnsi="맑은 고딕" w:eastAsia="맑은 고딕"/>
-                <w:b w:val="0"/>
-                <w:sz w:val="19"/>
-              </w:rPr>
-              <w:t>클로이(코웃음): 그만해 잭, 여기서 허풍 좀 그만 떨어. 넌 제대로 된 셔츠 한 벌 살 돈도 없잖아!</w:t>
+              <w:t>妮可（嗤笑）：省省吧杰克，少在这里吹牛了。你连买件像样衬衫的钱都没有！</w:t>
+            </w:r>
+          </w:p>
+        </w:tc>
+        <w:tc>
+          <w:tcPr>
+            <w:tcW w:type="dxa" w:w="4819"/>
+          </w:tcPr>
+          <w:p>
+            <w:r>
+              <w:rPr>
+                <w:rFonts w:ascii="맑은 고딕" w:hAnsi="맑은 고딕" w:eastAsia="맑은 고딕"/>
+                <w:b w:val="0"/>
+                <w:sz w:val="19"/>
+              </w:rPr>
+              <w:t>니콜(코웃음): 그만해 잭, 여기서 허풍 좀 그만 떨어. 넌 제대로 된 셔츠 한 벌 살 돈도 없잖아!</w:t>
             </w:r>
           </w:p>
         </w:tc>
@@ -6968,22 +6968,22 @@
                 <w:color w:val="595959"/>
                 <w:sz w:val="19"/>
               </w:rPr>
-              <w:t>△克洛伊蹲下身，贪婪地将地上的美金一沓沓捡起来，死死搂在自己怀里。</w:t>
-            </w:r>
-          </w:p>
-        </w:tc>
-        <w:tc>
-          <w:tcPr>
-            <w:tcW w:type="dxa" w:w="4819"/>
-          </w:tcPr>
-          <w:p>
-            <w:r>
-              <w:rPr>
-                <w:rFonts w:ascii="맑은 고딕" w:hAnsi="맑은 고딕" w:eastAsia="맑은 고딕"/>
-                <w:b w:val="0"/>
-                <w:sz w:val="19"/>
-              </w:rPr>
-              <w:t>△ 클로이가 몸을 숙여 탐욕스럽게 바닥의 달러 뭉치를 한 다발 한 다발 주워 자기 품에 꽉 끌어안는다.</w:t>
+              <w:t>△妮可蹲下身，贪婪地将地上的美金一沓沓捡起来，死死搂在自己怀里。</w:t>
+            </w:r>
+          </w:p>
+        </w:tc>
+        <w:tc>
+          <w:tcPr>
+            <w:tcW w:type="dxa" w:w="4819"/>
+          </w:tcPr>
+          <w:p>
+            <w:r>
+              <w:rPr>
+                <w:rFonts w:ascii="맑은 고딕" w:hAnsi="맑은 고딕" w:eastAsia="맑은 고딕"/>
+                <w:b w:val="0"/>
+                <w:sz w:val="19"/>
+              </w:rPr>
+              <w:t>△ 니콜이 몸을 숙여 탐욕스럽게 바닥의 달러 뭉치를 한 다발 한 다발 주워 자기 품에 꽉 끌어안는다.</w:t>
             </w:r>
           </w:p>
         </w:tc>
@@ -7001,22 +7001,22 @@
                 <w:color w:val="595959"/>
                 <w:sz w:val="19"/>
               </w:rPr>
-              <w:t>克洛伊（得意）：这些钱用在这个该死的老女人身上也是浪费，刚好我看中了一个新款的包包，这些就当是你给我的分手费了。</w:t>
-            </w:r>
-          </w:p>
-        </w:tc>
-        <w:tc>
-          <w:tcPr>
-            <w:tcW w:type="dxa" w:w="4819"/>
-          </w:tcPr>
-          <w:p>
-            <w:r>
-              <w:rPr>
-                <w:rFonts w:ascii="맑은 고딕" w:hAnsi="맑은 고딕" w:eastAsia="맑은 고딕"/>
-                <w:b w:val="0"/>
-                <w:sz w:val="19"/>
-              </w:rPr>
-              <w:t>클로이(득의양양하게): 이 돈 저 빌어먹을 늙은 여자한테 쓰는 것도 낭비야, 마침 내가 봐둔 신상 가방이 있는데, 이건 네가 나한테 주는 이별 선물로 치자.</w:t>
+              <w:t>妮可（得意）：这些钱用在这个该死的老女人身上也是浪费，刚好我看中了一个新款的包包，这些就当是你给我的分手费了。</w:t>
+            </w:r>
+          </w:p>
+        </w:tc>
+        <w:tc>
+          <w:tcPr>
+            <w:tcW w:type="dxa" w:w="4819"/>
+          </w:tcPr>
+          <w:p>
+            <w:r>
+              <w:rPr>
+                <w:rFonts w:ascii="맑은 고딕" w:hAnsi="맑은 고딕" w:eastAsia="맑은 고딕"/>
+                <w:b w:val="0"/>
+                <w:sz w:val="19"/>
+              </w:rPr>
+              <w:t>니콜(득의양양하게): 이 돈 저 빌어먹을 늙은 여자한테 쓰는 것도 낭비야, 마침 내가 봐둔 신상 가방이 있는데, 이건 네가 나한테 주는 이별 선물로 치자.</w:t>
             </w:r>
           </w:p>
         </w:tc>
@@ -7100,22 +7100,22 @@
                 <w:color w:val="595959"/>
                 <w:sz w:val="19"/>
               </w:rPr>
-              <w:t>△杰克冲向克洛伊，被安保人员拦住。</w:t>
-            </w:r>
-          </w:p>
-        </w:tc>
-        <w:tc>
-          <w:tcPr>
-            <w:tcW w:type="dxa" w:w="4819"/>
-          </w:tcPr>
-          <w:p>
-            <w:r>
-              <w:rPr>
-                <w:rFonts w:ascii="맑은 고딕" w:hAnsi="맑은 고딕" w:eastAsia="맑은 고딕"/>
-                <w:b w:val="0"/>
-                <w:sz w:val="19"/>
-              </w:rPr>
-              <w:t>△ 잭이 클로이를 향해 돌진하지만, 경비원에게 막힌다.</w:t>
+              <w:t>△杰克冲向妮可，被安保人员拦住。</w:t>
+            </w:r>
+          </w:p>
+        </w:tc>
+        <w:tc>
+          <w:tcPr>
+            <w:tcW w:type="dxa" w:w="4819"/>
+          </w:tcPr>
+          <w:p>
+            <w:r>
+              <w:rPr>
+                <w:rFonts w:ascii="맑은 고딕" w:hAnsi="맑은 고딕" w:eastAsia="맑은 고딕"/>
+                <w:b w:val="0"/>
+                <w:sz w:val="19"/>
+              </w:rPr>
+              <w:t>△ 잭이 니콜을 향해 돌진하지만, 경비원에게 막힌다.</w:t>
             </w:r>
           </w:p>
         </w:tc>
@@ -7133,22 +7133,22 @@
                 <w:color w:val="595959"/>
                 <w:sz w:val="19"/>
               </w:rPr>
-              <w:t>△兰斯冷笑着拍了拍杰克的脸。</w:t>
-            </w:r>
-          </w:p>
-        </w:tc>
-        <w:tc>
-          <w:tcPr>
-            <w:tcW w:type="dxa" w:w="4819"/>
-          </w:tcPr>
-          <w:p>
-            <w:r>
-              <w:rPr>
-                <w:rFonts w:ascii="맑은 고딕" w:hAnsi="맑은 고딕" w:eastAsia="맑은 고딕"/>
-                <w:b w:val="0"/>
-                <w:sz w:val="19"/>
-              </w:rPr>
-              <w:t>△ 랜스가 차갑게 웃으며 잭의 얼굴을 툭툭 두드린다.</w:t>
+              <w:t>△德里克冷笑着拍了拍杰克的脸。</w:t>
+            </w:r>
+          </w:p>
+        </w:tc>
+        <w:tc>
+          <w:tcPr>
+            <w:tcW w:type="dxa" w:w="4819"/>
+          </w:tcPr>
+          <w:p>
+            <w:r>
+              <w:rPr>
+                <w:rFonts w:ascii="맑은 고딕" w:hAnsi="맑은 고딕" w:eastAsia="맑은 고딕"/>
+                <w:b w:val="0"/>
+                <w:sz w:val="19"/>
+              </w:rPr>
+              <w:t>△ 데릭이 차갑게 웃으며 잭의 얼굴을 툭툭 두드린다.</w:t>
             </w:r>
           </w:p>
         </w:tc>
@@ -7166,22 +7166,22 @@
                 <w:color w:val="595959"/>
                 <w:sz w:val="19"/>
               </w:rPr>
-              <w:t>兰斯：这场闹剧也该结束了。</w:t>
-            </w:r>
-          </w:p>
-        </w:tc>
-        <w:tc>
-          <w:tcPr>
-            <w:tcW w:type="dxa" w:w="4819"/>
-          </w:tcPr>
-          <w:p>
-            <w:r>
-              <w:rPr>
-                <w:rFonts w:ascii="맑은 고딕" w:hAnsi="맑은 고딕" w:eastAsia="맑은 고딕"/>
-                <w:b w:val="0"/>
-                <w:sz w:val="19"/>
-              </w:rPr>
-              <w:t>랜스: 이 소동도 이제 끝낼 때가 됐네.</w:t>
+              <w:t>德里克：这场闹剧也该结束了。</w:t>
+            </w:r>
+          </w:p>
+        </w:tc>
+        <w:tc>
+          <w:tcPr>
+            <w:tcW w:type="dxa" w:w="4819"/>
+          </w:tcPr>
+          <w:p>
+            <w:r>
+              <w:rPr>
+                <w:rFonts w:ascii="맑은 고딕" w:hAnsi="맑은 고딕" w:eastAsia="맑은 고딕"/>
+                <w:b w:val="0"/>
+                <w:sz w:val="19"/>
+              </w:rPr>
+              <w:t>데릭: 이 소동도 이제 끝낼 때가 됐네.</w:t>
             </w:r>
           </w:p>
         </w:tc>
@@ -7199,22 +7199,22 @@
                 <w:color w:val="595959"/>
                 <w:sz w:val="19"/>
               </w:rPr>
-              <w:t>△兰斯上前，一把抓住了杰克母亲的氧气管，眼神冰冷。</w:t>
-            </w:r>
-          </w:p>
-        </w:tc>
-        <w:tc>
-          <w:tcPr>
-            <w:tcW w:type="dxa" w:w="4819"/>
-          </w:tcPr>
-          <w:p>
-            <w:r>
-              <w:rPr>
-                <w:rFonts w:ascii="맑은 고딕" w:hAnsi="맑은 고딕" w:eastAsia="맑은 고딕"/>
-                <w:b w:val="0"/>
-                <w:sz w:val="19"/>
-              </w:rPr>
-              <w:t>△ 랜스가 앞으로 나서서 잭 어머니의 산소 호스를 확 붙잡는다, 눈빛이 차갑다.</w:t>
+              <w:t>△德里克上前，一把抓住了杰克母亲的氧气管，眼神冰冷。</w:t>
+            </w:r>
+          </w:p>
+        </w:tc>
+        <w:tc>
+          <w:tcPr>
+            <w:tcW w:type="dxa" w:w="4819"/>
+          </w:tcPr>
+          <w:p>
+            <w:r>
+              <w:rPr>
+                <w:rFonts w:ascii="맑은 고딕" w:hAnsi="맑은 고딕" w:eastAsia="맑은 고딕"/>
+                <w:b w:val="0"/>
+                <w:sz w:val="19"/>
+              </w:rPr>
+              <w:t>△ 데릭이 앞으로 나서서 잭 어머니의 산소 호스를 확 붙잡는다, 눈빛이 차갑다.</w:t>
             </w:r>
           </w:p>
         </w:tc>
@@ -7356,22 +7356,22 @@
                 <w:color w:val="595959"/>
                 <w:sz w:val="19"/>
               </w:rPr>
-              <w:t>人物：杰克、兰斯、克洛伊、蕾切尔、秘书、医生、安保人员</w:t>
-            </w:r>
-          </w:p>
-        </w:tc>
-        <w:tc>
-          <w:tcPr>
-            <w:tcW w:type="dxa" w:w="4819"/>
-          </w:tcPr>
-          <w:p>
-            <w:r>
-              <w:rPr>
-                <w:rFonts w:ascii="맑은 고딕" w:hAnsi="맑은 고딕" w:eastAsia="맑은 고딕"/>
-                <w:b w:val="0"/>
-                <w:sz w:val="19"/>
-              </w:rPr>
-              <w:t>인물: 잭, 랜스, 클로이, 레이첼, 비서, 의사, 경비원</w:t>
+              <w:t>人物：杰克、德里克、妮可、蕾切尔、秘书、医生、安保人员</w:t>
+            </w:r>
+          </w:p>
+        </w:tc>
+        <w:tc>
+          <w:tcPr>
+            <w:tcW w:type="dxa" w:w="4819"/>
+          </w:tcPr>
+          <w:p>
+            <w:r>
+              <w:rPr>
+                <w:rFonts w:ascii="맑은 고딕" w:hAnsi="맑은 고딕" w:eastAsia="맑은 고딕"/>
+                <w:b w:val="0"/>
+                <w:sz w:val="19"/>
+              </w:rPr>
+              <w:t>인물: 잭, 데릭, 니콜, 레이첼, 비서, 의사, 경비원</w:t>
             </w:r>
           </w:p>
         </w:tc>
@@ -7422,22 +7422,22 @@
                 <w:color w:val="595959"/>
                 <w:sz w:val="19"/>
               </w:rPr>
-              <w:t>△克洛伊皱着眉头，上下打量着蕾切尔。</w:t>
-            </w:r>
-          </w:p>
-        </w:tc>
-        <w:tc>
-          <w:tcPr>
-            <w:tcW w:type="dxa" w:w="4819"/>
-          </w:tcPr>
-          <w:p>
-            <w:r>
-              <w:rPr>
-                <w:rFonts w:ascii="맑은 고딕" w:hAnsi="맑은 고딕" w:eastAsia="맑은 고딕"/>
-                <w:b w:val="0"/>
-                <w:sz w:val="19"/>
-              </w:rPr>
-              <w:t>△ 클로이가 미간을 찌푸리며 레이첼을 위아래로 훑어본다.</w:t>
+              <w:t>△妮可皱着眉头，上下打量着蕾切尔。</w:t>
+            </w:r>
+          </w:p>
+        </w:tc>
+        <w:tc>
+          <w:tcPr>
+            <w:tcW w:type="dxa" w:w="4819"/>
+          </w:tcPr>
+          <w:p>
+            <w:r>
+              <w:rPr>
+                <w:rFonts w:ascii="맑은 고딕" w:hAnsi="맑은 고딕" w:eastAsia="맑은 고딕"/>
+                <w:b w:val="0"/>
+                <w:sz w:val="19"/>
+              </w:rPr>
+              <w:t>△ 니콜이 미간을 찌푸리며 레이첼을 위아래로 훑어본다.</w:t>
             </w:r>
           </w:p>
         </w:tc>
@@ -7455,22 +7455,22 @@
                 <w:color w:val="595959"/>
                 <w:sz w:val="19"/>
               </w:rPr>
-              <w:t>克洛伊（质问）：你他妈是谁？这有你说话的份吗？！</w:t>
-            </w:r>
-          </w:p>
-        </w:tc>
-        <w:tc>
-          <w:tcPr>
-            <w:tcW w:type="dxa" w:w="4819"/>
-          </w:tcPr>
-          <w:p>
-            <w:r>
-              <w:rPr>
-                <w:rFonts w:ascii="맑은 고딕" w:hAnsi="맑은 고딕" w:eastAsia="맑은 고딕"/>
-                <w:b w:val="0"/>
-                <w:sz w:val="19"/>
-              </w:rPr>
-              <w:t>클로이(따지며): 넌 대체 뭐야? 여기서 네가 말할 자격이나 있어?!</w:t>
+              <w:t>妮可（质问）：你他妈是谁？这有你说话的份吗？！</w:t>
+            </w:r>
+          </w:p>
+        </w:tc>
+        <w:tc>
+          <w:tcPr>
+            <w:tcW w:type="dxa" w:w="4819"/>
+          </w:tcPr>
+          <w:p>
+            <w:r>
+              <w:rPr>
+                <w:rFonts w:ascii="맑은 고딕" w:hAnsi="맑은 고딕" w:eastAsia="맑은 고딕"/>
+                <w:b w:val="0"/>
+                <w:sz w:val="19"/>
+              </w:rPr>
+              <w:t>니콜(따지며): 넌 대체 뭐야? 여기서 네가 말할 자격이나 있어?!</w:t>
             </w:r>
           </w:p>
         </w:tc>
@@ -7488,22 +7488,22 @@
                 <w:color w:val="595959"/>
                 <w:sz w:val="19"/>
               </w:rPr>
-              <w:t>△“啪”的一声脆响，秘书上前狠狠甩了克洛伊一个耳光。</w:t>
-            </w:r>
-          </w:p>
-        </w:tc>
-        <w:tc>
-          <w:tcPr>
-            <w:tcW w:type="dxa" w:w="4819"/>
-          </w:tcPr>
-          <w:p>
-            <w:r>
-              <w:rPr>
-                <w:rFonts w:ascii="맑은 고딕" w:hAnsi="맑은 고딕" w:eastAsia="맑은 고딕"/>
-                <w:b w:val="0"/>
-                <w:sz w:val="19"/>
-              </w:rPr>
-              <w:t>△ "짝" 하는 소리와 함께 비서가 다가가 클로이의 뺨을 세게 후려친다.</w:t>
+              <w:t>△“啪”的一声脆响，秘书上前狠狠甩了妮可一个耳光。</w:t>
+            </w:r>
+          </w:p>
+        </w:tc>
+        <w:tc>
+          <w:tcPr>
+            <w:tcW w:type="dxa" w:w="4819"/>
+          </w:tcPr>
+          <w:p>
+            <w:r>
+              <w:rPr>
+                <w:rFonts w:ascii="맑은 고딕" w:hAnsi="맑은 고딕" w:eastAsia="맑은 고딕"/>
+                <w:b w:val="0"/>
+                <w:sz w:val="19"/>
+              </w:rPr>
+              <w:t>△ "짝" 하는 소리와 함께 비서가 다가가 니콜의 뺨을 세게 후려친다.</w:t>
             </w:r>
           </w:p>
         </w:tc>
@@ -7521,22 +7521,22 @@
                 <w:color w:val="595959"/>
                 <w:sz w:val="19"/>
               </w:rPr>
-              <w:t>△克洛伊被打得偏过头去，手中的钞票洒落一地，脸颊瞬间红肿。</w:t>
-            </w:r>
-          </w:p>
-        </w:tc>
-        <w:tc>
-          <w:tcPr>
-            <w:tcW w:type="dxa" w:w="4819"/>
-          </w:tcPr>
-          <w:p>
-            <w:r>
-              <w:rPr>
-                <w:rFonts w:ascii="맑은 고딕" w:hAnsi="맑은 고딕" w:eastAsia="맑은 고딕"/>
-                <w:b w:val="0"/>
-                <w:sz w:val="19"/>
-              </w:rPr>
-              <w:t>△ 클로이가 맞아서 고개가 홱 돌아가고, 손에 있던 지폐가 바닥에 흩어지며, 뺨이 순식간에 붉게 부어오른다.</w:t>
+              <w:t>△妮可被打得偏过头去，手中的钞票洒落一地，脸颊瞬间红肿。</w:t>
+            </w:r>
+          </w:p>
+        </w:tc>
+        <w:tc>
+          <w:tcPr>
+            <w:tcW w:type="dxa" w:w="4819"/>
+          </w:tcPr>
+          <w:p>
+            <w:r>
+              <w:rPr>
+                <w:rFonts w:ascii="맑은 고딕" w:hAnsi="맑은 고딕" w:eastAsia="맑은 고딕"/>
+                <w:b w:val="0"/>
+                <w:sz w:val="19"/>
+              </w:rPr>
+              <w:t>△ 니콜이 맞아서 고개가 홱 돌아가고, 손에 있던 지폐가 바닥에 흩어지며, 뺨이 순식간에 붉게 부어오른다.</w:t>
             </w:r>
           </w:p>
         </w:tc>
@@ -7554,22 +7554,22 @@
                 <w:color w:val="595959"/>
                 <w:sz w:val="19"/>
               </w:rPr>
-              <w:t>克洛伊（尖叫）：你这个疯子，竟然敢打我？！</w:t>
-            </w:r>
-          </w:p>
-        </w:tc>
-        <w:tc>
-          <w:tcPr>
-            <w:tcW w:type="dxa" w:w="4819"/>
-          </w:tcPr>
-          <w:p>
-            <w:r>
-              <w:rPr>
-                <w:rFonts w:ascii="맑은 고딕" w:hAnsi="맑은 고딕" w:eastAsia="맑은 고딕"/>
-                <w:b w:val="0"/>
-                <w:sz w:val="19"/>
-              </w:rPr>
-              <w:t>클로이(비명): 이 미친년이, 감히 날 때려?!</w:t>
+              <w:t>妮可（尖叫）：你这个疯子，竟然敢打我？！</w:t>
+            </w:r>
+          </w:p>
+        </w:tc>
+        <w:tc>
+          <w:tcPr>
+            <w:tcW w:type="dxa" w:w="4819"/>
+          </w:tcPr>
+          <w:p>
+            <w:r>
+              <w:rPr>
+                <w:rFonts w:ascii="맑은 고딕" w:hAnsi="맑은 고딕" w:eastAsia="맑은 고딕"/>
+                <w:b w:val="0"/>
+                <w:sz w:val="19"/>
+              </w:rPr>
+              <w:t>니콜(비명): 이 미친년이, 감히 날 때려?!</w:t>
             </w:r>
           </w:p>
         </w:tc>
@@ -7587,22 +7587,22 @@
                 <w:color w:val="595959"/>
                 <w:sz w:val="19"/>
               </w:rPr>
-              <w:t>△克洛伊举起手冲向秘书，兰斯死死抓住了她的手腕。</w:t>
-            </w:r>
-          </w:p>
-        </w:tc>
-        <w:tc>
-          <w:tcPr>
-            <w:tcW w:type="dxa" w:w="4819"/>
-          </w:tcPr>
-          <w:p>
-            <w:r>
-              <w:rPr>
-                <w:rFonts w:ascii="맑은 고딕" w:hAnsi="맑은 고딕" w:eastAsia="맑은 고딕"/>
-                <w:b w:val="0"/>
-                <w:sz w:val="19"/>
-              </w:rPr>
-              <w:t>△ 클로이가 손을 들어 비서에게 달려들려 하자 랜스가 그녀의 손목을 꽉 붙잡는다.</w:t>
+              <w:t>△妮可举起手冲向秘书，德里克死死抓住了她的手腕。</w:t>
+            </w:r>
+          </w:p>
+        </w:tc>
+        <w:tc>
+          <w:tcPr>
+            <w:tcW w:type="dxa" w:w="4819"/>
+          </w:tcPr>
+          <w:p>
+            <w:r>
+              <w:rPr>
+                <w:rFonts w:ascii="맑은 고딕" w:hAnsi="맑은 고딕" w:eastAsia="맑은 고딕"/>
+                <w:b w:val="0"/>
+                <w:sz w:val="19"/>
+              </w:rPr>
+              <w:t>△ 니콜이 손을 들어 비서에게 달려들려 하자 데릭이 그녀의 손목을 꽉 붙잡는다.</w:t>
             </w:r>
           </w:p>
         </w:tc>
@@ -7620,22 +7620,22 @@
                 <w:color w:val="595959"/>
                 <w:sz w:val="19"/>
               </w:rPr>
-              <w:t>△【特写】兰斯额头布满冷汗，眼神充满恐惧地盯着蕾切尔。</w:t>
-            </w:r>
-          </w:p>
-        </w:tc>
-        <w:tc>
-          <w:tcPr>
-            <w:tcW w:type="dxa" w:w="4819"/>
-          </w:tcPr>
-          <w:p>
-            <w:r>
-              <w:rPr>
-                <w:rFonts w:ascii="맑은 고딕" w:hAnsi="맑은 고딕" w:eastAsia="맑은 고딕"/>
-                <w:b w:val="0"/>
-                <w:sz w:val="19"/>
-              </w:rPr>
-              <w:t>△ 【클로즈업】 랜스의 이마에 식은땀이 가득하고, 눈빛엔 두려움이 가득한 채 레이첼을 쏘아본다.</w:t>
+              <w:t>△【特写】德里克额头布满冷汗，眼神充满恐惧地盯着蕾切尔。</w:t>
+            </w:r>
+          </w:p>
+        </w:tc>
+        <w:tc>
+          <w:tcPr>
+            <w:tcW w:type="dxa" w:w="4819"/>
+          </w:tcPr>
+          <w:p>
+            <w:r>
+              <w:rPr>
+                <w:rFonts w:ascii="맑은 고딕" w:hAnsi="맑은 고딕" w:eastAsia="맑은 고딕"/>
+                <w:b w:val="0"/>
+                <w:sz w:val="19"/>
+              </w:rPr>
+              <w:t>△ 【클로즈업】 데릭의 이마에 식은땀이 가득하고, 눈빛엔 두려움이 가득한 채 레이첼을 쏘아본다.</w:t>
             </w:r>
           </w:p>
         </w:tc>
@@ -7653,22 +7653,22 @@
                 <w:color w:val="595959"/>
                 <w:sz w:val="19"/>
               </w:rPr>
-              <w:t>克洛伊（愤怒）：兰斯，你干什么？！我要好好教训她们！</w:t>
-            </w:r>
-          </w:p>
-        </w:tc>
-        <w:tc>
-          <w:tcPr>
-            <w:tcW w:type="dxa" w:w="4819"/>
-          </w:tcPr>
-          <w:p>
-            <w:r>
-              <w:rPr>
-                <w:rFonts w:ascii="맑은 고딕" w:hAnsi="맑은 고딕" w:eastAsia="맑은 고딕"/>
-                <w:b w:val="0"/>
-                <w:sz w:val="19"/>
-              </w:rPr>
-              <w:t>클로이(분노): 랜스, 뭐 하는 거야?! 내가 저것들 버릇을 고쳐놔야겠어!</w:t>
+              <w:t>妮可（愤怒）：德里克，你干什么？！我要好好教训她们！</w:t>
+            </w:r>
+          </w:p>
+        </w:tc>
+        <w:tc>
+          <w:tcPr>
+            <w:tcW w:type="dxa" w:w="4819"/>
+          </w:tcPr>
+          <w:p>
+            <w:r>
+              <w:rPr>
+                <w:rFonts w:ascii="맑은 고딕" w:hAnsi="맑은 고딕" w:eastAsia="맑은 고딕"/>
+                <w:b w:val="0"/>
+                <w:sz w:val="19"/>
+              </w:rPr>
+              <w:t>니콜(분노): 데릭, 뭐 하는 거야?! 내가 저것들 버릇을 고쳐놔야겠어!</w:t>
             </w:r>
           </w:p>
         </w:tc>
@@ -7686,22 +7686,22 @@
                 <w:color w:val="595959"/>
                 <w:sz w:val="19"/>
               </w:rPr>
-              <w:t>兰斯（低吼）：闭嘴！</w:t>
-            </w:r>
-          </w:p>
-        </w:tc>
-        <w:tc>
-          <w:tcPr>
-            <w:tcW w:type="dxa" w:w="4819"/>
-          </w:tcPr>
-          <w:p>
-            <w:r>
-              <w:rPr>
-                <w:rFonts w:ascii="맑은 고딕" w:hAnsi="맑은 고딕" w:eastAsia="맑은 고딕"/>
-                <w:b w:val="0"/>
-                <w:sz w:val="19"/>
-              </w:rPr>
-              <w:t>랜스(낮게 으르렁): 닥쳐!</w:t>
+              <w:t>德里克（低吼）：闭嘴！</w:t>
+            </w:r>
+          </w:p>
+        </w:tc>
+        <w:tc>
+          <w:tcPr>
+            <w:tcW w:type="dxa" w:w="4819"/>
+          </w:tcPr>
+          <w:p>
+            <w:r>
+              <w:rPr>
+                <w:rFonts w:ascii="맑은 고딕" w:hAnsi="맑은 고딕" w:eastAsia="맑은 고딕"/>
+                <w:b w:val="0"/>
+                <w:sz w:val="19"/>
+              </w:rPr>
+              <w:t>데릭(낮게 으르렁): 닥쳐!</w:t>
             </w:r>
           </w:p>
         </w:tc>
@@ -7719,22 +7719,22 @@
                 <w:color w:val="595959"/>
                 <w:sz w:val="19"/>
               </w:rPr>
-              <w:t>△蕾切尔冷笑着瞥了兰斯一眼，径直走到杰克身边。</w:t>
-            </w:r>
-          </w:p>
-        </w:tc>
-        <w:tc>
-          <w:tcPr>
-            <w:tcW w:type="dxa" w:w="4819"/>
-          </w:tcPr>
-          <w:p>
-            <w:r>
-              <w:rPr>
-                <w:rFonts w:ascii="맑은 고딕" w:hAnsi="맑은 고딕" w:eastAsia="맑은 고딕"/>
-                <w:b w:val="0"/>
-                <w:sz w:val="19"/>
-              </w:rPr>
-              <w:t>△ 레이첼이 차갑게 웃으며 랜스를 힐끗 보더니, 곧장 잭의 곁으로 걸어간다.</w:t>
+              <w:t>△蕾切尔冷笑着瞥了德里克一眼，径直走到杰克身边。</w:t>
+            </w:r>
+          </w:p>
+        </w:tc>
+        <w:tc>
+          <w:tcPr>
+            <w:tcW w:type="dxa" w:w="4819"/>
+          </w:tcPr>
+          <w:p>
+            <w:r>
+              <w:rPr>
+                <w:rFonts w:ascii="맑은 고딕" w:hAnsi="맑은 고딕" w:eastAsia="맑은 고딕"/>
+                <w:b w:val="0"/>
+                <w:sz w:val="19"/>
+              </w:rPr>
+              <w:t>△ 레이첼이 차갑게 웃으며 데릭을 힐끗 보더니, 곧장 잭의 곁으로 걸어간다.</w:t>
             </w:r>
           </w:p>
         </w:tc>
@@ -7917,22 +7917,22 @@
                 <w:color w:val="595959"/>
                 <w:sz w:val="19"/>
               </w:rPr>
-              <w:t>△兰斯嫉妒地盯着杰克。</w:t>
-            </w:r>
-          </w:p>
-        </w:tc>
-        <w:tc>
-          <w:tcPr>
-            <w:tcW w:type="dxa" w:w="4819"/>
-          </w:tcPr>
-          <w:p>
-            <w:r>
-              <w:rPr>
-                <w:rFonts w:ascii="맑은 고딕" w:hAnsi="맑은 고딕" w:eastAsia="맑은 고딕"/>
-                <w:b w:val="0"/>
-                <w:sz w:val="19"/>
-              </w:rPr>
-              <w:t>△ 랜스가 질투 어린 눈으로 잭을 노려본다.</w:t>
+              <w:t>△德里克嫉妒地盯着杰克。</w:t>
+            </w:r>
+          </w:p>
+        </w:tc>
+        <w:tc>
+          <w:tcPr>
+            <w:tcW w:type="dxa" w:w="4819"/>
+          </w:tcPr>
+          <w:p>
+            <w:r>
+              <w:rPr>
+                <w:rFonts w:ascii="맑은 고딕" w:hAnsi="맑은 고딕" w:eastAsia="맑은 고딕"/>
+                <w:b w:val="0"/>
+                <w:sz w:val="19"/>
+              </w:rPr>
+              <w:t>△ 데릭이 질투 어린 눈으로 잭을 노려본다.</w:t>
             </w:r>
           </w:p>
         </w:tc>
@@ -7950,22 +7950,22 @@
                 <w:color w:val="595959"/>
                 <w:sz w:val="19"/>
               </w:rPr>
-              <w:t>兰斯（OS）：杰克这是走了什么狗屎运！居然能被蕾切尔看上！</w:t>
-            </w:r>
-          </w:p>
-        </w:tc>
-        <w:tc>
-          <w:tcPr>
-            <w:tcW w:type="dxa" w:w="4819"/>
-          </w:tcPr>
-          <w:p>
-            <w:r>
-              <w:rPr>
-                <w:rFonts w:ascii="맑은 고딕" w:hAnsi="맑은 고딕" w:eastAsia="맑은 고딕"/>
-                <w:b w:val="0"/>
-                <w:sz w:val="19"/>
-              </w:rPr>
-              <w:t>랜스(OS): 잭 저 자식은 무슨 개똥 같은 운을 탄 거야! 레이첼한테 눈에 들다니!</w:t>
+              <w:t>德里克（OS）：杰克这是走了什么狗屎运！居然能被蕾切尔看上！</w:t>
+            </w:r>
+          </w:p>
+        </w:tc>
+        <w:tc>
+          <w:tcPr>
+            <w:tcW w:type="dxa" w:w="4819"/>
+          </w:tcPr>
+          <w:p>
+            <w:r>
+              <w:rPr>
+                <w:rFonts w:ascii="맑은 고딕" w:hAnsi="맑은 고딕" w:eastAsia="맑은 고딕"/>
+                <w:b w:val="0"/>
+                <w:sz w:val="19"/>
+              </w:rPr>
+              <w:t>데릭(OS): 잭 저 자식은 무슨 개똥 같은 운을 탄 거야! 레이첼한테 눈에 들다니!</w:t>
             </w:r>
           </w:p>
         </w:tc>
@@ -7983,22 +7983,22 @@
                 <w:color w:val="595959"/>
                 <w:sz w:val="19"/>
               </w:rPr>
-              <w:t>△克洛伊捂着脸，鄙夷地看着杰克。</w:t>
-            </w:r>
-          </w:p>
-        </w:tc>
-        <w:tc>
-          <w:tcPr>
-            <w:tcW w:type="dxa" w:w="4819"/>
-          </w:tcPr>
-          <w:p>
-            <w:r>
-              <w:rPr>
-                <w:rFonts w:ascii="맑은 고딕" w:hAnsi="맑은 고딕" w:eastAsia="맑은 고딕"/>
-                <w:b w:val="0"/>
-                <w:sz w:val="19"/>
-              </w:rPr>
-              <w:t>△ 클로이가 얼굴을 감싸 쥐고, 경멸하는 눈으로 잭을 바라본다.</w:t>
+              <w:t>△妮可捂着脸，鄙夷地看着杰克。</w:t>
+            </w:r>
+          </w:p>
+        </w:tc>
+        <w:tc>
+          <w:tcPr>
+            <w:tcW w:type="dxa" w:w="4819"/>
+          </w:tcPr>
+          <w:p>
+            <w:r>
+              <w:rPr>
+                <w:rFonts w:ascii="맑은 고딕" w:hAnsi="맑은 고딕" w:eastAsia="맑은 고딕"/>
+                <w:b w:val="0"/>
+                <w:sz w:val="19"/>
+              </w:rPr>
+              <w:t>△ 니콜이 얼굴을 감싸 쥐고, 경멸하는 눈으로 잭을 바라본다.</w:t>
             </w:r>
           </w:p>
         </w:tc>
@@ -8016,22 +8016,22 @@
                 <w:color w:val="595959"/>
                 <w:sz w:val="19"/>
               </w:rPr>
-              <w:t>克洛伊（嘲讽）：我说你哪来的钱，原来是当了Sugar Baby！杰克，你真是下贱。</w:t>
-            </w:r>
-          </w:p>
-        </w:tc>
-        <w:tc>
-          <w:tcPr>
-            <w:tcW w:type="dxa" w:w="4819"/>
-          </w:tcPr>
-          <w:p>
-            <w:r>
-              <w:rPr>
-                <w:rFonts w:ascii="맑은 고딕" w:hAnsi="맑은 고딕" w:eastAsia="맑은 고딕"/>
-                <w:b w:val="0"/>
-                <w:sz w:val="19"/>
-              </w:rPr>
-              <w:t>클로이(비웃으며): 어쩐지 돈이 어디서 났나 했더니, Sugar Baby 노릇을 하고 있었구나! 잭, 너 정말 천박하다.</w:t>
+              <w:t>妮可（嘲讽）：我说你哪来的钱，原来是当了Sugar Baby！杰克，你真是下贱。</w:t>
+            </w:r>
+          </w:p>
+        </w:tc>
+        <w:tc>
+          <w:tcPr>
+            <w:tcW w:type="dxa" w:w="4819"/>
+          </w:tcPr>
+          <w:p>
+            <w:r>
+              <w:rPr>
+                <w:rFonts w:ascii="맑은 고딕" w:hAnsi="맑은 고딕" w:eastAsia="맑은 고딕"/>
+                <w:b w:val="0"/>
+                <w:sz w:val="19"/>
+              </w:rPr>
+              <w:t>니콜(비웃으며): 어쩐지 돈이 어디서 났나 했더니, Sugar Baby 노릇을 하고 있었구나! 잭, 너 정말 천박하다.</w:t>
             </w:r>
           </w:p>
         </w:tc>
@@ -8049,22 +8049,22 @@
                 <w:color w:val="595959"/>
                 <w:sz w:val="19"/>
               </w:rPr>
-              <w:t>△蕾切尔眼神一冷，上前反手又给了克洛伊一记极其响亮的耳光。</w:t>
-            </w:r>
-          </w:p>
-        </w:tc>
-        <w:tc>
-          <w:tcPr>
-            <w:tcW w:type="dxa" w:w="4819"/>
-          </w:tcPr>
-          <w:p>
-            <w:r>
-              <w:rPr>
-                <w:rFonts w:ascii="맑은 고딕" w:hAnsi="맑은 고딕" w:eastAsia="맑은 고딕"/>
-                <w:b w:val="0"/>
-                <w:sz w:val="19"/>
-              </w:rPr>
-              <w:t>△ 레이첼의 눈빛이 싸늘해지더니, 다가가 손등으로 클로이의 뺨을 다시 한번 요란하게 후려친다.</w:t>
+              <w:t>△蕾切尔眼神一冷，上前反手又给了妮可一记极其响亮的耳光。</w:t>
+            </w:r>
+          </w:p>
+        </w:tc>
+        <w:tc>
+          <w:tcPr>
+            <w:tcW w:type="dxa" w:w="4819"/>
+          </w:tcPr>
+          <w:p>
+            <w:r>
+              <w:rPr>
+                <w:rFonts w:ascii="맑은 고딕" w:hAnsi="맑은 고딕" w:eastAsia="맑은 고딕"/>
+                <w:b w:val="0"/>
+                <w:sz w:val="19"/>
+              </w:rPr>
+              <w:t>△ 레이첼의 눈빛이 싸늘해지더니, 다가가 손등으로 니콜의 뺨을 다시 한번 요란하게 후려친다.</w:t>
             </w:r>
           </w:p>
         </w:tc>
@@ -8082,22 +8082,22 @@
                 <w:color w:val="595959"/>
                 <w:sz w:val="19"/>
               </w:rPr>
-              <w:t>△克洛伊被打得一个踉跄，跌坐在地。</w:t>
-            </w:r>
-          </w:p>
-        </w:tc>
-        <w:tc>
-          <w:tcPr>
-            <w:tcW w:type="dxa" w:w="4819"/>
-          </w:tcPr>
-          <w:p>
-            <w:r>
-              <w:rPr>
-                <w:rFonts w:ascii="맑은 고딕" w:hAnsi="맑은 고딕" w:eastAsia="맑은 고딕"/>
-                <w:b w:val="0"/>
-                <w:sz w:val="19"/>
-              </w:rPr>
-              <w:t>△ 클로이가 맞아서 휘청거리며 바닥에 주저앉는다.</w:t>
+              <w:t>△妮可被打得一个踉跄，跌坐在地。</w:t>
+            </w:r>
+          </w:p>
+        </w:tc>
+        <w:tc>
+          <w:tcPr>
+            <w:tcW w:type="dxa" w:w="4819"/>
+          </w:tcPr>
+          <w:p>
+            <w:r>
+              <w:rPr>
+                <w:rFonts w:ascii="맑은 고딕" w:hAnsi="맑은 고딕" w:eastAsia="맑은 고딕"/>
+                <w:b w:val="0"/>
+                <w:sz w:val="19"/>
+              </w:rPr>
+              <w:t>△ 니콜이 맞아서 휘청거리며 바닥에 주저앉는다.</w:t>
             </w:r>
           </w:p>
         </w:tc>
@@ -8214,22 +8214,22 @@
                 <w:color w:val="595959"/>
                 <w:sz w:val="19"/>
               </w:rPr>
-              <w:t>△医生和安保一起麻利地推着病床离开房间，兰斯给克洛伊使了个眼色，紧跟在众人身后朝门外走去。</w:t>
-            </w:r>
-          </w:p>
-        </w:tc>
-        <w:tc>
-          <w:tcPr>
-            <w:tcW w:type="dxa" w:w="4819"/>
-          </w:tcPr>
-          <w:p>
-            <w:r>
-              <w:rPr>
-                <w:rFonts w:ascii="맑은 고딕" w:hAnsi="맑은 고딕" w:eastAsia="맑은 고딕"/>
-                <w:b w:val="0"/>
-                <w:sz w:val="19"/>
-              </w:rPr>
-              <w:t>△ 의사와 경비원이 함께 재빠르게 병상을 밀며 병실을 나선다. 랜스가 클로이에게 눈짓을 보내고, 사람들 뒤를 바짝 따라 문밖으로 걸어간다.</w:t>
+              <w:t>△医生和安保一起麻利地推着病床离开房间，德里克给妮可使了个眼色，紧跟在众人身后朝门外走去。</w:t>
+            </w:r>
+          </w:p>
+        </w:tc>
+        <w:tc>
+          <w:tcPr>
+            <w:tcW w:type="dxa" w:w="4819"/>
+          </w:tcPr>
+          <w:p>
+            <w:r>
+              <w:rPr>
+                <w:rFonts w:ascii="맑은 고딕" w:hAnsi="맑은 고딕" w:eastAsia="맑은 고딕"/>
+                <w:b w:val="0"/>
+                <w:sz w:val="19"/>
+              </w:rPr>
+              <w:t>△ 의사와 경비원이 함께 재빠르게 병상을 밀며 병실을 나선다. 데릭이 니콜에게 눈짓을 보내고, 사람들 뒤를 바짝 따라 문밖으로 걸어간다.</w:t>
             </w:r>
           </w:p>
         </w:tc>
@@ -8247,22 +8247,22 @@
                 <w:color w:val="595959"/>
                 <w:sz w:val="19"/>
               </w:rPr>
-              <w:t>蕾切尔（冷声）：站住！兰斯，我让你走了吗？解释一下，我未婚夫的医疗保险，为什么会被拒保？</w:t>
-            </w:r>
-          </w:p>
-        </w:tc>
-        <w:tc>
-          <w:tcPr>
-            <w:tcW w:type="dxa" w:w="4819"/>
-          </w:tcPr>
-          <w:p>
-            <w:r>
-              <w:rPr>
-                <w:rFonts w:ascii="맑은 고딕" w:hAnsi="맑은 고딕" w:eastAsia="맑은 고딕"/>
-                <w:b w:val="0"/>
-                <w:sz w:val="19"/>
-              </w:rPr>
-              <w:t>레이첼(차갑게): 거기 서! 랜스, 내가 가라고 했어? 설명해봐, 내 약혼자 의료보험이 왜 거절당한 거지?</w:t>
+              <w:t>蕾切尔（冷声）：站住！德里克，我让你走了吗？解释一下，我未婚夫的医疗保险，为什么会被拒保？</w:t>
+            </w:r>
+          </w:p>
+        </w:tc>
+        <w:tc>
+          <w:tcPr>
+            <w:tcW w:type="dxa" w:w="4819"/>
+          </w:tcPr>
+          <w:p>
+            <w:r>
+              <w:rPr>
+                <w:rFonts w:ascii="맑은 고딕" w:hAnsi="맑은 고딕" w:eastAsia="맑은 고딕"/>
+                <w:b w:val="0"/>
+                <w:sz w:val="19"/>
+              </w:rPr>
+              <w:t>레이첼(차갑게): 거기 서! 데릭, 내가 가라고 했어? 설명해봐, 내 약혼자 의료보험이 왜 거절당한 거지?</w:t>
             </w:r>
           </w:p>
         </w:tc>
@@ -8280,22 +8280,22 @@
                 <w:color w:val="595959"/>
                 <w:sz w:val="19"/>
               </w:rPr>
-              <w:t>△兰斯停在原地，转过身挤出一个难看的笑容。</w:t>
-            </w:r>
-          </w:p>
-        </w:tc>
-        <w:tc>
-          <w:tcPr>
-            <w:tcW w:type="dxa" w:w="4819"/>
-          </w:tcPr>
-          <w:p>
-            <w:r>
-              <w:rPr>
-                <w:rFonts w:ascii="맑은 고딕" w:hAnsi="맑은 고딕" w:eastAsia="맑은 고딕"/>
-                <w:b w:val="0"/>
-                <w:sz w:val="19"/>
-              </w:rPr>
-              <w:t>△ 랜스가 그 자리에 멈춰 서서, 몸을 돌려 억지웃음을 짜낸다.</w:t>
+              <w:t>△德里克停在原地，转过身挤出一个难看的笑容。</w:t>
+            </w:r>
+          </w:p>
+        </w:tc>
+        <w:tc>
+          <w:tcPr>
+            <w:tcW w:type="dxa" w:w="4819"/>
+          </w:tcPr>
+          <w:p>
+            <w:r>
+              <w:rPr>
+                <w:rFonts w:ascii="맑은 고딕" w:hAnsi="맑은 고딕" w:eastAsia="맑은 고딕"/>
+                <w:b w:val="0"/>
+                <w:sz w:val="19"/>
+              </w:rPr>
+              <w:t>△ 데릭이 그 자리에 멈춰 서서, 몸을 돌려 억지웃음을 짜낸다.</w:t>
             </w:r>
           </w:p>
         </w:tc>
@@ -8313,22 +8313,22 @@
                 <w:color w:val="595959"/>
                 <w:sz w:val="19"/>
               </w:rPr>
-              <w:t>兰斯（擦了擦汗）：蕾切尔小姐，这是因为——因为他的信用评级不够，所以——</w:t>
-            </w:r>
-          </w:p>
-        </w:tc>
-        <w:tc>
-          <w:tcPr>
-            <w:tcW w:type="dxa" w:w="4819"/>
-          </w:tcPr>
-          <w:p>
-            <w:r>
-              <w:rPr>
-                <w:rFonts w:ascii="맑은 고딕" w:hAnsi="맑은 고딕" w:eastAsia="맑은 고딕"/>
-                <w:b w:val="0"/>
-                <w:sz w:val="19"/>
-              </w:rPr>
-              <w:t>랜스(땀을 닦으며): 레이첼 님, 그건— 그게 그의 신용 등급이 부족해서— 그래서—</w:t>
+              <w:t>德里克（擦了擦汗）：蕾切尔小姐，这是因为——因为他的信用评级不够，所以——</w:t>
+            </w:r>
+          </w:p>
+        </w:tc>
+        <w:tc>
+          <w:tcPr>
+            <w:tcW w:type="dxa" w:w="4819"/>
+          </w:tcPr>
+          <w:p>
+            <w:r>
+              <w:rPr>
+                <w:rFonts w:ascii="맑은 고딕" w:hAnsi="맑은 고딕" w:eastAsia="맑은 고딕"/>
+                <w:b w:val="0"/>
+                <w:sz w:val="19"/>
+              </w:rPr>
+              <w:t>데릭(땀을 닦으며): 레이첼 님, 그건— 그게 그의 신용 등급이 부족해서— 그래서—</w:t>
             </w:r>
           </w:p>
         </w:tc>
@@ -8346,22 +8346,22 @@
                 <w:color w:val="595959"/>
                 <w:sz w:val="19"/>
               </w:rPr>
-              <w:t>△秘书立刻将手里的平板电脑屏幕怼到兰斯脸上。</w:t>
-            </w:r>
-          </w:p>
-        </w:tc>
-        <w:tc>
-          <w:tcPr>
-            <w:tcW w:type="dxa" w:w="4819"/>
-          </w:tcPr>
-          <w:p>
-            <w:r>
-              <w:rPr>
-                <w:rFonts w:ascii="맑은 고딕" w:hAnsi="맑은 고딕" w:eastAsia="맑은 고딕"/>
-                <w:b w:val="0"/>
-                <w:sz w:val="19"/>
-              </w:rPr>
-              <w:t>△ 비서가 즉시 손에 든 태블릿 화면을 랜스의 얼굴에 들이민다.</w:t>
+              <w:t>△秘书立刻将手里的平板电脑屏幕怼到德里克脸上。</w:t>
+            </w:r>
+          </w:p>
+        </w:tc>
+        <w:tc>
+          <w:tcPr>
+            <w:tcW w:type="dxa" w:w="4819"/>
+          </w:tcPr>
+          <w:p>
+            <w:r>
+              <w:rPr>
+                <w:rFonts w:ascii="맑은 고딕" w:hAnsi="맑은 고딕" w:eastAsia="맑은 고딕"/>
+                <w:b w:val="0"/>
+                <w:sz w:val="19"/>
+              </w:rPr>
+              <w:t>△ 비서가 즉시 손에 든 태블릿 화면을 데릭의 얼굴에 들이민다.</w:t>
             </w:r>
           </w:p>
         </w:tc>
@@ -8412,22 +8412,22 @@
                 <w:color w:val="595959"/>
                 <w:sz w:val="19"/>
               </w:rPr>
-              <w:t>△兰斯面如死灰。</w:t>
-            </w:r>
-          </w:p>
-        </w:tc>
-        <w:tc>
-          <w:tcPr>
-            <w:tcW w:type="dxa" w:w="4819"/>
-          </w:tcPr>
-          <w:p>
-            <w:r>
-              <w:rPr>
-                <w:rFonts w:ascii="맑은 고딕" w:hAnsi="맑은 고딕" w:eastAsia="맑은 고딕"/>
-                <w:b w:val="0"/>
-                <w:sz w:val="19"/>
-              </w:rPr>
-              <w:t>△ 랜스의 얼굴이 사색이 된다.</w:t>
+              <w:t>△德里克面如死灰。</w:t>
+            </w:r>
+          </w:p>
+        </w:tc>
+        <w:tc>
+          <w:tcPr>
+            <w:tcW w:type="dxa" w:w="4819"/>
+          </w:tcPr>
+          <w:p>
+            <w:r>
+              <w:rPr>
+                <w:rFonts w:ascii="맑은 고딕" w:hAnsi="맑은 고딕" w:eastAsia="맑은 고딕"/>
+                <w:b w:val="0"/>
+                <w:sz w:val="19"/>
+              </w:rPr>
+              <w:t>△ 데릭의 얼굴이 사색이 된다.</w:t>
             </w:r>
           </w:p>
         </w:tc>
@@ -8445,22 +8445,22 @@
                 <w:color w:val="595959"/>
                 <w:sz w:val="19"/>
               </w:rPr>
-              <w:t>蕾切尔（冷漠）：兰斯，你不仅严重违反了公司规定，还败坏了我们卡特集团的名誉！你被正式开除了。而且我保证，你这辈子都别想在这个圈子里找到工作！</w:t>
-            </w:r>
-          </w:p>
-        </w:tc>
-        <w:tc>
-          <w:tcPr>
-            <w:tcW w:type="dxa" w:w="4819"/>
-          </w:tcPr>
-          <w:p>
-            <w:r>
-              <w:rPr>
-                <w:rFonts w:ascii="맑은 고딕" w:hAnsi="맑은 고딕" w:eastAsia="맑은 고딕"/>
-                <w:b w:val="0"/>
-                <w:sz w:val="19"/>
-              </w:rPr>
-              <w:t>레이첼(냉담하게): 랜스, 넌 회사 규정을 심각하게 위반했을 뿐 아니라 우리 카터 그룹의 명예까지 훼손했어! 너 정식으로 해고야. 그리고 장담하는데, 넌 평생 이 바닥에서 일자리 못 구할 줄 알아!</w:t>
+              <w:t>蕾切尔（冷漠）：德里克，你不仅严重违反了公司规定，还败坏了我们卡特集团的名誉！你被正式开除了。而且我保证，你这辈子都别想在这个圈子里找到工作！</w:t>
+            </w:r>
+          </w:p>
+        </w:tc>
+        <w:tc>
+          <w:tcPr>
+            <w:tcW w:type="dxa" w:w="4819"/>
+          </w:tcPr>
+          <w:p>
+            <w:r>
+              <w:rPr>
+                <w:rFonts w:ascii="맑은 고딕" w:hAnsi="맑은 고딕" w:eastAsia="맑은 고딕"/>
+                <w:b w:val="0"/>
+                <w:sz w:val="19"/>
+              </w:rPr>
+              <w:t>레이첼(냉담하게): 데릭, 넌 회사 규정을 심각하게 위반했을 뿐 아니라 우리 카터 그룹의 명예까지 훼손했어! 너 정식으로 해고야. 그리고 장담하는데, 넌 평생 이 바닥에서 일자리 못 구할 줄 알아!</w:t>
             </w:r>
           </w:p>
         </w:tc>
@@ -8478,22 +8478,22 @@
                 <w:color w:val="595959"/>
                 <w:sz w:val="19"/>
               </w:rPr>
-              <w:t>△兰斯绝望地跌坐在地上。</w:t>
-            </w:r>
-          </w:p>
-        </w:tc>
-        <w:tc>
-          <w:tcPr>
-            <w:tcW w:type="dxa" w:w="4819"/>
-          </w:tcPr>
-          <w:p>
-            <w:r>
-              <w:rPr>
-                <w:rFonts w:ascii="맑은 고딕" w:hAnsi="맑은 고딕" w:eastAsia="맑은 고딕"/>
-                <w:b w:val="0"/>
-                <w:sz w:val="19"/>
-              </w:rPr>
-              <w:t>△ 랜스가 절망하며 바닥에 주저앉는다.</w:t>
+              <w:t>△德里克绝望地跌坐在地上。</w:t>
+            </w:r>
+          </w:p>
+        </w:tc>
+        <w:tc>
+          <w:tcPr>
+            <w:tcW w:type="dxa" w:w="4819"/>
+          </w:tcPr>
+          <w:p>
+            <w:r>
+              <w:rPr>
+                <w:rFonts w:ascii="맑은 고딕" w:hAnsi="맑은 고딕" w:eastAsia="맑은 고딕"/>
+                <w:b w:val="0"/>
+                <w:sz w:val="19"/>
+              </w:rPr>
+              <w:t>△ 데릭이 절망하며 바닥에 주저앉는다.</w:t>
             </w:r>
           </w:p>
         </w:tc>
@@ -8544,22 +8544,22 @@
                 <w:color w:val="595959"/>
                 <w:sz w:val="19"/>
               </w:rPr>
-              <w:t>△蕾切尔和杰克等人离开病房，克洛伊看着他们的背影满脸愤恨。</w:t>
-            </w:r>
-          </w:p>
-        </w:tc>
-        <w:tc>
-          <w:tcPr>
-            <w:tcW w:type="dxa" w:w="4819"/>
-          </w:tcPr>
-          <w:p>
-            <w:r>
-              <w:rPr>
-                <w:rFonts w:ascii="맑은 고딕" w:hAnsi="맑은 고딕" w:eastAsia="맑은 고딕"/>
-                <w:b w:val="0"/>
-                <w:sz w:val="19"/>
-              </w:rPr>
-              <w:t>△ 레이첼과 잭 일행이 병실을 떠나고, 클로이가 그들의 뒷모습을 바라보며 분한 표정을 짓는다.</w:t>
+              <w:t>△蕾切尔和杰克等人离开病房，妮可看着他们的背影满脸愤恨。</w:t>
+            </w:r>
+          </w:p>
+        </w:tc>
+        <w:tc>
+          <w:tcPr>
+            <w:tcW w:type="dxa" w:w="4819"/>
+          </w:tcPr>
+          <w:p>
+            <w:r>
+              <w:rPr>
+                <w:rFonts w:ascii="맑은 고딕" w:hAnsi="맑은 고딕" w:eastAsia="맑은 고딕"/>
+                <w:b w:val="0"/>
+                <w:sz w:val="19"/>
+              </w:rPr>
+              <w:t>△ 레이첼과 잭 일행이 병실을 떠나고, 니콜이 그들의 뒷모습을 바라보며 분한 표정을 짓는다.</w:t>
             </w:r>
           </w:p>
         </w:tc>
@@ -8577,22 +8577,22 @@
                 <w:color w:val="595959"/>
                 <w:sz w:val="19"/>
               </w:rPr>
-              <w:t>克洛伊（咬牙切齿）：杰克这个废物以后岂不是能过上贵族的生活了！</w:t>
-            </w:r>
-          </w:p>
-        </w:tc>
-        <w:tc>
-          <w:tcPr>
-            <w:tcW w:type="dxa" w:w="4819"/>
-          </w:tcPr>
-          <w:p>
-            <w:r>
-              <w:rPr>
-                <w:rFonts w:ascii="맑은 고딕" w:hAnsi="맑은 고딕" w:eastAsia="맑은 고딕"/>
-                <w:b w:val="0"/>
-                <w:sz w:val="19"/>
-              </w:rPr>
-              <w:t>클로이(이를 갈며): 잭 저 쓸모없는 놈이 이제 귀족 같은 삶을 살게 되는 거잖아!</w:t>
+              <w:t>妮可（咬牙切齿）：杰克这个废物以后岂不是能过上贵族的生活了！</w:t>
+            </w:r>
+          </w:p>
+        </w:tc>
+        <w:tc>
+          <w:tcPr>
+            <w:tcW w:type="dxa" w:w="4819"/>
+          </w:tcPr>
+          <w:p>
+            <w:r>
+              <w:rPr>
+                <w:rFonts w:ascii="맑은 고딕" w:hAnsi="맑은 고딕" w:eastAsia="맑은 고딕"/>
+                <w:b w:val="0"/>
+                <w:sz w:val="19"/>
+              </w:rPr>
+              <w:t>니콜(이를 갈며): 잭 저 쓸모없는 놈이 이제 귀족 같은 삶을 살게 되는 거잖아!</w:t>
             </w:r>
           </w:p>
         </w:tc>
@@ -8610,22 +8610,22 @@
                 <w:color w:val="595959"/>
                 <w:sz w:val="19"/>
               </w:rPr>
-              <w:t>△兰斯双拳紧握，脸色怨毒。</w:t>
-            </w:r>
-          </w:p>
-        </w:tc>
-        <w:tc>
-          <w:tcPr>
-            <w:tcW w:type="dxa" w:w="4819"/>
-          </w:tcPr>
-          <w:p>
-            <w:r>
-              <w:rPr>
-                <w:rFonts w:ascii="맑은 고딕" w:hAnsi="맑은 고딕" w:eastAsia="맑은 고딕"/>
-                <w:b w:val="0"/>
-                <w:sz w:val="19"/>
-              </w:rPr>
-              <w:t>△ 랜스가 두 주먹을 꽉 쥐고, 얼굴에 독기를 띤다.</w:t>
+              <w:t>△德里克双拳紧握，脸色怨毒。</w:t>
+            </w:r>
+          </w:p>
+        </w:tc>
+        <w:tc>
+          <w:tcPr>
+            <w:tcW w:type="dxa" w:w="4819"/>
+          </w:tcPr>
+          <w:p>
+            <w:r>
+              <w:rPr>
+                <w:rFonts w:ascii="맑은 고딕" w:hAnsi="맑은 고딕" w:eastAsia="맑은 고딕"/>
+                <w:b w:val="0"/>
+                <w:sz w:val="19"/>
+              </w:rPr>
+              <w:t>△ 데릭이 두 주먹을 꽉 쥐고, 얼굴에 독기를 띤다.</w:t>
             </w:r>
           </w:p>
         </w:tc>
@@ -8643,22 +8643,22 @@
                 <w:color w:val="595959"/>
                 <w:sz w:val="19"/>
               </w:rPr>
-              <w:t>兰斯（恨声）：别太高估她了，蕾切尔现在随时可能被家族踢出局。杰克最后只会死得更惨！今天的仇，我一定要十倍报复回来！</w:t>
-            </w:r>
-          </w:p>
-        </w:tc>
-        <w:tc>
-          <w:tcPr>
-            <w:tcW w:type="dxa" w:w="4819"/>
-          </w:tcPr>
-          <w:p>
-            <w:r>
-              <w:rPr>
-                <w:rFonts w:ascii="맑은 고딕" w:hAnsi="맑은 고딕" w:eastAsia="맑은 고딕"/>
-                <w:b w:val="0"/>
-                <w:sz w:val="19"/>
-              </w:rPr>
-              <w:t>랜스(한스럽게): 너무 과대평가하지 마. 레이첼은 지금 언제 가문에서 쫓겨나도 이상하지 않아. 잭은 결국 더 비참하게 죽을 거야! 오늘 이 원한, 내가 반드시 열 배로 되갚아주겠어!</w:t>
+              <w:t>德里克（恨声）：别太高估她了，蕾切尔现在随时可能被家族踢出局。杰克最后只会死得更惨！今天的仇，我一定要十倍报复回来！</w:t>
+            </w:r>
+          </w:p>
+        </w:tc>
+        <w:tc>
+          <w:tcPr>
+            <w:tcW w:type="dxa" w:w="4819"/>
+          </w:tcPr>
+          <w:p>
+            <w:r>
+              <w:rPr>
+                <w:rFonts w:ascii="맑은 고딕" w:hAnsi="맑은 고딕" w:eastAsia="맑은 고딕"/>
+                <w:b w:val="0"/>
+                <w:sz w:val="19"/>
+              </w:rPr>
+              <w:t>데릭(한스럽게): 너무 과대평가하지 마. 레이첼은 지금 언제 가문에서 쫓겨나도 이상하지 않아. 잭은 결국 더 비참하게 죽을 거야! 오늘 이 원한, 내가 반드시 열 배로 되갚아주겠어!</w:t>
             </w:r>
           </w:p>
         </w:tc>
@@ -10047,22 +10047,22 @@
                 <w:color w:val="595959"/>
                 <w:sz w:val="19"/>
               </w:rPr>
-              <w:t>人物：杰克、蕾切尔、迈克、亚瑟、下属、宾客们</w:t>
-            </w:r>
-          </w:p>
-        </w:tc>
-        <w:tc>
-          <w:tcPr>
-            <w:tcW w:type="dxa" w:w="4819"/>
-          </w:tcPr>
-          <w:p>
-            <w:r>
-              <w:rPr>
-                <w:rFonts w:ascii="맑은 고딕" w:hAnsi="맑은 고딕" w:eastAsia="맑은 고딕"/>
-                <w:b w:val="0"/>
-                <w:sz w:val="19"/>
-              </w:rPr>
-              <w:t>인물: 잭, 레이첼, 마이크, 아서, 부하, 하객들</w:t>
+              <w:t>人物：杰克、蕾切尔、普雷斯顿、亚瑟、下属、宾客们</w:t>
+            </w:r>
+          </w:p>
+        </w:tc>
+        <w:tc>
+          <w:tcPr>
+            <w:tcW w:type="dxa" w:w="4819"/>
+          </w:tcPr>
+          <w:p>
+            <w:r>
+              <w:rPr>
+                <w:rFonts w:ascii="맑은 고딕" w:hAnsi="맑은 고딕" w:eastAsia="맑은 고딕"/>
+                <w:b w:val="0"/>
+                <w:sz w:val="19"/>
+              </w:rPr>
+              <w:t>인물: 잭, 레이첼, 프레스턴, 아서, 부하, 하객들</w:t>
             </w:r>
           </w:p>
         </w:tc>
@@ -10146,22 +10146,22 @@
                 <w:color w:val="595959"/>
                 <w:sz w:val="19"/>
               </w:rPr>
-              <w:t>△迈克【字幕：Mike Carter/Rachel's Brother/蕾切尔的哥哥】端着一杯香槟，径直走到两人面前，上下打量着杰克。</w:t>
-            </w:r>
-          </w:p>
-        </w:tc>
-        <w:tc>
-          <w:tcPr>
-            <w:tcW w:type="dxa" w:w="4819"/>
-          </w:tcPr>
-          <w:p>
-            <w:r>
-              <w:rPr>
-                <w:rFonts w:ascii="맑은 고딕" w:hAnsi="맑은 고딕" w:eastAsia="맑은 고딕"/>
-                <w:b w:val="0"/>
-                <w:sz w:val="19"/>
-              </w:rPr>
-              <w:t>△ 마이크【자막: Mike Carter / 레이첼의 오빠】가 샴페인 잔을 들고 곧장 두 사람 앞으로 다가와 잭을 위아래로 훑어본다.</w:t>
+              <w:t>△普雷斯顿【字幕：Preston Carter/Rachel's Brother/蕾切尔的哥哥】端着一杯香槟，径直走到两人面前，上下打量着杰克。</w:t>
+            </w:r>
+          </w:p>
+        </w:tc>
+        <w:tc>
+          <w:tcPr>
+            <w:tcW w:type="dxa" w:w="4819"/>
+          </w:tcPr>
+          <w:p>
+            <w:r>
+              <w:rPr>
+                <w:rFonts w:ascii="맑은 고딕" w:hAnsi="맑은 고딕" w:eastAsia="맑은 고딕"/>
+                <w:b w:val="0"/>
+                <w:sz w:val="19"/>
+              </w:rPr>
+              <w:t>△ 프레스턴【자막: Preston Carter / 레이첼의 오빠】가 샴페인 잔을 들고 곧장 두 사람 앞으로 다가와 잭을 위아래로 훑어본다.</w:t>
             </w:r>
           </w:p>
         </w:tc>
@@ -10179,22 +10179,22 @@
                 <w:color w:val="595959"/>
                 <w:sz w:val="19"/>
               </w:rPr>
-              <w:t>迈克（傲慢）：蕾切尔，这个浑身散发着廉价气味的男人是谁？</w:t>
-            </w:r>
-          </w:p>
-        </w:tc>
-        <w:tc>
-          <w:tcPr>
-            <w:tcW w:type="dxa" w:w="4819"/>
-          </w:tcPr>
-          <w:p>
-            <w:r>
-              <w:rPr>
-                <w:rFonts w:ascii="맑은 고딕" w:hAnsi="맑은 고딕" w:eastAsia="맑은 고딕"/>
-                <w:b w:val="0"/>
-                <w:sz w:val="19"/>
-              </w:rPr>
-              <w:t>마이크(거만하게): 레이첼, 온몸에서 싸구려 냄새 풍기는 이 남자는 누구야?</w:t>
+              <w:t>普雷斯顿（傲慢）：蕾切尔，这个浑身散发着廉价气味的男人是谁？</w:t>
+            </w:r>
+          </w:p>
+        </w:tc>
+        <w:tc>
+          <w:tcPr>
+            <w:tcW w:type="dxa" w:w="4819"/>
+          </w:tcPr>
+          <w:p>
+            <w:r>
+              <w:rPr>
+                <w:rFonts w:ascii="맑은 고딕" w:hAnsi="맑은 고딕" w:eastAsia="맑은 고딕"/>
+                <w:b w:val="0"/>
+                <w:sz w:val="19"/>
+              </w:rPr>
+              <w:t>프레스턴(거만하게): 레이첼, 온몸에서 싸구려 냄새 풍기는 이 남자는 누구야?</w:t>
             </w:r>
           </w:p>
         </w:tc>
@@ -10245,22 +10245,22 @@
                 <w:color w:val="595959"/>
                 <w:sz w:val="19"/>
               </w:rPr>
-              <w:t>蕾切尔（坚定）：闭嘴，迈克！他叫杰克·里德，是我的未婚夫。</w:t>
-            </w:r>
-          </w:p>
-        </w:tc>
-        <w:tc>
-          <w:tcPr>
-            <w:tcW w:type="dxa" w:w="4819"/>
-          </w:tcPr>
-          <w:p>
-            <w:r>
-              <w:rPr>
-                <w:rFonts w:ascii="맑은 고딕" w:hAnsi="맑은 고딕" w:eastAsia="맑은 고딕"/>
-                <w:b w:val="0"/>
-                <w:sz w:val="19"/>
-              </w:rPr>
-              <w:t>레이첼(단호하게): 닥쳐, 마이크! 이 사람은 잭 리드, 내 약혼자야.</w:t>
+              <w:t>蕾切尔（坚定）：闭嘴，普雷斯顿！他叫杰克·沙利文，是我的未婚夫。</w:t>
+            </w:r>
+          </w:p>
+        </w:tc>
+        <w:tc>
+          <w:tcPr>
+            <w:tcW w:type="dxa" w:w="4819"/>
+          </w:tcPr>
+          <w:p>
+            <w:r>
+              <w:rPr>
+                <w:rFonts w:ascii="맑은 고딕" w:hAnsi="맑은 고딕" w:eastAsia="맑은 고딕"/>
+                <w:b w:val="0"/>
+                <w:sz w:val="19"/>
+              </w:rPr>
+              <w:t>레이첼(단호하게): 닥쳐, 프레스턴! 이 사람은 잭 설리번, 내 약혼자야.</w:t>
             </w:r>
           </w:p>
         </w:tc>
@@ -10344,22 +10344,22 @@
                 <w:color w:val="595959"/>
                 <w:sz w:val="19"/>
               </w:rPr>
-              <w:t>宾客B（皱眉，低声）：里德？我怎么从没听说过这个家族？</w:t>
-            </w:r>
-          </w:p>
-        </w:tc>
-        <w:tc>
-          <w:tcPr>
-            <w:tcW w:type="dxa" w:w="4819"/>
-          </w:tcPr>
-          <w:p>
-            <w:r>
-              <w:rPr>
-                <w:rFonts w:ascii="맑은 고딕" w:hAnsi="맑은 고딕" w:eastAsia="맑은 고딕"/>
-                <w:b w:val="0"/>
-                <w:sz w:val="19"/>
-              </w:rPr>
-              <w:t>하객B(미간을 찌푸리며, 낮은 목소리로): 리드? 그런 가문은 들어본 적이 없는데?</w:t>
+              <w:t>宾客B（皱眉，低声）：沙利文？我怎么从没听说过这个家族？</w:t>
+            </w:r>
+          </w:p>
+        </w:tc>
+        <w:tc>
+          <w:tcPr>
+            <w:tcW w:type="dxa" w:w="4819"/>
+          </w:tcPr>
+          <w:p>
+            <w:r>
+              <w:rPr>
+                <w:rFonts w:ascii="맑은 고딕" w:hAnsi="맑은 고딕" w:eastAsia="맑은 고딕"/>
+                <w:b w:val="0"/>
+                <w:sz w:val="19"/>
+              </w:rPr>
+              <w:t>하객B(미간을 찌푸리며, 낮은 목소리로): 설리번? 그런 가문은 들어본 적이 없는데?</w:t>
             </w:r>
           </w:p>
         </w:tc>
@@ -10377,22 +10377,22 @@
                 <w:color w:val="595959"/>
                 <w:sz w:val="19"/>
               </w:rPr>
-              <w:t>△迈克愣了一下，随后嗤笑出声。</w:t>
-            </w:r>
-          </w:p>
-        </w:tc>
-        <w:tc>
-          <w:tcPr>
-            <w:tcW w:type="dxa" w:w="4819"/>
-          </w:tcPr>
-          <w:p>
-            <w:r>
-              <w:rPr>
-                <w:rFonts w:ascii="맑은 고딕" w:hAnsi="맑은 고딕" w:eastAsia="맑은 고딕"/>
-                <w:b w:val="0"/>
-                <w:sz w:val="19"/>
-              </w:rPr>
-              <w:t>△ 마이크가 잠시 멍해 있다가 이내 코웃음을 친다.</w:t>
+              <w:t>△普雷斯顿愣了一下，随后嗤笑出声。</w:t>
+            </w:r>
+          </w:p>
+        </w:tc>
+        <w:tc>
+          <w:tcPr>
+            <w:tcW w:type="dxa" w:w="4819"/>
+          </w:tcPr>
+          <w:p>
+            <w:r>
+              <w:rPr>
+                <w:rFonts w:ascii="맑은 고딕" w:hAnsi="맑은 고딕" w:eastAsia="맑은 고딕"/>
+                <w:b w:val="0"/>
+                <w:sz w:val="19"/>
+              </w:rPr>
+              <w:t>△ 프레스턴이 잠시 멍해 있다가 이내 코웃음을 친다.</w:t>
             </w:r>
           </w:p>
         </w:tc>
@@ -10410,22 +10410,22 @@
                 <w:color w:val="595959"/>
                 <w:sz w:val="19"/>
               </w:rPr>
-              <w:t>迈克（讥讽）：蕾切尔，你不会以为随便在马路边找一个男人来冒充未婚夫，就能保住你的继承权吧？</w:t>
-            </w:r>
-          </w:p>
-        </w:tc>
-        <w:tc>
-          <w:tcPr>
-            <w:tcW w:type="dxa" w:w="4819"/>
-          </w:tcPr>
-          <w:p>
-            <w:r>
-              <w:rPr>
-                <w:rFonts w:ascii="맑은 고딕" w:hAnsi="맑은 고딕" w:eastAsia="맑은 고딕"/>
-                <w:b w:val="0"/>
-                <w:sz w:val="19"/>
-              </w:rPr>
-              <w:t>마이크(비꼬며): 레이첼, 설마 길거리에서 아무 남자나 데려다가 약혼자 행세를 시키면 네 상속권을 지킬 수 있다고 생각하는 건 아니겠지?</w:t>
+              <w:t>普雷斯顿（讥讽）：蕾切尔，你不会以为随便在马路边找一个男人来冒充未婚夫，就能保住你的继承权吧？</w:t>
+            </w:r>
+          </w:p>
+        </w:tc>
+        <w:tc>
+          <w:tcPr>
+            <w:tcW w:type="dxa" w:w="4819"/>
+          </w:tcPr>
+          <w:p>
+            <w:r>
+              <w:rPr>
+                <w:rFonts w:ascii="맑은 고딕" w:hAnsi="맑은 고딕" w:eastAsia="맑은 고딕"/>
+                <w:b w:val="0"/>
+                <w:sz w:val="19"/>
+              </w:rPr>
+              <w:t>프레스턴(비꼬며): 레이첼, 설마 길거리에서 아무 남자나 데려다가 약혼자 행세를 시키면 네 상속권을 지킬 수 있다고 생각하는 건 아니겠지?</w:t>
             </w:r>
           </w:p>
         </w:tc>
@@ -10476,22 +10476,22 @@
                 <w:color w:val="595959"/>
                 <w:sz w:val="19"/>
               </w:rPr>
-              <w:t>△迈克摊了摊手。</w:t>
-            </w:r>
-          </w:p>
-        </w:tc>
-        <w:tc>
-          <w:tcPr>
-            <w:tcW w:type="dxa" w:w="4819"/>
-          </w:tcPr>
-          <w:p>
-            <w:r>
-              <w:rPr>
-                <w:rFonts w:ascii="맑은 고딕" w:hAnsi="맑은 고딕" w:eastAsia="맑은 고딕"/>
-                <w:b w:val="0"/>
-                <w:sz w:val="19"/>
-              </w:rPr>
-              <w:t>△ 마이크가 양손을 펼쳐 보인다.</w:t>
+              <w:t>△普雷斯顿摊了摊手。</w:t>
+            </w:r>
+          </w:p>
+        </w:tc>
+        <w:tc>
+          <w:tcPr>
+            <w:tcW w:type="dxa" w:w="4819"/>
+          </w:tcPr>
+          <w:p>
+            <w:r>
+              <w:rPr>
+                <w:rFonts w:ascii="맑은 고딕" w:hAnsi="맑은 고딕" w:eastAsia="맑은 고딕"/>
+                <w:b w:val="0"/>
+                <w:sz w:val="19"/>
+              </w:rPr>
+              <w:t>△ 프레스턴이 양손을 펼쳐 보인다.</w:t>
             </w:r>
           </w:p>
         </w:tc>
@@ -10509,22 +10509,22 @@
                 <w:color w:val="595959"/>
                 <w:sz w:val="19"/>
               </w:rPr>
-              <w:t>迈克（轻蔑）：我只是在提醒你，选男人和管理公司一样，都需要眼光。很遗憾，你都不行。</w:t>
-            </w:r>
-          </w:p>
-        </w:tc>
-        <w:tc>
-          <w:tcPr>
-            <w:tcW w:type="dxa" w:w="4819"/>
-          </w:tcPr>
-          <w:p>
-            <w:r>
-              <w:rPr>
-                <w:rFonts w:ascii="맑은 고딕" w:hAnsi="맑은 고딕" w:eastAsia="맑은 고딕"/>
-                <w:b w:val="0"/>
-                <w:sz w:val="19"/>
-              </w:rPr>
-              <w:t>마이크(경멸하며): 그냥 알려주는 거야, 남자 고르는 것도 회사 경영하는 것도 다 안목이 필요하다고. 안타깝게도 넌 둘 다 안 되잖아.</w:t>
+              <w:t>普雷斯顿（轻蔑）：我只是在提醒你，选男人和管理公司一样，都需要眼光。很遗憾，你都不行。</w:t>
+            </w:r>
+          </w:p>
+        </w:tc>
+        <w:tc>
+          <w:tcPr>
+            <w:tcW w:type="dxa" w:w="4819"/>
+          </w:tcPr>
+          <w:p>
+            <w:r>
+              <w:rPr>
+                <w:rFonts w:ascii="맑은 고딕" w:hAnsi="맑은 고딕" w:eastAsia="맑은 고딕"/>
+                <w:b w:val="0"/>
+                <w:sz w:val="19"/>
+              </w:rPr>
+              <w:t>프레스턴(경멸하며): 그냥 알려주는 거야, 남자 고르는 것도 회사 경영하는 것도 다 안목이 필요하다고. 안타깝게도 넌 둘 다 안 되잖아.</w:t>
             </w:r>
           </w:p>
         </w:tc>
@@ -10542,22 +10542,22 @@
                 <w:color w:val="595959"/>
                 <w:sz w:val="19"/>
               </w:rPr>
-              <w:t>△众宾客掩嘴低笑。杰克上前一步，直视迈克。</w:t>
-            </w:r>
-          </w:p>
-        </w:tc>
-        <w:tc>
-          <w:tcPr>
-            <w:tcW w:type="dxa" w:w="4819"/>
-          </w:tcPr>
-          <w:p>
-            <w:r>
-              <w:rPr>
-                <w:rFonts w:ascii="맑은 고딕" w:hAnsi="맑은 고딕" w:eastAsia="맑은 고딕"/>
-                <w:b w:val="0"/>
-                <w:sz w:val="19"/>
-              </w:rPr>
-              <w:t>△ 하객들이 입을 가리고 낮게 웃는다. 잭이 한 걸음 다가가 마이크를 똑바로 바라본다.</w:t>
+              <w:t>△众宾客掩嘴低笑。杰克上前一步，直视普雷斯顿。</w:t>
+            </w:r>
+          </w:p>
+        </w:tc>
+        <w:tc>
+          <w:tcPr>
+            <w:tcW w:type="dxa" w:w="4819"/>
+          </w:tcPr>
+          <w:p>
+            <w:r>
+              <w:rPr>
+                <w:rFonts w:ascii="맑은 고딕" w:hAnsi="맑은 고딕" w:eastAsia="맑은 고딕"/>
+                <w:b w:val="0"/>
+                <w:sz w:val="19"/>
+              </w:rPr>
+              <w:t>△ 하객들이 입을 가리고 낮게 웃는다. 잭이 한 걸음 다가가 프레스턴을 똑바로 바라본다.</w:t>
             </w:r>
           </w:p>
         </w:tc>
@@ -10608,22 +10608,22 @@
                 <w:color w:val="595959"/>
                 <w:sz w:val="19"/>
               </w:rPr>
-              <w:t>△迈克脸色一变，狠狠瞪着杰克。</w:t>
-            </w:r>
-          </w:p>
-        </w:tc>
-        <w:tc>
-          <w:tcPr>
-            <w:tcW w:type="dxa" w:w="4819"/>
-          </w:tcPr>
-          <w:p>
-            <w:r>
-              <w:rPr>
-                <w:rFonts w:ascii="맑은 고딕" w:hAnsi="맑은 고딕" w:eastAsia="맑은 고딕"/>
-                <w:b w:val="0"/>
-                <w:sz w:val="19"/>
-              </w:rPr>
-              <w:t>△ 마이크의 안색이 변하며, 잭을 매섭게 노려본다.</w:t>
+              <w:t>△普雷斯顿脸色一变，狠狠瞪着杰克。</w:t>
+            </w:r>
+          </w:p>
+        </w:tc>
+        <w:tc>
+          <w:tcPr>
+            <w:tcW w:type="dxa" w:w="4819"/>
+          </w:tcPr>
+          <w:p>
+            <w:r>
+              <w:rPr>
+                <w:rFonts w:ascii="맑은 고딕" w:hAnsi="맑은 고딕" w:eastAsia="맑은 고딕"/>
+                <w:b w:val="0"/>
+                <w:sz w:val="19"/>
+              </w:rPr>
+              <w:t>△ 프레스턴의 안색이 변하며, 잭을 매섭게 노려본다.</w:t>
             </w:r>
           </w:p>
         </w:tc>
@@ -10773,22 +10773,22 @@
                 <w:color w:val="595959"/>
                 <w:sz w:val="19"/>
               </w:rPr>
-              <w:t>△迈克迅速满脸笑意地上前。</w:t>
-            </w:r>
-          </w:p>
-        </w:tc>
-        <w:tc>
-          <w:tcPr>
-            <w:tcW w:type="dxa" w:w="4819"/>
-          </w:tcPr>
-          <w:p>
-            <w:r>
-              <w:rPr>
-                <w:rFonts w:ascii="맑은 고딕" w:hAnsi="맑은 고딕" w:eastAsia="맑은 고딕"/>
-                <w:b w:val="0"/>
-                <w:sz w:val="19"/>
-              </w:rPr>
-              <w:t>△ 마이크가 재빨리 얼굴 가득 미소를 띠고 다가간다.</w:t>
+              <w:t>△普雷斯顿迅速满脸笑意地上前。</w:t>
+            </w:r>
+          </w:p>
+        </w:tc>
+        <w:tc>
+          <w:tcPr>
+            <w:tcW w:type="dxa" w:w="4819"/>
+          </w:tcPr>
+          <w:p>
+            <w:r>
+              <w:rPr>
+                <w:rFonts w:ascii="맑은 고딕" w:hAnsi="맑은 고딕" w:eastAsia="맑은 고딕"/>
+                <w:b w:val="0"/>
+                <w:sz w:val="19"/>
+              </w:rPr>
+              <w:t>△ 프레스턴이 재빨리 얼굴 가득 미소를 띠고 다가간다.</w:t>
             </w:r>
           </w:p>
         </w:tc>
@@ -10806,22 +10806,22 @@
                 <w:color w:val="595959"/>
                 <w:sz w:val="19"/>
               </w:rPr>
-              <w:t>迈克（恭敬）：爷爷，我给您准备了一份特别的生日礼物。</w:t>
-            </w:r>
-          </w:p>
-        </w:tc>
-        <w:tc>
-          <w:tcPr>
-            <w:tcW w:type="dxa" w:w="4819"/>
-          </w:tcPr>
-          <w:p>
-            <w:r>
-              <w:rPr>
-                <w:rFonts w:ascii="맑은 고딕" w:hAnsi="맑은 고딕" w:eastAsia="맑은 고딕"/>
-                <w:b w:val="0"/>
-                <w:sz w:val="19"/>
-              </w:rPr>
-              <w:t>마이크(공손하게): 할아버지, 제가 특별한 생신 선물을 준비했어요.</w:t>
+              <w:t>普雷斯顿（恭敬）：爷爷，我给您准备了一份特别的生日礼物。</w:t>
+            </w:r>
+          </w:p>
+        </w:tc>
+        <w:tc>
+          <w:tcPr>
+            <w:tcW w:type="dxa" w:w="4819"/>
+          </w:tcPr>
+          <w:p>
+            <w:r>
+              <w:rPr>
+                <w:rFonts w:ascii="맑은 고딕" w:hAnsi="맑은 고딕" w:eastAsia="맑은 고딕"/>
+                <w:b w:val="0"/>
+                <w:sz w:val="19"/>
+              </w:rPr>
+              <w:t>프레스턴(공손하게): 할아버지, 제가 특별한 생신 선물을 준비했어요.</w:t>
             </w:r>
           </w:p>
         </w:tc>
@@ -10839,22 +10839,22 @@
                 <w:color w:val="595959"/>
                 <w:sz w:val="19"/>
               </w:rPr>
-              <w:t>△迈克抬手打了个响指。两名下属抬着一幅盖有丝绒布的画作走上前，小心地将它放在展示架上。迈克抓住丝绒布的一角，猛地揭开。</w:t>
-            </w:r>
-          </w:p>
-        </w:tc>
-        <w:tc>
-          <w:tcPr>
-            <w:tcW w:type="dxa" w:w="4819"/>
-          </w:tcPr>
-          <w:p>
-            <w:r>
-              <w:rPr>
-                <w:rFonts w:ascii="맑은 고딕" w:hAnsi="맑은 고딕" w:eastAsia="맑은 고딕"/>
-                <w:b w:val="0"/>
-                <w:sz w:val="19"/>
-              </w:rPr>
-              <w:t>△ 마이크가 손을 들어 손가락을 튕긴다. 부하 두 명이 벨벳 천을 덮은 그림을 들고 다가와, 조심스럽게 전시대 위에 올려놓는다. 마이크가 벨벳 천 한쪽 끝을 잡고 확 걷어낸다.</w:t>
+              <w:t>△普雷斯顿抬手打了个响指。两名下属抬着一幅盖有丝绒布的画作走上前，小心地将它放在展示架上。普雷斯顿抓住丝绒布的一角，猛地揭开。</w:t>
+            </w:r>
+          </w:p>
+        </w:tc>
+        <w:tc>
+          <w:tcPr>
+            <w:tcW w:type="dxa" w:w="4819"/>
+          </w:tcPr>
+          <w:p>
+            <w:r>
+              <w:rPr>
+                <w:rFonts w:ascii="맑은 고딕" w:hAnsi="맑은 고딕" w:eastAsia="맑은 고딕"/>
+                <w:b w:val="0"/>
+                <w:sz w:val="19"/>
+              </w:rPr>
+              <w:t>△ 프레스턴이 손을 들어 손가락을 튕긴다. 부하 두 명이 벨벳 천을 덮은 그림을 들고 다가와, 조심스럽게 전시대 위에 올려놓는다. 프레스턴이 벨벳 천 한쪽 끝을 잡고 확 걷어낸다.</w:t>
             </w:r>
           </w:p>
         </w:tc>
@@ -10905,22 +10905,22 @@
                 <w:color w:val="595959"/>
                 <w:sz w:val="19"/>
               </w:rPr>
-              <w:t>迈克（得意）：这幅画是我特地为您找来的，花了1200万美元！</w:t>
-            </w:r>
-          </w:p>
-        </w:tc>
-        <w:tc>
-          <w:tcPr>
-            <w:tcW w:type="dxa" w:w="4819"/>
-          </w:tcPr>
-          <w:p>
-            <w:r>
-              <w:rPr>
-                <w:rFonts w:ascii="맑은 고딕" w:hAnsi="맑은 고딕" w:eastAsia="맑은 고딕"/>
-                <w:b w:val="0"/>
-                <w:sz w:val="19"/>
-              </w:rPr>
-              <w:t>마이크(득의양양하게): 이 그림은 제가 특별히 할아버지를 위해 구해온 거예요, 1200만 달러 들였어요!</w:t>
+              <w:t>普雷斯顿（得意）：这幅画是我特地为您找来的，花了1200万美元！</w:t>
+            </w:r>
+          </w:p>
+        </w:tc>
+        <w:tc>
+          <w:tcPr>
+            <w:tcW w:type="dxa" w:w="4819"/>
+          </w:tcPr>
+          <w:p>
+            <w:r>
+              <w:rPr>
+                <w:rFonts w:ascii="맑은 고딕" w:hAnsi="맑은 고딕" w:eastAsia="맑은 고딕"/>
+                <w:b w:val="0"/>
+                <w:sz w:val="19"/>
+              </w:rPr>
+              <w:t>프레스턴(득의양양하게): 이 그림은 제가 특별히 할아버지를 위해 구해온 거예요, 1200만 달러 들였어요!</w:t>
             </w:r>
           </w:p>
         </w:tc>
@@ -11004,22 +11004,22 @@
                 <w:color w:val="595959"/>
                 <w:sz w:val="19"/>
               </w:rPr>
-              <w:t>宾客B（感慨）：迈克先生真是太厉害了！看来卡特集团未来肯定交给他了！</w:t>
-            </w:r>
-          </w:p>
-        </w:tc>
-        <w:tc>
-          <w:tcPr>
-            <w:tcW w:type="dxa" w:w="4819"/>
-          </w:tcPr>
-          <w:p>
-            <w:r>
-              <w:rPr>
-                <w:rFonts w:ascii="맑은 고딕" w:hAnsi="맑은 고딕" w:eastAsia="맑은 고딕"/>
-                <w:b w:val="0"/>
-                <w:sz w:val="19"/>
-              </w:rPr>
-              <w:t>하객B(감탄하며): 마이크 님 정말 대단하시네! 카터 그룹은 앞으로 분명 저분한테 넘어가겠어!</w:t>
+              <w:t>宾客B（感慨）：普雷斯顿先生真是太厉害了！看来卡特集团未来肯定交给他了！</w:t>
+            </w:r>
+          </w:p>
+        </w:tc>
+        <w:tc>
+          <w:tcPr>
+            <w:tcW w:type="dxa" w:w="4819"/>
+          </w:tcPr>
+          <w:p>
+            <w:r>
+              <w:rPr>
+                <w:rFonts w:ascii="맑은 고딕" w:hAnsi="맑은 고딕" w:eastAsia="맑은 고딕"/>
+                <w:b w:val="0"/>
+                <w:sz w:val="19"/>
+              </w:rPr>
+              <w:t>하객B(감탄하며): 프레스턴 님 정말 대단하시네! 카터 그룹은 앞으로 분명 저분한테 넘어가겠어!</w:t>
             </w:r>
           </w:p>
         </w:tc>
@@ -11070,22 +11070,22 @@
                 <w:color w:val="595959"/>
                 <w:sz w:val="19"/>
               </w:rPr>
-              <w:t>亚瑟（满意）：不错，人物的神态和光影都很出色。迈克，你有心了。</w:t>
-            </w:r>
-          </w:p>
-        </w:tc>
-        <w:tc>
-          <w:tcPr>
-            <w:tcW w:type="dxa" w:w="4819"/>
-          </w:tcPr>
-          <w:p>
-            <w:r>
-              <w:rPr>
-                <w:rFonts w:ascii="맑은 고딕" w:hAnsi="맑은 고딕" w:eastAsia="맑은 고딕"/>
-                <w:b w:val="0"/>
-                <w:sz w:val="19"/>
-              </w:rPr>
-              <w:t>아서(만족스럽게): 좋구나, 인물의 표정이랑 빛과 그림자 표현이 다 훌륭해. 마이크, 마음을 많이 썼구나.</w:t>
+              <w:t>亚瑟（满意）：不错，人物的神态和光影都很出色。普雷斯顿，你有心了。</w:t>
+            </w:r>
+          </w:p>
+        </w:tc>
+        <w:tc>
+          <w:tcPr>
+            <w:tcW w:type="dxa" w:w="4819"/>
+          </w:tcPr>
+          <w:p>
+            <w:r>
+              <w:rPr>
+                <w:rFonts w:ascii="맑은 고딕" w:hAnsi="맑은 고딕" w:eastAsia="맑은 고딕"/>
+                <w:b w:val="0"/>
+                <w:sz w:val="19"/>
+              </w:rPr>
+              <w:t>아서(만족스럽게): 좋구나, 인물의 표정이랑 빛과 그림자 표현이 다 훌륭해. 프레스턴, 마음을 많이 썼구나.</w:t>
             </w:r>
           </w:p>
         </w:tc>
@@ -11103,22 +11103,22 @@
                 <w:color w:val="595959"/>
                 <w:sz w:val="19"/>
               </w:rPr>
-              <w:t>△迈克一脸得意，斜眼打量着蕾切尔。</w:t>
-            </w:r>
-          </w:p>
-        </w:tc>
-        <w:tc>
-          <w:tcPr>
-            <w:tcW w:type="dxa" w:w="4819"/>
-          </w:tcPr>
-          <w:p>
-            <w:r>
-              <w:rPr>
-                <w:rFonts w:ascii="맑은 고딕" w:hAnsi="맑은 고딕" w:eastAsia="맑은 고딕"/>
-                <w:b w:val="0"/>
-                <w:sz w:val="19"/>
-              </w:rPr>
-              <w:t>△ 마이크가 득의양양한 얼굴로 곁눈질로 레이첼을 훑어본다.</w:t>
+              <w:t>△普雷斯顿一脸得意，斜眼打量着蕾切尔。</w:t>
+            </w:r>
+          </w:p>
+        </w:tc>
+        <w:tc>
+          <w:tcPr>
+            <w:tcW w:type="dxa" w:w="4819"/>
+          </w:tcPr>
+          <w:p>
+            <w:r>
+              <w:rPr>
+                <w:rFonts w:ascii="맑은 고딕" w:hAnsi="맑은 고딕" w:eastAsia="맑은 고딕"/>
+                <w:b w:val="0"/>
+                <w:sz w:val="19"/>
+              </w:rPr>
+              <w:t>△ 프레스턴이 득의양양한 얼굴로 곁눈질로 레이첼을 훑어본다.</w:t>
             </w:r>
           </w:p>
         </w:tc>
@@ -11136,22 +11136,22 @@
                 <w:color w:val="595959"/>
                 <w:sz w:val="19"/>
               </w:rPr>
-              <w:t>迈克（OS，得意）：我整整磨了半年，才让那个收藏家同意把这幅画卖给我。蕾切尔，你拿什么跟我比？</w:t>
-            </w:r>
-          </w:p>
-        </w:tc>
-        <w:tc>
-          <w:tcPr>
-            <w:tcW w:type="dxa" w:w="4819"/>
-          </w:tcPr>
-          <w:p>
-            <w:r>
-              <w:rPr>
-                <w:rFonts w:ascii="맑은 고딕" w:hAnsi="맑은 고딕" w:eastAsia="맑은 고딕"/>
-                <w:b w:val="0"/>
-                <w:sz w:val="19"/>
-              </w:rPr>
-              <w:t>마이크(OS, 득의양양하게): 내가 꼬박 반년을 매달려서야 그 수집가가 이 그림을 나한테 팔겠다고 했어. 레이첼, 네가 나랑 뭘로 비교하겠어?</w:t>
+              <w:t>普雷斯顿（OS，得意）：我整整磨了半年，才让那个收藏家同意把这幅画卖给我。蕾切尔，你拿什么跟我比？</w:t>
+            </w:r>
+          </w:p>
+        </w:tc>
+        <w:tc>
+          <w:tcPr>
+            <w:tcW w:type="dxa" w:w="4819"/>
+          </w:tcPr>
+          <w:p>
+            <w:r>
+              <w:rPr>
+                <w:rFonts w:ascii="맑은 고딕" w:hAnsi="맑은 고딕" w:eastAsia="맑은 고딕"/>
+                <w:b w:val="0"/>
+                <w:sz w:val="19"/>
+              </w:rPr>
+              <w:t>프레스턴(OS, 득의양양하게): 내가 꼬박 반년을 매달려서야 그 수집가가 이 그림을 나한테 팔겠다고 했어. 레이첼, 네가 나랑 뭘로 비교하겠어?</w:t>
             </w:r>
           </w:p>
         </w:tc>
@@ -11169,22 +11169,22 @@
                 <w:color w:val="595959"/>
                 <w:sz w:val="19"/>
               </w:rPr>
-              <w:t>迈克（挑衅）：蕾切尔，你给爷爷准备了什么礼物？</w:t>
-            </w:r>
-          </w:p>
-        </w:tc>
-        <w:tc>
-          <w:tcPr>
-            <w:tcW w:type="dxa" w:w="4819"/>
-          </w:tcPr>
-          <w:p>
-            <w:r>
-              <w:rPr>
-                <w:rFonts w:ascii="맑은 고딕" w:hAnsi="맑은 고딕" w:eastAsia="맑은 고딕"/>
-                <w:b w:val="0"/>
-                <w:sz w:val="19"/>
-              </w:rPr>
-              <w:t>마이크(도발하며): 레이첼, 넌 할아버지한테 무슨 선물 준비했어?</w:t>
+              <w:t>普雷斯顿（挑衅）：蕾切尔，你给爷爷准备了什么礼物？</w:t>
+            </w:r>
+          </w:p>
+        </w:tc>
+        <w:tc>
+          <w:tcPr>
+            <w:tcW w:type="dxa" w:w="4819"/>
+          </w:tcPr>
+          <w:p>
+            <w:r>
+              <w:rPr>
+                <w:rFonts w:ascii="맑은 고딕" w:hAnsi="맑은 고딕" w:eastAsia="맑은 고딕"/>
+                <w:b w:val="0"/>
+                <w:sz w:val="19"/>
+              </w:rPr>
+              <w:t>프레스턴(도발하며): 레이첼, 넌 할아버지한테 무슨 선물 준비했어?</w:t>
             </w:r>
           </w:p>
         </w:tc>
@@ -11235,22 +11235,22 @@
                 <w:color w:val="595959"/>
                 <w:sz w:val="19"/>
               </w:rPr>
-              <w:t>蕾切尔（紧张）：迈克这幅画太好了，你——真的有把握吗？</w:t>
-            </w:r>
-          </w:p>
-        </w:tc>
-        <w:tc>
-          <w:tcPr>
-            <w:tcW w:type="dxa" w:w="4819"/>
-          </w:tcPr>
-          <w:p>
-            <w:r>
-              <w:rPr>
-                <w:rFonts w:ascii="맑은 고딕" w:hAnsi="맑은 고딕" w:eastAsia="맑은 고딕"/>
-                <w:b w:val="0"/>
-                <w:sz w:val="19"/>
-              </w:rPr>
-              <w:t>레이첼(긴장하며): 마이크 저 그림 너무 좋다, 당신— 정말 자신 있어요?</w:t>
+              <w:t>蕾切尔（紧张）：普雷斯顿这幅画太好了，你——真的有把握吗？</w:t>
+            </w:r>
+          </w:p>
+        </w:tc>
+        <w:tc>
+          <w:tcPr>
+            <w:tcW w:type="dxa" w:w="4819"/>
+          </w:tcPr>
+          <w:p>
+            <w:r>
+              <w:rPr>
+                <w:rFonts w:ascii="맑은 고딕" w:hAnsi="맑은 고딕" w:eastAsia="맑은 고딕"/>
+                <w:b w:val="0"/>
+                <w:sz w:val="19"/>
+              </w:rPr>
+              <w:t>레이첼(긴장하며): 프레스턴 저 그림 너무 좋다, 당신— 정말 자신 있어요?</w:t>
             </w:r>
           </w:p>
         </w:tc>
@@ -11557,22 +11557,22 @@
                 <w:color w:val="595959"/>
                 <w:sz w:val="19"/>
               </w:rPr>
-              <w:t>人物：杰克、蕾切尔、迈克、亚瑟、下属、宾客们</w:t>
-            </w:r>
-          </w:p>
-        </w:tc>
-        <w:tc>
-          <w:tcPr>
-            <w:tcW w:type="dxa" w:w="4819"/>
-          </w:tcPr>
-          <w:p>
-            <w:r>
-              <w:rPr>
-                <w:rFonts w:ascii="맑은 고딕" w:hAnsi="맑은 고딕" w:eastAsia="맑은 고딕"/>
-                <w:b w:val="0"/>
-                <w:sz w:val="19"/>
-              </w:rPr>
-              <w:t>인물: 잭, 레이첼, 마이크, 아서, 부하, 하객들</w:t>
+              <w:t>人物：杰克、蕾切尔、普雷斯顿、亚瑟、下属、宾客们</w:t>
+            </w:r>
+          </w:p>
+        </w:tc>
+        <w:tc>
+          <w:tcPr>
+            <w:tcW w:type="dxa" w:w="4819"/>
+          </w:tcPr>
+          <w:p>
+            <w:r>
+              <w:rPr>
+                <w:rFonts w:ascii="맑은 고딕" w:hAnsi="맑은 고딕" w:eastAsia="맑은 고딕"/>
+                <w:b w:val="0"/>
+                <w:sz w:val="19"/>
+              </w:rPr>
+              <w:t>인물: 잭, 레이첼, 프레스턴, 아서, 부하, 하객들</w:t>
             </w:r>
           </w:p>
         </w:tc>
@@ -11590,22 +11590,22 @@
                 <w:color w:val="595959"/>
                 <w:sz w:val="19"/>
               </w:rPr>
-              <w:t>△迈克上前，嫌弃地拨弄了一下破损的画框。</w:t>
-            </w:r>
-          </w:p>
-        </w:tc>
-        <w:tc>
-          <w:tcPr>
-            <w:tcW w:type="dxa" w:w="4819"/>
-          </w:tcPr>
-          <w:p>
-            <w:r>
-              <w:rPr>
-                <w:rFonts w:ascii="맑은 고딕" w:hAnsi="맑은 고딕" w:eastAsia="맑은 고딕"/>
-                <w:b w:val="0"/>
-                <w:sz w:val="19"/>
-              </w:rPr>
-              <w:t>△ 마이크가 다가가, 못마땅한 듯 부서진 액자를 손가락으로 툭 건드린다.</w:t>
+              <w:t>△普雷斯顿上前，嫌弃地拨弄了一下破损的画框。</w:t>
+            </w:r>
+          </w:p>
+        </w:tc>
+        <w:tc>
+          <w:tcPr>
+            <w:tcW w:type="dxa" w:w="4819"/>
+          </w:tcPr>
+          <w:p>
+            <w:r>
+              <w:rPr>
+                <w:rFonts w:ascii="맑은 고딕" w:hAnsi="맑은 고딕" w:eastAsia="맑은 고딕"/>
+                <w:b w:val="0"/>
+                <w:sz w:val="19"/>
+              </w:rPr>
+              <w:t>△ 프레스턴이 다가가, 못마땅한 듯 부서진 액자를 손가락으로 툭 건드린다.</w:t>
             </w:r>
           </w:p>
         </w:tc>
@@ -11623,22 +11623,22 @@
                 <w:color w:val="595959"/>
                 <w:sz w:val="19"/>
               </w:rPr>
-              <w:t>迈克（嗤笑）：看看这画框，还有这些脏兮兮的颜料。你是从哪个垃圾堆捡回来的？</w:t>
-            </w:r>
-          </w:p>
-        </w:tc>
-        <w:tc>
-          <w:tcPr>
-            <w:tcW w:type="dxa" w:w="4819"/>
-          </w:tcPr>
-          <w:p>
-            <w:r>
-              <w:rPr>
-                <w:rFonts w:ascii="맑은 고딕" w:hAnsi="맑은 고딕" w:eastAsia="맑은 고딕"/>
-                <w:b w:val="0"/>
-                <w:sz w:val="19"/>
-              </w:rPr>
-              <w:t>마이크(비웃으며): 이 액자 좀 봐, 게다가 이 지저분한 물감까지. 대체 어느 쓰레기더미에서 주워온 거야?</w:t>
+              <w:t>普雷斯顿（嗤笑）：看看这画框，还有这些脏兮兮的颜料。你是从哪个垃圾堆捡回来的？</w:t>
+            </w:r>
+          </w:p>
+        </w:tc>
+        <w:tc>
+          <w:tcPr>
+            <w:tcW w:type="dxa" w:w="4819"/>
+          </w:tcPr>
+          <w:p>
+            <w:r>
+              <w:rPr>
+                <w:rFonts w:ascii="맑은 고딕" w:hAnsi="맑은 고딕" w:eastAsia="맑은 고딕"/>
+                <w:b w:val="0"/>
+                <w:sz w:val="19"/>
+              </w:rPr>
+              <w:t>프레스턴(비웃으며): 이 액자 좀 봐, 게다가 이 지저분한 물감까지. 대체 어느 쓰레기더미에서 주워온 거야?</w:t>
             </w:r>
           </w:p>
         </w:tc>
@@ -11953,22 +11953,22 @@
                 <w:color w:val="595959"/>
                 <w:sz w:val="19"/>
               </w:rPr>
-              <w:t>△迈克嘴里发出啧啧声。</w:t>
-            </w:r>
-          </w:p>
-        </w:tc>
-        <w:tc>
-          <w:tcPr>
-            <w:tcW w:type="dxa" w:w="4819"/>
-          </w:tcPr>
-          <w:p>
-            <w:r>
-              <w:rPr>
-                <w:rFonts w:ascii="맑은 고딕" w:hAnsi="맑은 고딕" w:eastAsia="맑은 고딕"/>
-                <w:b w:val="0"/>
-                <w:sz w:val="19"/>
-              </w:rPr>
-              <w:t>△ 마이크가 입으로 쯧쯧 소리를 낸다.</w:t>
+              <w:t>△普雷斯顿嘴里发出啧啧声。</w:t>
+            </w:r>
+          </w:p>
+        </w:tc>
+        <w:tc>
+          <w:tcPr>
+            <w:tcW w:type="dxa" w:w="4819"/>
+          </w:tcPr>
+          <w:p>
+            <w:r>
+              <w:rPr>
+                <w:rFonts w:ascii="맑은 고딕" w:hAnsi="맑은 고딕" w:eastAsia="맑은 고딕"/>
+                <w:b w:val="0"/>
+                <w:sz w:val="19"/>
+              </w:rPr>
+              <w:t>△ 프레스턴이 입으로 쯧쯧 소리를 낸다.</w:t>
             </w:r>
           </w:p>
         </w:tc>
@@ -11986,22 +11986,22 @@
                 <w:color w:val="595959"/>
                 <w:sz w:val="19"/>
               </w:rPr>
-              <w:t>迈克（讥讽）：啧啧啧，你还真是嘴硬啊！</w:t>
-            </w:r>
-          </w:p>
-        </w:tc>
-        <w:tc>
-          <w:tcPr>
-            <w:tcW w:type="dxa" w:w="4819"/>
-          </w:tcPr>
-          <w:p>
-            <w:r>
-              <w:rPr>
-                <w:rFonts w:ascii="맑은 고딕" w:hAnsi="맑은 고딕" w:eastAsia="맑은 고딕"/>
-                <w:b w:val="0"/>
-                <w:sz w:val="19"/>
-              </w:rPr>
-              <w:t>마이크(비꼬며): 쯧쯧쯧, 너 진짜 입만 살았구나!</w:t>
+              <w:t>普雷斯顿（讥讽）：啧啧啧，你还真是嘴硬啊！</w:t>
+            </w:r>
+          </w:p>
+        </w:tc>
+        <w:tc>
+          <w:tcPr>
+            <w:tcW w:type="dxa" w:w="4819"/>
+          </w:tcPr>
+          <w:p>
+            <w:r>
+              <w:rPr>
+                <w:rFonts w:ascii="맑은 고딕" w:hAnsi="맑은 고딕" w:eastAsia="맑은 고딕"/>
+                <w:b w:val="0"/>
+                <w:sz w:val="19"/>
+              </w:rPr>
+              <w:t>프레스턴(비꼬며): 쯧쯧쯧, 너 진짜 입만 살았구나!</w:t>
             </w:r>
           </w:p>
         </w:tc>
@@ -12019,22 +12019,22 @@
                 <w:color w:val="595959"/>
                 <w:sz w:val="19"/>
               </w:rPr>
-              <w:t>△迈克指着那副画，满脸不屑。</w:t>
-            </w:r>
-          </w:p>
-        </w:tc>
-        <w:tc>
-          <w:tcPr>
-            <w:tcW w:type="dxa" w:w="4819"/>
-          </w:tcPr>
-          <w:p>
-            <w:r>
-              <w:rPr>
-                <w:rFonts w:ascii="맑은 고딕" w:hAnsi="맑은 고딕" w:eastAsia="맑은 고딕"/>
-                <w:b w:val="0"/>
-                <w:sz w:val="19"/>
-              </w:rPr>
-              <w:t>△ 마이크가 그 그림을 가리키며 얼굴 가득 불쾌한 표정을 짓는다.</w:t>
+              <w:t>△普雷斯顿指着那副画，满脸不屑。</w:t>
+            </w:r>
+          </w:p>
+        </w:tc>
+        <w:tc>
+          <w:tcPr>
+            <w:tcW w:type="dxa" w:w="4819"/>
+          </w:tcPr>
+          <w:p>
+            <w:r>
+              <w:rPr>
+                <w:rFonts w:ascii="맑은 고딕" w:hAnsi="맑은 고딕" w:eastAsia="맑은 고딕"/>
+                <w:b w:val="0"/>
+                <w:sz w:val="19"/>
+              </w:rPr>
+              <w:t>△ 프레스턴이 그 그림을 가리키며 얼굴 가득 불쾌한 표정을 짓는다.</w:t>
             </w:r>
           </w:p>
         </w:tc>
@@ -12052,22 +12052,22 @@
                 <w:color w:val="595959"/>
                 <w:sz w:val="19"/>
               </w:rPr>
-              <w:t>迈克（傲慢）：我从小就开始接触各种珍贵的收藏品，我敢肯定，这就是一幅拙劣的仿制画！</w:t>
-            </w:r>
-          </w:p>
-        </w:tc>
-        <w:tc>
-          <w:tcPr>
-            <w:tcW w:type="dxa" w:w="4819"/>
-          </w:tcPr>
-          <w:p>
-            <w:r>
-              <w:rPr>
-                <w:rFonts w:ascii="맑은 고딕" w:hAnsi="맑은 고딕" w:eastAsia="맑은 고딕"/>
-                <w:b w:val="0"/>
-                <w:sz w:val="19"/>
-              </w:rPr>
-              <w:t>마이크(거만하게): 난 어릴 때부터 온갖 귀한 소장품들을 접해왔어, 장담하는데 이건 그냥 조잡한 모조품이야!</w:t>
+              <w:t>普雷斯顿（傲慢）：我从小就开始接触各种珍贵的收藏品，我敢肯定，这就是一幅拙劣的仿制画！</w:t>
+            </w:r>
+          </w:p>
+        </w:tc>
+        <w:tc>
+          <w:tcPr>
+            <w:tcW w:type="dxa" w:w="4819"/>
+          </w:tcPr>
+          <w:p>
+            <w:r>
+              <w:rPr>
+                <w:rFonts w:ascii="맑은 고딕" w:hAnsi="맑은 고딕" w:eastAsia="맑은 고딕"/>
+                <w:b w:val="0"/>
+                <w:sz w:val="19"/>
+              </w:rPr>
+              <w:t>프레스턴(거만하게): 난 어릴 때부터 온갖 귀한 소장품들을 접해왔어, 장담하는데 이건 그냥 조잡한 모조품이야!</w:t>
             </w:r>
           </w:p>
         </w:tc>
@@ -12085,22 +12085,22 @@
                 <w:color w:val="595959"/>
                 <w:sz w:val="19"/>
               </w:rPr>
-              <w:t>△杰克看着迈克，缓缓挑起眉毛。</w:t>
-            </w:r>
-          </w:p>
-        </w:tc>
-        <w:tc>
-          <w:tcPr>
-            <w:tcW w:type="dxa" w:w="4819"/>
-          </w:tcPr>
-          <w:p>
-            <w:r>
-              <w:rPr>
-                <w:rFonts w:ascii="맑은 고딕" w:hAnsi="맑은 고딕" w:eastAsia="맑은 고딕"/>
-                <w:b w:val="0"/>
-                <w:sz w:val="19"/>
-              </w:rPr>
-              <w:t>△ 잭이 마이크를 바라보며 천천히 눈썹을 치켜올린다.</w:t>
+              <w:t>△杰克看着普雷斯顿，缓缓挑起眉毛。</w:t>
+            </w:r>
+          </w:p>
+        </w:tc>
+        <w:tc>
+          <w:tcPr>
+            <w:tcW w:type="dxa" w:w="4819"/>
+          </w:tcPr>
+          <w:p>
+            <w:r>
+              <w:rPr>
+                <w:rFonts w:ascii="맑은 고딕" w:hAnsi="맑은 고딕" w:eastAsia="맑은 고딕"/>
+                <w:b w:val="0"/>
+                <w:sz w:val="19"/>
+              </w:rPr>
+              <w:t>△ 잭이 프레스턴을 바라보며 천천히 눈썹을 치켜올린다.</w:t>
             </w:r>
           </w:p>
         </w:tc>
@@ -12151,22 +12151,22 @@
                 <w:color w:val="595959"/>
                 <w:sz w:val="19"/>
               </w:rPr>
-              <w:t>△迈克轻蔑一笑，走到杰克面前紧紧盯着他。</w:t>
-            </w:r>
-          </w:p>
-        </w:tc>
-        <w:tc>
-          <w:tcPr>
-            <w:tcW w:type="dxa" w:w="4819"/>
-          </w:tcPr>
-          <w:p>
-            <w:r>
-              <w:rPr>
-                <w:rFonts w:ascii="맑은 고딕" w:hAnsi="맑은 고딕" w:eastAsia="맑은 고딕"/>
-                <w:b w:val="0"/>
-                <w:sz w:val="19"/>
-              </w:rPr>
-              <w:t>△ 마이크가 경멸하듯 웃으며, 잭 앞으로 다가가 그를 뚫어지게 쳐다본다.</w:t>
+              <w:t>△普雷斯顿轻蔑一笑，走到杰克面前紧紧盯着他。</w:t>
+            </w:r>
+          </w:p>
+        </w:tc>
+        <w:tc>
+          <w:tcPr>
+            <w:tcW w:type="dxa" w:w="4819"/>
+          </w:tcPr>
+          <w:p>
+            <w:r>
+              <w:rPr>
+                <w:rFonts w:ascii="맑은 고딕" w:hAnsi="맑은 고딕" w:eastAsia="맑은 고딕"/>
+                <w:b w:val="0"/>
+                <w:sz w:val="19"/>
+              </w:rPr>
+              <w:t>△ 프레스턴이 경멸하듯 웃으며, 잭 앞으로 다가가 그를 뚫어지게 쳐다본다.</w:t>
             </w:r>
           </w:p>
         </w:tc>
@@ -12184,22 +12184,22 @@
                 <w:color w:val="595959"/>
                 <w:sz w:val="19"/>
               </w:rPr>
-              <w:t>迈克（挑衅）：我有什么不敢的！不用三千万，这幅画要是能值一万美元，我就当着所有人的面向你道歉！</w:t>
-            </w:r>
-          </w:p>
-        </w:tc>
-        <w:tc>
-          <w:tcPr>
-            <w:tcW w:type="dxa" w:w="4819"/>
-          </w:tcPr>
-          <w:p>
-            <w:r>
-              <w:rPr>
-                <w:rFonts w:ascii="맑은 고딕" w:hAnsi="맑은 고딕" w:eastAsia="맑은 고딕"/>
-                <w:b w:val="0"/>
-                <w:sz w:val="19"/>
-              </w:rPr>
-              <w:t>마이크(도발하며): 내가 못 할 게 뭐 있어! 3000만은커녕, 이 그림이 1만 달러 가치라도 있으면 내가 모두 앞에서 너한테 사과할게!</w:t>
+              <w:t>普雷斯顿（挑衅）：我有什么不敢的！不用三千万，这幅画要是能值一万美元，我就当着所有人的面向你道歉！</w:t>
+            </w:r>
+          </w:p>
+        </w:tc>
+        <w:tc>
+          <w:tcPr>
+            <w:tcW w:type="dxa" w:w="4819"/>
+          </w:tcPr>
+          <w:p>
+            <w:r>
+              <w:rPr>
+                <w:rFonts w:ascii="맑은 고딕" w:hAnsi="맑은 고딕" w:eastAsia="맑은 고딕"/>
+                <w:b w:val="0"/>
+                <w:sz w:val="19"/>
+              </w:rPr>
+              <w:t>프레스턴(도발하며): 내가 못 할 게 뭐 있어! 3000만은커녕, 이 그림이 1만 달러 가치라도 있으면 내가 모두 앞에서 너한테 사과할게!</w:t>
             </w:r>
           </w:p>
         </w:tc>
@@ -12217,22 +12217,22 @@
                 <w:color w:val="595959"/>
                 <w:sz w:val="19"/>
               </w:rPr>
-              <w:t>△迈克脸色陡然变冷。</w:t>
-            </w:r>
-          </w:p>
-        </w:tc>
-        <w:tc>
-          <w:tcPr>
-            <w:tcW w:type="dxa" w:w="4819"/>
-          </w:tcPr>
-          <w:p>
-            <w:r>
-              <w:rPr>
-                <w:rFonts w:ascii="맑은 고딕" w:hAnsi="맑은 고딕" w:eastAsia="맑은 고딕"/>
-                <w:b w:val="0"/>
-                <w:sz w:val="19"/>
-              </w:rPr>
-              <w:t>△ 마이크의 얼굴이 갑자기 싸늘해진다.</w:t>
+              <w:t>△普雷斯顿脸色陡然变冷。</w:t>
+            </w:r>
+          </w:p>
+        </w:tc>
+        <w:tc>
+          <w:tcPr>
+            <w:tcW w:type="dxa" w:w="4819"/>
+          </w:tcPr>
+          <w:p>
+            <w:r>
+              <w:rPr>
+                <w:rFonts w:ascii="맑은 고딕" w:hAnsi="맑은 고딕" w:eastAsia="맑은 고딕"/>
+                <w:b w:val="0"/>
+                <w:sz w:val="19"/>
+              </w:rPr>
+              <w:t>△ 프레스턴의 얼굴이 갑자기 싸늘해진다.</w:t>
             </w:r>
           </w:p>
         </w:tc>
@@ -12250,22 +12250,22 @@
                 <w:color w:val="595959"/>
                 <w:sz w:val="19"/>
               </w:rPr>
-              <w:t>迈克：如果它不值，你就和这堆垃圾一起滚出去！永远不准再踏进卡特庄园！</w:t>
-            </w:r>
-          </w:p>
-        </w:tc>
-        <w:tc>
-          <w:tcPr>
-            <w:tcW w:type="dxa" w:w="4819"/>
-          </w:tcPr>
-          <w:p>
-            <w:r>
-              <w:rPr>
-                <w:rFonts w:ascii="맑은 고딕" w:hAnsi="맑은 고딕" w:eastAsia="맑은 고딕"/>
-                <w:b w:val="0"/>
-                <w:sz w:val="19"/>
-              </w:rPr>
-              <w:t>마이크: 만약 가치가 없다면, 넌 이 쓰레기 더미랑 같이 꺼져! 다시는 카터 저택에 발도 못 들이게 할 거야!</w:t>
+              <w:t>普雷斯顿：如果它不值，你就和这堆垃圾一起滚出去！永远不准再踏进卡特庄园！</w:t>
+            </w:r>
+          </w:p>
+        </w:tc>
+        <w:tc>
+          <w:tcPr>
+            <w:tcW w:type="dxa" w:w="4819"/>
+          </w:tcPr>
+          <w:p>
+            <w:r>
+              <w:rPr>
+                <w:rFonts w:ascii="맑은 고딕" w:hAnsi="맑은 고딕" w:eastAsia="맑은 고딕"/>
+                <w:b w:val="0"/>
+                <w:sz w:val="19"/>
+              </w:rPr>
+              <w:t>프레스턴: 만약 가치가 없다면, 넌 이 쓰레기 더미랑 같이 꺼져! 다시는 카터 저택에 발도 못 들이게 할 거야!</w:t>
             </w:r>
           </w:p>
         </w:tc>
@@ -12316,22 +12316,22 @@
                 <w:color w:val="595959"/>
                 <w:sz w:val="19"/>
               </w:rPr>
-              <w:t>蕾切尔（愠怒）：迈克，你别太过分！</w:t>
-            </w:r>
-          </w:p>
-        </w:tc>
-        <w:tc>
-          <w:tcPr>
-            <w:tcW w:type="dxa" w:w="4819"/>
-          </w:tcPr>
-          <w:p>
-            <w:r>
-              <w:rPr>
-                <w:rFonts w:ascii="맑은 고딕" w:hAnsi="맑은 고딕" w:eastAsia="맑은 고딕"/>
-                <w:b w:val="0"/>
-                <w:sz w:val="19"/>
-              </w:rPr>
-              <w:t>레이첼(노여워하며): 마이크, 너무 심하잖아!</w:t>
+              <w:t>蕾切尔（愠怒）：普雷斯顿，你别太过分！</w:t>
+            </w:r>
+          </w:p>
+        </w:tc>
+        <w:tc>
+          <w:tcPr>
+            <w:tcW w:type="dxa" w:w="4819"/>
+          </w:tcPr>
+          <w:p>
+            <w:r>
+              <w:rPr>
+                <w:rFonts w:ascii="맑은 고딕" w:hAnsi="맑은 고딕" w:eastAsia="맑은 고딕"/>
+                <w:b w:val="0"/>
+                <w:sz w:val="19"/>
+              </w:rPr>
+              <w:t>레이첼(노여워하며): 프레스턴, 너무 심하잖아!</w:t>
             </w:r>
           </w:p>
         </w:tc>
@@ -12514,22 +12514,22 @@
                 <w:color w:val="595959"/>
                 <w:sz w:val="19"/>
               </w:rPr>
-              <w:t>△迈克抱着手臂，满脸的嘲弄。</w:t>
-            </w:r>
-          </w:p>
-        </w:tc>
-        <w:tc>
-          <w:tcPr>
-            <w:tcW w:type="dxa" w:w="4819"/>
-          </w:tcPr>
-          <w:p>
-            <w:r>
-              <w:rPr>
-                <w:rFonts w:ascii="맑은 고딕" w:hAnsi="맑은 고딕" w:eastAsia="맑은 고딕"/>
-                <w:b w:val="0"/>
-                <w:sz w:val="19"/>
-              </w:rPr>
-              <w:t>△ 마이크가 팔짱을 낀 채, 얼굴 가득 조롱하는 표정을 짓는다.</w:t>
+              <w:t>△普雷斯顿抱着手臂，满脸的嘲弄。</w:t>
+            </w:r>
+          </w:p>
+        </w:tc>
+        <w:tc>
+          <w:tcPr>
+            <w:tcW w:type="dxa" w:w="4819"/>
+          </w:tcPr>
+          <w:p>
+            <w:r>
+              <w:rPr>
+                <w:rFonts w:ascii="맑은 고딕" w:hAnsi="맑은 고딕" w:eastAsia="맑은 고딕"/>
+                <w:b w:val="0"/>
+                <w:sz w:val="19"/>
+              </w:rPr>
+              <w:t>△ 프레스턴이 팔짱을 낀 채, 얼굴 가득 조롱하는 표정을 짓는다.</w:t>
             </w:r>
           </w:p>
         </w:tc>
@@ -12547,22 +12547,22 @@
                 <w:color w:val="595959"/>
                 <w:sz w:val="19"/>
               </w:rPr>
-              <w:t>迈克：你不会是准备把它撕了，然后假装没这回事吧？</w:t>
-            </w:r>
-          </w:p>
-        </w:tc>
-        <w:tc>
-          <w:tcPr>
-            <w:tcW w:type="dxa" w:w="4819"/>
-          </w:tcPr>
-          <w:p>
-            <w:r>
-              <w:rPr>
-                <w:rFonts w:ascii="맑은 고딕" w:hAnsi="맑은 고딕" w:eastAsia="맑은 고딕"/>
-                <w:b w:val="0"/>
-                <w:sz w:val="19"/>
-              </w:rPr>
-              <w:t>마이크: 설마 그거 찢어놓고 아무 일 없던 척하려는 건 아니겠지?</w:t>
+              <w:t>普雷斯顿：你不会是准备把它撕了，然后假装没这回事吧？</w:t>
+            </w:r>
+          </w:p>
+        </w:tc>
+        <w:tc>
+          <w:tcPr>
+            <w:tcW w:type="dxa" w:w="4819"/>
+          </w:tcPr>
+          <w:p>
+            <w:r>
+              <w:rPr>
+                <w:rFonts w:ascii="맑은 고딕" w:hAnsi="맑은 고딕" w:eastAsia="맑은 고딕"/>
+                <w:b w:val="0"/>
+                <w:sz w:val="19"/>
+              </w:rPr>
+              <w:t>프레스턴: 설마 그거 찢어놓고 아무 일 없던 척하려는 건 아니겠지?</w:t>
             </w:r>
           </w:p>
         </w:tc>
@@ -12580,22 +12580,22 @@
                 <w:color w:val="595959"/>
                 <w:sz w:val="19"/>
               </w:rPr>
-              <w:t>△杰克抬眼看向迈克，嘴角微扬。</w:t>
-            </w:r>
-          </w:p>
-        </w:tc>
-        <w:tc>
-          <w:tcPr>
-            <w:tcW w:type="dxa" w:w="4819"/>
-          </w:tcPr>
-          <w:p>
-            <w:r>
-              <w:rPr>
-                <w:rFonts w:ascii="맑은 고딕" w:hAnsi="맑은 고딕" w:eastAsia="맑은 고딕"/>
-                <w:b w:val="0"/>
-                <w:sz w:val="19"/>
-              </w:rPr>
-              <w:t>△ 잭이 눈을 들어 마이크를 바라보며, 입꼬리를 살짝 올린다.</w:t>
+              <w:t>△杰克抬眼看向普雷斯顿，嘴角微扬。</w:t>
+            </w:r>
+          </w:p>
+        </w:tc>
+        <w:tc>
+          <w:tcPr>
+            <w:tcW w:type="dxa" w:w="4819"/>
+          </w:tcPr>
+          <w:p>
+            <w:r>
+              <w:rPr>
+                <w:rFonts w:ascii="맑은 고딕" w:hAnsi="맑은 고딕" w:eastAsia="맑은 고딕"/>
+                <w:b w:val="0"/>
+                <w:sz w:val="19"/>
+              </w:rPr>
+              <w:t>△ 잭이 눈을 들어 프레스턴을 바라보며, 입꼬리를 살짝 올린다.</w:t>
             </w:r>
           </w:p>
         </w:tc>
@@ -12679,28 +12679,30 @@
                 <w:color w:val="595959"/>
                 <w:sz w:val="19"/>
               </w:rPr>
-              <w:t>△迈克愣住，满脸震惊。</w:t>
-            </w:r>
-          </w:p>
-        </w:tc>
-        <w:tc>
-          <w:tcPr>
-            <w:tcW w:type="dxa" w:w="4819"/>
-          </w:tcPr>
-          <w:p>
-            <w:r>
-              <w:rPr>
-                <w:rFonts w:ascii="맑은 고딕" w:hAnsi="맑은 고딕" w:eastAsia="맑은 고딕"/>
-                <w:b w:val="0"/>
-                <w:sz w:val="19"/>
-              </w:rPr>
-              <w:t>△ 마이크가 그 자리에 굳는다. 얼굴 가득 충격이다.</w:t>
+              <w:t>△普雷斯顿愣住，满脸震惊。</w:t>
+            </w:r>
+          </w:p>
+        </w:tc>
+        <w:tc>
+          <w:tcPr>
+            <w:tcW w:type="dxa" w:w="4819"/>
+          </w:tcPr>
+          <w:p>
+            <w:r>
+              <w:rPr>
+                <w:rFonts w:ascii="맑은 고딕" w:hAnsi="맑은 고딕" w:eastAsia="맑은 고딕"/>
+                <w:b w:val="0"/>
+                <w:sz w:val="19"/>
+              </w:rPr>
+              <w:t>△ 프레스턴이 그 자리에 굳는다. 얼굴 가득 충격이다.</w:t>
             </w:r>
           </w:p>
         </w:tc>
       </w:tr>
     </w:tbl>
     <w:sectPr>
+      <w:headerReference w:type="default" r:id="rId9"/>
+      <w:footerReference w:type="default" r:id="rId10"/>
       <w:pgSz w:w="12240" w:h="15840"/>
       <w:pgMar w:top="1134" w:right="1134" w:bottom="1134" w:left="1134" w:header="720" w:footer="720" w:gutter="0"/>
       <w:cols w:space="720"/>
@@ -12708,6 +12710,26 @@
     </w:sectPr>
   </w:body>
 </w:document>
+</file>
+
+<file path=word/footer1.xml><?xml version="1.0" encoding="utf-8"?>
+<w:ftr xmlns:m="http://schemas.openxmlformats.org/officeDocument/2006/math" xmlns:mc="http://schemas.openxmlformats.org/markup-compatibility/2006" xmlns:mo="http://schemas.microsoft.com/office/mac/office/2008/main" xmlns:mv="urn:schemas-microsoft-com:mac:vml" xmlns:o="urn:schemas-microsoft-com:office:office" xmlns:r="http://schemas.openxmlformats.org/officeDocument/2006/relationships" xmlns:v="urn:schemas-microsoft-com:vml" xmlns:w10="urn:schemas-microsoft-com:office:word" xmlns:w14="http://schemas.microsoft.com/office/word/2010/wordml" xmlns:w="http://schemas.openxmlformats.org/wordprocessingml/2006/main" xmlns:wne="http://schemas.microsoft.com/office/word/2006/wordml" xmlns:wp14="http://schemas.microsoft.com/office/word/2010/wordprocessingDrawing" xmlns:wp="http://schemas.openxmlformats.org/drawingml/2006/wordprocessingDrawing" xmlns:wpc="http://schemas.microsoft.com/office/word/2010/wordprocessingCanvas" xmlns:wpg="http://schemas.microsoft.com/office/word/2010/wordprocessingGroup" xmlns:wpi="http://schemas.microsoft.com/office/word/2010/wordprocessingInk" xmlns:wps="http://schemas.microsoft.com/office/word/2010/wordprocessingShape" mc:Ignorable="w14 wp14">
+  <w:p>
+    <w:pPr>
+      <w:pStyle w:val="Footer"/>
+    </w:pPr>
+  </w:p>
+</w:ftr>
+</file>
+
+<file path=word/header1.xml><?xml version="1.0" encoding="utf-8"?>
+<w:hdr xmlns:m="http://schemas.openxmlformats.org/officeDocument/2006/math" xmlns:mc="http://schemas.openxmlformats.org/markup-compatibility/2006" xmlns:mo="http://schemas.microsoft.com/office/mac/office/2008/main" xmlns:mv="urn:schemas-microsoft-com:mac:vml" xmlns:o="urn:schemas-microsoft-com:office:office" xmlns:r="http://schemas.openxmlformats.org/officeDocument/2006/relationships" xmlns:v="urn:schemas-microsoft-com:vml" xmlns:w10="urn:schemas-microsoft-com:office:word" xmlns:w14="http://schemas.microsoft.com/office/word/2010/wordml" xmlns:w="http://schemas.openxmlformats.org/wordprocessingml/2006/main" xmlns:wne="http://schemas.microsoft.com/office/word/2006/wordml" xmlns:wp14="http://schemas.microsoft.com/office/word/2010/wordprocessingDrawing" xmlns:wp="http://schemas.openxmlformats.org/drawingml/2006/wordprocessingDrawing" xmlns:wpc="http://schemas.microsoft.com/office/word/2010/wordprocessingCanvas" xmlns:wpg="http://schemas.microsoft.com/office/word/2010/wordprocessingGroup" xmlns:wpi="http://schemas.microsoft.com/office/word/2010/wordprocessingInk" xmlns:wps="http://schemas.microsoft.com/office/word/2010/wordprocessingShape" mc:Ignorable="w14 wp14">
+  <w:p>
+    <w:pPr>
+      <w:pStyle w:val="Header"/>
+    </w:pPr>
+  </w:p>
+</w:hdr>
 </file>
 
 <file path=word/numbering.xml><?xml version="1.0" encoding="utf-8"?>
